--- a/radovi/master-rad/master_rad_asd_esp32s3_lat.docx
+++ b/radovi/master-rad/master_rad_asd_esp32s3_lat.docx
@@ -2,9 +2,21 @@
 <file path=word/document.xml><?xml version="1.0" encoding="utf-8"?>
 <w:document xmlns:wpc="http://schemas.microsoft.com/office/word/2010/wordprocessingCanvas" xmlns:cx="http://schemas.microsoft.com/office/drawing/2014/chartex" xmlns:cx1="http://schemas.microsoft.com/office/drawing/2015/9/8/chartex" xmlns:cx2="http://schemas.microsoft.com/office/drawing/2015/10/21/chartex" xmlns:cx3="http://schemas.microsoft.com/office/drawing/2016/5/9/chartex" xmlns:cx4="http://schemas.microsoft.com/office/drawing/2016/5/10/chartex" xmlns:cx5="http://schemas.microsoft.com/office/drawing/2016/5/11/chartex" xmlns:cx6="http://schemas.microsoft.com/office/drawing/2016/5/12/chartex" xmlns:cx7="http://schemas.microsoft.com/office/drawing/2016/5/13/chartex" xmlns:cx8="http://schemas.microsoft.com/office/drawing/2016/5/14/chartex" xmlns:mc="http://schemas.openxmlformats.org/markup-compatibility/2006" xmlns:aink="http://schemas.microsoft.com/office/drawing/2016/ink" xmlns:am3d="http://schemas.microsoft.com/office/drawing/2017/model3d" xmlns:o="urn:schemas-microsoft-com:office:office" xmlns:oel="http://schemas.microsoft.com/office/2019/extlst" xmlns:r="http://schemas.openxmlformats.org/officeDocument/2006/relationships" xmlns:m="http://schemas.openxmlformats.org/officeDocument/2006/math" xmlns:v="urn:schemas-microsoft-com:vml" xmlns:wp14="http://schemas.microsoft.com/office/word/2010/wordprocessingDrawing" xmlns:wp="http://schemas.openxmlformats.org/drawingml/2006/wordprocessingDrawing" xmlns:w10="urn:schemas-microsoft-com:office:word" xmlns:w="http://schemas.openxmlformats.org/wordprocessingml/2006/main" xmlns:w14="http://schemas.microsoft.com/office/word/2010/wordml" xmlns:w15="http://schemas.microsoft.com/office/word/2012/wordml" xmlns:w16cex="http://schemas.microsoft.com/office/word/2018/wordml/cex" xmlns:w16cid="http://schemas.microsoft.com/office/word/2016/wordml/cid" xmlns:w16="http://schemas.microsoft.com/office/word/2018/wordml" xmlns:w16du="http://schemas.microsoft.com/office/word/2023/wordml/word16du" xmlns:w16sdtdh="http://schemas.microsoft.com/office/word/2020/wordml/sdtdatahash" xmlns:w16sdtfl="http://schemas.microsoft.com/office/word/2024/wordml/sdtformatlock" xmlns:w16se="http://schemas.microsoft.com/office/word/2015/wordml/symex" xmlns:wpg="http://schemas.microsoft.com/office/word/2010/wordprocessingGroup" xmlns:wpi="http://schemas.microsoft.com/office/word/2010/wordprocessingInk" xmlns:wne="http://schemas.microsoft.com/office/word/2006/wordml" xmlns:wps="http://schemas.microsoft.com/office/word/2010/wordprocessingShape" mc:Ignorable="w14 w15 w16se w16cid w16 w16cex w16sdtdh w16sdtfl w16du wp14">
   <w:body>
-    <w:p/>
-    <w:p/>
-    <w:p/>
+    <w:p>
+      <w:pPr>
+        <w:spacing w:after="0" w:line="240" w:lineRule="exact"/>
+      </w:pPr>
+    </w:p>
+    <w:p>
+      <w:pPr>
+        <w:spacing w:after="0" w:line="240" w:lineRule="exact"/>
+      </w:pPr>
+    </w:p>
+    <w:p>
+      <w:pPr>
+        <w:spacing w:after="0" w:line="240" w:lineRule="exact"/>
+      </w:pPr>
+    </w:p>
     <w:p>
       <w:pPr>
         <w:spacing w:after="80"/>
@@ -67,11 +79,31 @@
         <w:t>Modul: Embedded sistemi i algoritmi</w:t>
       </w:r>
     </w:p>
-    <w:p/>
-    <w:p/>
-    <w:p/>
-    <w:p/>
-    <w:p/>
+    <w:p>
+      <w:pPr>
+        <w:spacing w:after="0" w:line="240" w:lineRule="exact"/>
+      </w:pPr>
+    </w:p>
+    <w:p>
+      <w:pPr>
+        <w:spacing w:after="0" w:line="240" w:lineRule="exact"/>
+      </w:pPr>
+    </w:p>
+    <w:p>
+      <w:pPr>
+        <w:spacing w:after="0" w:line="240" w:lineRule="exact"/>
+      </w:pPr>
+    </w:p>
+    <w:p>
+      <w:pPr>
+        <w:spacing w:after="0" w:line="240" w:lineRule="exact"/>
+      </w:pPr>
+    </w:p>
+    <w:p>
+      <w:pPr>
+        <w:spacing w:after="0" w:line="240" w:lineRule="exact"/>
+      </w:pPr>
+    </w:p>
     <w:p>
       <w:pPr>
         <w:spacing w:after="80"/>
@@ -84,9 +116,21 @@
         <w:t>Mihajlo Živković</w:t>
       </w:r>
     </w:p>
-    <w:p/>
-    <w:p/>
-    <w:p/>
+    <w:p>
+      <w:pPr>
+        <w:spacing w:after="0" w:line="240" w:lineRule="exact"/>
+      </w:pPr>
+    </w:p>
+    <w:p>
+      <w:pPr>
+        <w:spacing w:after="0" w:line="240" w:lineRule="exact"/>
+      </w:pPr>
+    </w:p>
+    <w:p>
+      <w:pPr>
+        <w:spacing w:after="0" w:line="240" w:lineRule="exact"/>
+      </w:pPr>
+    </w:p>
     <w:p>
       <w:pPr>
         <w:spacing w:after="80"/>
@@ -100,8 +144,16 @@
         <w:t>NENADGLEDANA DETEKCIJA ANOMALIJA ZVUKA MAŠINA NA MIKROKONTROLERU ESP32-S3 SA SAMOKALIBRACIJOM NA LICU MJESTA</w:t>
       </w:r>
     </w:p>
-    <w:p/>
-    <w:p/>
+    <w:p>
+      <w:pPr>
+        <w:spacing w:after="0" w:line="240" w:lineRule="exact"/>
+      </w:pPr>
+    </w:p>
+    <w:p>
+      <w:pPr>
+        <w:spacing w:after="0" w:line="240" w:lineRule="exact"/>
+      </w:pPr>
+    </w:p>
     <w:p>
       <w:pPr>
         <w:spacing w:after="80"/>
@@ -115,14 +167,46 @@
         <w:t>MASTER RAD</w:t>
       </w:r>
     </w:p>
-    <w:p/>
-    <w:p/>
-    <w:p/>
-    <w:p/>
-    <w:p/>
-    <w:p/>
-    <w:p/>
-    <w:p/>
+    <w:p>
+      <w:pPr>
+        <w:spacing w:after="0" w:line="240" w:lineRule="exact"/>
+      </w:pPr>
+    </w:p>
+    <w:p>
+      <w:pPr>
+        <w:spacing w:after="0" w:line="240" w:lineRule="exact"/>
+      </w:pPr>
+    </w:p>
+    <w:p>
+      <w:pPr>
+        <w:spacing w:after="0" w:line="240" w:lineRule="exact"/>
+      </w:pPr>
+    </w:p>
+    <w:p>
+      <w:pPr>
+        <w:spacing w:after="0" w:line="240" w:lineRule="exact"/>
+      </w:pPr>
+    </w:p>
+    <w:p>
+      <w:pPr>
+        <w:spacing w:after="0" w:line="240" w:lineRule="exact"/>
+      </w:pPr>
+    </w:p>
+    <w:p>
+      <w:pPr>
+        <w:spacing w:after="0" w:line="240" w:lineRule="exact"/>
+      </w:pPr>
+    </w:p>
+    <w:p>
+      <w:pPr>
+        <w:spacing w:after="0" w:line="240" w:lineRule="exact"/>
+      </w:pPr>
+    </w:p>
+    <w:p>
+      <w:pPr>
+        <w:spacing w:after="0" w:line="240" w:lineRule="exact"/>
+      </w:pPr>
+    </w:p>
     <w:p>
       <w:pPr>
         <w:spacing w:after="80"/>
@@ -136,12 +220,26 @@
       </w:r>
     </w:p>
     <w:p>
-      <w:r>
+      <w:pPr>
+        <w:spacing w:after="0" w:line="20" w:lineRule="exact"/>
+      </w:pPr>
+      <w:r>
+        <w:rPr>
+          <w:sz w:val="2"/>
+        </w:rPr>
         <w:br w:type="page"/>
       </w:r>
     </w:p>
-    <w:p/>
-    <w:p/>
+    <w:p>
+      <w:pPr>
+        <w:spacing w:after="0" w:line="240" w:lineRule="exact"/>
+      </w:pPr>
+    </w:p>
+    <w:p>
+      <w:pPr>
+        <w:spacing w:after="0" w:line="240" w:lineRule="exact"/>
+      </w:pPr>
+    </w:p>
     <w:p>
       <w:pPr>
         <w:spacing w:after="80"/>
@@ -196,10 +294,26 @@
         <w:t>Odsek/smjer/usmjerenje: Energetika, elektronika i telekomunikacije / Embedded sistemi i algoritmi</w:t>
       </w:r>
     </w:p>
-    <w:p/>
-    <w:p/>
-    <w:p/>
-    <w:p/>
+    <w:p>
+      <w:pPr>
+        <w:spacing w:after="0" w:line="240" w:lineRule="exact"/>
+      </w:pPr>
+    </w:p>
+    <w:p>
+      <w:pPr>
+        <w:spacing w:after="0" w:line="240" w:lineRule="exact"/>
+      </w:pPr>
+    </w:p>
+    <w:p>
+      <w:pPr>
+        <w:spacing w:after="0" w:line="240" w:lineRule="exact"/>
+      </w:pPr>
+    </w:p>
+    <w:p>
+      <w:pPr>
+        <w:spacing w:after="0" w:line="240" w:lineRule="exact"/>
+      </w:pPr>
+    </w:p>
     <w:p>
       <w:pPr>
         <w:spacing w:after="80"/>
@@ -213,9 +327,21 @@
         <w:t>MASTER RAD</w:t>
       </w:r>
     </w:p>
-    <w:p/>
-    <w:p/>
-    <w:p/>
+    <w:p>
+      <w:pPr>
+        <w:spacing w:after="0" w:line="240" w:lineRule="exact"/>
+      </w:pPr>
+    </w:p>
+    <w:p>
+      <w:pPr>
+        <w:spacing w:after="0" w:line="240" w:lineRule="exact"/>
+      </w:pPr>
+    </w:p>
+    <w:p>
+      <w:pPr>
+        <w:spacing w:after="0" w:line="240" w:lineRule="exact"/>
+      </w:pPr>
+    </w:p>
     <w:p>
       <w:pPr>
         <w:spacing w:after="80"/>
@@ -276,12 +402,36 @@
         <w:t>Mentor rada: prof. dr Ivan Mezei, red. prof.</w:t>
       </w:r>
     </w:p>
-    <w:p/>
-    <w:p/>
-    <w:p/>
-    <w:p/>
-    <w:p/>
-    <w:p/>
+    <w:p>
+      <w:pPr>
+        <w:spacing w:after="0" w:line="240" w:lineRule="exact"/>
+      </w:pPr>
+    </w:p>
+    <w:p>
+      <w:pPr>
+        <w:spacing w:after="0" w:line="240" w:lineRule="exact"/>
+      </w:pPr>
+    </w:p>
+    <w:p>
+      <w:pPr>
+        <w:spacing w:after="0" w:line="240" w:lineRule="exact"/>
+      </w:pPr>
+    </w:p>
+    <w:p>
+      <w:pPr>
+        <w:spacing w:after="0" w:line="240" w:lineRule="exact"/>
+      </w:pPr>
+    </w:p>
+    <w:p>
+      <w:pPr>
+        <w:spacing w:after="0" w:line="240" w:lineRule="exact"/>
+      </w:pPr>
+    </w:p>
+    <w:p>
+      <w:pPr>
+        <w:spacing w:after="0" w:line="240" w:lineRule="exact"/>
+      </w:pPr>
+    </w:p>
     <w:p>
       <w:pPr>
         <w:spacing w:after="80"/>
@@ -301,7 +451,13 @@
       </w:r>
     </w:p>
     <w:p>
-      <w:r>
+      <w:pPr>
+        <w:spacing w:after="0" w:line="20" w:lineRule="exact"/>
+      </w:pPr>
+      <w:r>
+        <w:rPr>
+          <w:sz w:val="2"/>
+        </w:rPr>
         <w:br w:type="page"/>
       </w:r>
     </w:p>
@@ -319,26 +475,28 @@
         <w:t>KLJUČNA DOKUMENTACIJSKA INFORMACIJA</w:t>
       </w:r>
     </w:p>
-    <w:p/>
+    <w:p>
+      <w:pPr>
+        <w:spacing w:after="0" w:line="240" w:lineRule="exact"/>
+      </w:pPr>
+    </w:p>
     <w:tbl>
       <w:tblPr>
         <w:tblStyle w:val="TableGrid"/>
         <w:tblW w:w="0" w:type="auto"/>
+        <w:tblLayout w:type="fixed"/>
         <w:tblLook w:val="04A0" w:firstRow="1" w:lastRow="0" w:firstColumn="1" w:lastColumn="0" w:noHBand="0" w:noVBand="1"/>
       </w:tblPr>
       <w:tblGrid>
-        <w:gridCol w:w="3685"/>
-        <w:gridCol w:w="5102"/>
+        <w:gridCol w:w="3402"/>
+        <w:gridCol w:w="5386"/>
       </w:tblGrid>
       <w:tr>
         <w:tc>
           <w:tcPr>
-            <w:tcW w:w="3685" w:type="dxa"/>
-          </w:tcPr>
-          <w:p>
-            <w:pPr>
-              <w:spacing w:after="40"/>
-            </w:pPr>
+            <w:tcW w:w="3402" w:type="dxa"/>
+          </w:tcPr>
+          <w:p>
             <w:r>
               <w:rPr>
                 <w:b/>
@@ -350,24 +508,17 @@
         </w:tc>
         <w:tc>
           <w:tcPr>
-            <w:tcW w:w="5102" w:type="dxa"/>
-          </w:tcPr>
-          <w:p>
-            <w:pPr>
-              <w:spacing w:after="40"/>
-            </w:pPr>
-          </w:p>
+            <w:tcW w:w="5386" w:type="dxa"/>
+          </w:tcPr>
+          <w:p/>
         </w:tc>
       </w:tr>
       <w:tr>
         <w:tc>
           <w:tcPr>
-            <w:tcW w:w="3685" w:type="dxa"/>
-          </w:tcPr>
-          <w:p>
-            <w:pPr>
-              <w:spacing w:after="40"/>
-            </w:pPr>
+            <w:tcW w:w="3402" w:type="dxa"/>
+          </w:tcPr>
+          <w:p>
             <w:r>
               <w:rPr>
                 <w:b/>
@@ -379,24 +530,17 @@
         </w:tc>
         <w:tc>
           <w:tcPr>
-            <w:tcW w:w="5102" w:type="dxa"/>
-          </w:tcPr>
-          <w:p>
-            <w:pPr>
-              <w:spacing w:after="40"/>
-            </w:pPr>
-          </w:p>
+            <w:tcW w:w="5386" w:type="dxa"/>
+          </w:tcPr>
+          <w:p/>
         </w:tc>
       </w:tr>
       <w:tr>
         <w:tc>
           <w:tcPr>
-            <w:tcW w:w="3685" w:type="dxa"/>
-          </w:tcPr>
-          <w:p>
-            <w:pPr>
-              <w:spacing w:after="40"/>
-            </w:pPr>
+            <w:tcW w:w="3402" w:type="dxa"/>
+          </w:tcPr>
+          <w:p>
             <w:r>
               <w:rPr>
                 <w:b/>
@@ -408,12 +552,9 @@
         </w:tc>
         <w:tc>
           <w:tcPr>
-            <w:tcW w:w="5102" w:type="dxa"/>
-          </w:tcPr>
-          <w:p>
-            <w:pPr>
-              <w:spacing w:after="40"/>
-            </w:pPr>
+            <w:tcW w:w="5386" w:type="dxa"/>
+          </w:tcPr>
+          <w:p>
             <w:r>
               <w:rPr>
                 <w:sz w:val="20"/>
@@ -426,12 +567,9 @@
       <w:tr>
         <w:tc>
           <w:tcPr>
-            <w:tcW w:w="3685" w:type="dxa"/>
-          </w:tcPr>
-          <w:p>
-            <w:pPr>
-              <w:spacing w:after="40"/>
-            </w:pPr>
+            <w:tcW w:w="3402" w:type="dxa"/>
+          </w:tcPr>
+          <w:p>
             <w:r>
               <w:rPr>
                 <w:b/>
@@ -443,12 +581,9 @@
         </w:tc>
         <w:tc>
           <w:tcPr>
-            <w:tcW w:w="5102" w:type="dxa"/>
-          </w:tcPr>
-          <w:p>
-            <w:pPr>
-              <w:spacing w:after="40"/>
-            </w:pPr>
+            <w:tcW w:w="5386" w:type="dxa"/>
+          </w:tcPr>
+          <w:p>
             <w:r>
               <w:rPr>
                 <w:sz w:val="20"/>
@@ -461,12 +596,9 @@
       <w:tr>
         <w:tc>
           <w:tcPr>
-            <w:tcW w:w="3685" w:type="dxa"/>
-          </w:tcPr>
-          <w:p>
-            <w:pPr>
-              <w:spacing w:after="40"/>
-            </w:pPr>
+            <w:tcW w:w="3402" w:type="dxa"/>
+          </w:tcPr>
+          <w:p>
             <w:r>
               <w:rPr>
                 <w:b/>
@@ -478,12 +610,9 @@
         </w:tc>
         <w:tc>
           <w:tcPr>
-            <w:tcW w:w="5102" w:type="dxa"/>
-          </w:tcPr>
-          <w:p>
-            <w:pPr>
-              <w:spacing w:after="40"/>
-            </w:pPr>
+            <w:tcW w:w="5386" w:type="dxa"/>
+          </w:tcPr>
+          <w:p>
             <w:r>
               <w:rPr>
                 <w:sz w:val="20"/>
@@ -496,12 +625,9 @@
       <w:tr>
         <w:tc>
           <w:tcPr>
-            <w:tcW w:w="3685" w:type="dxa"/>
-          </w:tcPr>
-          <w:p>
-            <w:pPr>
-              <w:spacing w:after="40"/>
-            </w:pPr>
+            <w:tcW w:w="3402" w:type="dxa"/>
+          </w:tcPr>
+          <w:p>
             <w:r>
               <w:rPr>
                 <w:b/>
@@ -513,12 +639,9 @@
         </w:tc>
         <w:tc>
           <w:tcPr>
-            <w:tcW w:w="5102" w:type="dxa"/>
-          </w:tcPr>
-          <w:p>
-            <w:pPr>
-              <w:spacing w:after="40"/>
-            </w:pPr>
+            <w:tcW w:w="5386" w:type="dxa"/>
+          </w:tcPr>
+          <w:p>
             <w:r>
               <w:rPr>
                 <w:sz w:val="20"/>
@@ -531,12 +654,9 @@
       <w:tr>
         <w:tc>
           <w:tcPr>
-            <w:tcW w:w="3685" w:type="dxa"/>
-          </w:tcPr>
-          <w:p>
-            <w:pPr>
-              <w:spacing w:after="40"/>
-            </w:pPr>
+            <w:tcW w:w="3402" w:type="dxa"/>
+          </w:tcPr>
+          <w:p>
             <w:r>
               <w:rPr>
                 <w:b/>
@@ -548,12 +668,9 @@
         </w:tc>
         <w:tc>
           <w:tcPr>
-            <w:tcW w:w="5102" w:type="dxa"/>
-          </w:tcPr>
-          <w:p>
-            <w:pPr>
-              <w:spacing w:after="40"/>
-            </w:pPr>
+            <w:tcW w:w="5386" w:type="dxa"/>
+          </w:tcPr>
+          <w:p>
             <w:r>
               <w:rPr>
                 <w:sz w:val="20"/>
@@ -566,12 +683,9 @@
       <w:tr>
         <w:tc>
           <w:tcPr>
-            <w:tcW w:w="3685" w:type="dxa"/>
-          </w:tcPr>
-          <w:p>
-            <w:pPr>
-              <w:spacing w:after="40"/>
-            </w:pPr>
+            <w:tcW w:w="3402" w:type="dxa"/>
+          </w:tcPr>
+          <w:p>
             <w:r>
               <w:rPr>
                 <w:b/>
@@ -583,12 +697,9 @@
         </w:tc>
         <w:tc>
           <w:tcPr>
-            <w:tcW w:w="5102" w:type="dxa"/>
-          </w:tcPr>
-          <w:p>
-            <w:pPr>
-              <w:spacing w:after="40"/>
-            </w:pPr>
+            <w:tcW w:w="5386" w:type="dxa"/>
+          </w:tcPr>
+          <w:p>
             <w:r>
               <w:rPr>
                 <w:sz w:val="20"/>
@@ -601,12 +712,9 @@
       <w:tr>
         <w:tc>
           <w:tcPr>
-            <w:tcW w:w="3685" w:type="dxa"/>
-          </w:tcPr>
-          <w:p>
-            <w:pPr>
-              <w:spacing w:after="40"/>
-            </w:pPr>
+            <w:tcW w:w="3402" w:type="dxa"/>
+          </w:tcPr>
+          <w:p>
             <w:r>
               <w:rPr>
                 <w:b/>
@@ -618,12 +726,9 @@
         </w:tc>
         <w:tc>
           <w:tcPr>
-            <w:tcW w:w="5102" w:type="dxa"/>
-          </w:tcPr>
-          <w:p>
-            <w:pPr>
-              <w:spacing w:after="40"/>
-            </w:pPr>
+            <w:tcW w:w="5386" w:type="dxa"/>
+          </w:tcPr>
+          <w:p>
             <w:r>
               <w:rPr>
                 <w:sz w:val="20"/>
@@ -636,12 +741,9 @@
       <w:tr>
         <w:tc>
           <w:tcPr>
-            <w:tcW w:w="3685" w:type="dxa"/>
-          </w:tcPr>
-          <w:p>
-            <w:pPr>
-              <w:spacing w:after="40"/>
-            </w:pPr>
+            <w:tcW w:w="3402" w:type="dxa"/>
+          </w:tcPr>
+          <w:p>
             <w:r>
               <w:rPr>
                 <w:b/>
@@ -653,12 +755,9 @@
         </w:tc>
         <w:tc>
           <w:tcPr>
-            <w:tcW w:w="5102" w:type="dxa"/>
-          </w:tcPr>
-          <w:p>
-            <w:pPr>
-              <w:spacing w:after="40"/>
-            </w:pPr>
+            <w:tcW w:w="5386" w:type="dxa"/>
+          </w:tcPr>
+          <w:p>
             <w:r>
               <w:rPr>
                 <w:sz w:val="20"/>
@@ -671,12 +770,9 @@
       <w:tr>
         <w:tc>
           <w:tcPr>
-            <w:tcW w:w="3685" w:type="dxa"/>
-          </w:tcPr>
-          <w:p>
-            <w:pPr>
-              <w:spacing w:after="40"/>
-            </w:pPr>
+            <w:tcW w:w="3402" w:type="dxa"/>
+          </w:tcPr>
+          <w:p>
             <w:r>
               <w:rPr>
                 <w:b/>
@@ -688,12 +784,9 @@
         </w:tc>
         <w:tc>
           <w:tcPr>
-            <w:tcW w:w="5102" w:type="dxa"/>
-          </w:tcPr>
-          <w:p>
-            <w:pPr>
-              <w:spacing w:after="40"/>
-            </w:pPr>
+            <w:tcW w:w="5386" w:type="dxa"/>
+          </w:tcPr>
+          <w:p>
             <w:r>
               <w:rPr>
                 <w:sz w:val="20"/>
@@ -706,12 +799,9 @@
       <w:tr>
         <w:tc>
           <w:tcPr>
-            <w:tcW w:w="3685" w:type="dxa"/>
-          </w:tcPr>
-          <w:p>
-            <w:pPr>
-              <w:spacing w:after="40"/>
-            </w:pPr>
+            <w:tcW w:w="3402" w:type="dxa"/>
+          </w:tcPr>
+          <w:p>
             <w:r>
               <w:rPr>
                 <w:b/>
@@ -723,12 +813,9 @@
         </w:tc>
         <w:tc>
           <w:tcPr>
-            <w:tcW w:w="5102" w:type="dxa"/>
-          </w:tcPr>
-          <w:p>
-            <w:pPr>
-              <w:spacing w:after="40"/>
-            </w:pPr>
+            <w:tcW w:w="5386" w:type="dxa"/>
+          </w:tcPr>
+          <w:p>
             <w:r>
               <w:rPr>
                 <w:sz w:val="20"/>
@@ -741,12 +828,9 @@
       <w:tr>
         <w:tc>
           <w:tcPr>
-            <w:tcW w:w="3685" w:type="dxa"/>
-          </w:tcPr>
-          <w:p>
-            <w:pPr>
-              <w:spacing w:after="40"/>
-            </w:pPr>
+            <w:tcW w:w="3402" w:type="dxa"/>
+          </w:tcPr>
+          <w:p>
             <w:r>
               <w:rPr>
                 <w:b/>
@@ -758,12 +842,9 @@
         </w:tc>
         <w:tc>
           <w:tcPr>
-            <w:tcW w:w="5102" w:type="dxa"/>
-          </w:tcPr>
-          <w:p>
-            <w:pPr>
-              <w:spacing w:after="40"/>
-            </w:pPr>
+            <w:tcW w:w="5386" w:type="dxa"/>
+          </w:tcPr>
+          <w:p>
             <w:r>
               <w:rPr>
                 <w:sz w:val="20"/>
@@ -776,12 +857,9 @@
       <w:tr>
         <w:tc>
           <w:tcPr>
-            <w:tcW w:w="3685" w:type="dxa"/>
-          </w:tcPr>
-          <w:p>
-            <w:pPr>
-              <w:spacing w:after="40"/>
-            </w:pPr>
+            <w:tcW w:w="3402" w:type="dxa"/>
+          </w:tcPr>
+          <w:p>
             <w:r>
               <w:rPr>
                 <w:b/>
@@ -793,12 +871,9 @@
         </w:tc>
         <w:tc>
           <w:tcPr>
-            <w:tcW w:w="5102" w:type="dxa"/>
-          </w:tcPr>
-          <w:p>
-            <w:pPr>
-              <w:spacing w:after="40"/>
-            </w:pPr>
+            <w:tcW w:w="5386" w:type="dxa"/>
+          </w:tcPr>
+          <w:p>
             <w:r>
               <w:rPr>
                 <w:sz w:val="20"/>
@@ -811,12 +886,9 @@
       <w:tr>
         <w:tc>
           <w:tcPr>
-            <w:tcW w:w="3685" w:type="dxa"/>
-          </w:tcPr>
-          <w:p>
-            <w:pPr>
-              <w:spacing w:after="40"/>
-            </w:pPr>
+            <w:tcW w:w="3402" w:type="dxa"/>
+          </w:tcPr>
+          <w:p>
             <w:r>
               <w:rPr>
                 <w:b/>
@@ -828,12 +900,9 @@
         </w:tc>
         <w:tc>
           <w:tcPr>
-            <w:tcW w:w="5102" w:type="dxa"/>
-          </w:tcPr>
-          <w:p>
-            <w:pPr>
-              <w:spacing w:after="40"/>
-            </w:pPr>
+            <w:tcW w:w="5386" w:type="dxa"/>
+          </w:tcPr>
+          <w:p>
             <w:r>
               <w:rPr>
                 <w:sz w:val="20"/>
@@ -846,12 +915,9 @@
       <w:tr>
         <w:tc>
           <w:tcPr>
-            <w:tcW w:w="3685" w:type="dxa"/>
-          </w:tcPr>
-          <w:p>
-            <w:pPr>
-              <w:spacing w:after="40"/>
-            </w:pPr>
+            <w:tcW w:w="3402" w:type="dxa"/>
+          </w:tcPr>
+          <w:p>
             <w:r>
               <w:rPr>
                 <w:b/>
@@ -863,17 +929,38 @@
         </w:tc>
         <w:tc>
           <w:tcPr>
-            <w:tcW w:w="5102" w:type="dxa"/>
-          </w:tcPr>
-          <w:p>
-            <w:pPr>
-              <w:spacing w:after="40"/>
-            </w:pPr>
-            <w:r>
-              <w:rPr>
-                <w:sz w:val="20"/>
-              </w:rPr>
-              <w:t>9 poglavlja / 47 strana / 12 citata / 20 tabela / 6 slika / 0 grafika / 3 priloga</w:t>
+            <w:tcW w:w="5386" w:type="dxa"/>
+          </w:tcPr>
+          <w:p>
+            <w:r>
+              <w:rPr>
+                <w:sz w:val="20"/>
+              </w:rPr>
+              <w:t xml:space="preserve">9 poglavlja / </w:t>
+            </w:r>
+            <w:r>
+              <w:fldChar w:fldCharType="begin"/>
+            </w:r>
+            <w:r>
+              <w:instrText>NUMPAGES</w:instrText>
+            </w:r>
+            <w:r>
+              <w:fldChar w:fldCharType="separate"/>
+            </w:r>
+            <w:r>
+              <w:rPr>
+                <w:noProof/>
+              </w:rPr>
+              <w:t>42</w:t>
+            </w:r>
+            <w:r>
+              <w:fldChar w:fldCharType="end"/>
+            </w:r>
+            <w:r>
+              <w:rPr>
+                <w:sz w:val="20"/>
+              </w:rPr>
+              <w:t xml:space="preserve"> strana / 12 citata / 20 tabela / 6 slika / 0 grafika / 3 priloga</w:t>
             </w:r>
           </w:p>
         </w:tc>
@@ -881,12 +968,9 @@
       <w:tr>
         <w:tc>
           <w:tcPr>
-            <w:tcW w:w="3685" w:type="dxa"/>
-          </w:tcPr>
-          <w:p>
-            <w:pPr>
-              <w:spacing w:after="40"/>
-            </w:pPr>
+            <w:tcW w:w="3402" w:type="dxa"/>
+          </w:tcPr>
+          <w:p>
             <w:r>
               <w:rPr>
                 <w:b/>
@@ -898,12 +982,9 @@
         </w:tc>
         <w:tc>
           <w:tcPr>
-            <w:tcW w:w="5102" w:type="dxa"/>
-          </w:tcPr>
-          <w:p>
-            <w:pPr>
-              <w:spacing w:after="40"/>
-            </w:pPr>
+            <w:tcW w:w="5386" w:type="dxa"/>
+          </w:tcPr>
+          <w:p>
             <w:r>
               <w:rPr>
                 <w:sz w:val="20"/>
@@ -916,12 +997,9 @@
       <w:tr>
         <w:tc>
           <w:tcPr>
-            <w:tcW w:w="3685" w:type="dxa"/>
-          </w:tcPr>
-          <w:p>
-            <w:pPr>
-              <w:spacing w:after="40"/>
-            </w:pPr>
+            <w:tcW w:w="3402" w:type="dxa"/>
+          </w:tcPr>
+          <w:p>
             <w:r>
               <w:rPr>
                 <w:b/>
@@ -933,12 +1011,9 @@
         </w:tc>
         <w:tc>
           <w:tcPr>
-            <w:tcW w:w="5102" w:type="dxa"/>
-          </w:tcPr>
-          <w:p>
-            <w:pPr>
-              <w:spacing w:after="40"/>
-            </w:pPr>
+            <w:tcW w:w="5386" w:type="dxa"/>
+          </w:tcPr>
+          <w:p>
             <w:r>
               <w:rPr>
                 <w:sz w:val="20"/>
@@ -951,12 +1026,9 @@
       <w:tr>
         <w:tc>
           <w:tcPr>
-            <w:tcW w:w="3685" w:type="dxa"/>
-          </w:tcPr>
-          <w:p>
-            <w:pPr>
-              <w:spacing w:after="40"/>
-            </w:pPr>
+            <w:tcW w:w="3402" w:type="dxa"/>
+          </w:tcPr>
+          <w:p>
             <w:r>
               <w:rPr>
                 <w:b/>
@@ -968,12 +1040,9 @@
         </w:tc>
         <w:tc>
           <w:tcPr>
-            <w:tcW w:w="5102" w:type="dxa"/>
-          </w:tcPr>
-          <w:p>
-            <w:pPr>
-              <w:spacing w:after="40"/>
-            </w:pPr>
+            <w:tcW w:w="5386" w:type="dxa"/>
+          </w:tcPr>
+          <w:p>
             <w:r>
               <w:rPr>
                 <w:sz w:val="20"/>
@@ -986,12 +1055,9 @@
       <w:tr>
         <w:tc>
           <w:tcPr>
-            <w:tcW w:w="3685" w:type="dxa"/>
-          </w:tcPr>
-          <w:p>
-            <w:pPr>
-              <w:spacing w:after="40"/>
-            </w:pPr>
+            <w:tcW w:w="3402" w:type="dxa"/>
+          </w:tcPr>
+          <w:p>
             <w:r>
               <w:rPr>
                 <w:b/>
@@ -1003,24 +1069,17 @@
         </w:tc>
         <w:tc>
           <w:tcPr>
-            <w:tcW w:w="5102" w:type="dxa"/>
-          </w:tcPr>
-          <w:p>
-            <w:pPr>
-              <w:spacing w:after="40"/>
-            </w:pPr>
-          </w:p>
+            <w:tcW w:w="5386" w:type="dxa"/>
+          </w:tcPr>
+          <w:p/>
         </w:tc>
       </w:tr>
       <w:tr>
         <w:tc>
           <w:tcPr>
-            <w:tcW w:w="3685" w:type="dxa"/>
-          </w:tcPr>
-          <w:p>
-            <w:pPr>
-              <w:spacing w:after="40"/>
-            </w:pPr>
+            <w:tcW w:w="3402" w:type="dxa"/>
+          </w:tcPr>
+          <w:p>
             <w:r>
               <w:rPr>
                 <w:b/>
@@ -1032,12 +1091,9 @@
         </w:tc>
         <w:tc>
           <w:tcPr>
-            <w:tcW w:w="5102" w:type="dxa"/>
-          </w:tcPr>
-          <w:p>
-            <w:pPr>
-              <w:spacing w:after="40"/>
-            </w:pPr>
+            <w:tcW w:w="5386" w:type="dxa"/>
+          </w:tcPr>
+          <w:p>
             <w:r>
               <w:rPr>
                 <w:sz w:val="20"/>
@@ -1050,12 +1106,9 @@
       <w:tr>
         <w:tc>
           <w:tcPr>
-            <w:tcW w:w="3685" w:type="dxa"/>
-          </w:tcPr>
-          <w:p>
-            <w:pPr>
-              <w:spacing w:after="40"/>
-            </w:pPr>
+            <w:tcW w:w="3402" w:type="dxa"/>
+          </w:tcPr>
+          <w:p>
             <w:r>
               <w:rPr>
                 <w:b/>
@@ -1067,24 +1120,17 @@
         </w:tc>
         <w:tc>
           <w:tcPr>
-            <w:tcW w:w="5102" w:type="dxa"/>
-          </w:tcPr>
-          <w:p>
-            <w:pPr>
-              <w:spacing w:after="40"/>
-            </w:pPr>
-          </w:p>
+            <w:tcW w:w="5386" w:type="dxa"/>
+          </w:tcPr>
+          <w:p/>
         </w:tc>
       </w:tr>
       <w:tr>
         <w:tc>
           <w:tcPr>
-            <w:tcW w:w="3685" w:type="dxa"/>
-          </w:tcPr>
-          <w:p>
-            <w:pPr>
-              <w:spacing w:after="40"/>
-            </w:pPr>
+            <w:tcW w:w="3402" w:type="dxa"/>
+          </w:tcPr>
+          <w:p>
             <w:r>
               <w:rPr>
                 <w:b/>
@@ -1096,23 +1142,20 @@
         </w:tc>
         <w:tc>
           <w:tcPr>
-            <w:tcW w:w="5102" w:type="dxa"/>
-          </w:tcPr>
-          <w:p>
-            <w:pPr>
-              <w:spacing w:after="40"/>
-            </w:pPr>
-            <w:r>
-              <w:rPr>
-                <w:sz w:val="20"/>
-              </w:rPr>
-              <w:t>U radu je realizovan samostalan uređaj za nenadgledanu detekciju anomalija zvuka rotacionih mašina, zasnovan na mikrokontroleru ESP32-S3 i jednom MEMS mikrofonu. Opšti oblik varijacije normalnog rada uči se unaprijed na računaru iz 990 ispravnih snimaka iz skupa DCASE 2026 Task 2, a uređaj se pri postavljanju sam kalibriše na ventilatoru koji nikada nije čuo i sam izvodi prag odluke iz perioda u kojem su prisutna samo normalna stanja. Obilježje je spektar snage visoke rezolucije sažet u 96 logaritamskih tra</w:t>
-            </w:r>
-            <w:r>
-              <w:rPr>
-                <w:sz w:val="20"/>
-              </w:rPr>
-              <w:t>ka, a mjera odstupanja je Mahalanobisova udaljenost od lokalno naučenog centra. Na referentnom skupu za ventilator postignut je AUC 0,867. Na stvarnom ventilatoru potvrđeno je da uređaj samostalno nauči normalno stanje, odbije nepouzdan prozor umjesto da ga tumači i pouzdano prijavi konstantnu akustičku promjenu, uz obradu od 716 ms po prozoru od 10 s i bez ijednog izgubljenog uzorka.</w:t>
+            <w:tcW w:w="5386" w:type="dxa"/>
+          </w:tcPr>
+          <w:p>
+            <w:r>
+              <w:rPr>
+                <w:sz w:val="20"/>
+              </w:rPr>
+              <w:t>U radu je realizovan prototip za nenadgledanu detekciju anomalija zvuka ventilatora na mikrokontroleru ESP32-S3 sa jednim MEMS mikrofonom. Globalni model uči se iz 990 normalnih snimaka DCASE 2026, a centar i pragovi iz normalnog zvuka konkretne postavke. Koriste se 96 logaritamskih spektralnih traka i kvadrirana Mahalanobisova udaljenost. Razvojni AUC iznosi 0,856 za deset kalibracionih prozora; odvojena referenca sa dvadeset prozora daje 0,867. U dvije završne fizičke probe prihvaćeni su kalibracija i zap</w:t>
+            </w:r>
+            <w:r>
+              <w:rPr>
+                <w:sz w:val="20"/>
+              </w:rPr>
+              <w:t>is telemetrije. Proba tonom daje alarm i trajno odstupanje, dok proba papirićem detektuje jedan od tri bloka i ne prolazi zadate kriterije. Obrada obilježja i ocjene traje oko 716 ms po prozoru od 10 s. Nema prijavljenih gubitaka uzoraka, ali dugoročna pouzdanost i detekcija potvrđenih kvarova nisu utvrđene.</w:t>
             </w:r>
           </w:p>
         </w:tc>
@@ -1120,12 +1163,9 @@
       <w:tr>
         <w:tc>
           <w:tcPr>
-            <w:tcW w:w="3685" w:type="dxa"/>
-          </w:tcPr>
-          <w:p>
-            <w:pPr>
-              <w:spacing w:after="40"/>
-            </w:pPr>
+            <w:tcW w:w="3402" w:type="dxa"/>
+          </w:tcPr>
+          <w:p>
             <w:r>
               <w:rPr>
                 <w:b/>
@@ -1137,24 +1177,17 @@
         </w:tc>
         <w:tc>
           <w:tcPr>
-            <w:tcW w:w="5102" w:type="dxa"/>
-          </w:tcPr>
-          <w:p>
-            <w:pPr>
-              <w:spacing w:after="40"/>
-            </w:pPr>
-          </w:p>
+            <w:tcW w:w="5386" w:type="dxa"/>
+          </w:tcPr>
+          <w:p/>
         </w:tc>
       </w:tr>
       <w:tr>
         <w:tc>
           <w:tcPr>
-            <w:tcW w:w="3685" w:type="dxa"/>
-          </w:tcPr>
-          <w:p>
-            <w:pPr>
-              <w:spacing w:after="40"/>
-            </w:pPr>
+            <w:tcW w:w="3402" w:type="dxa"/>
+          </w:tcPr>
+          <w:p>
             <w:r>
               <w:rPr>
                 <w:b/>
@@ -1166,24 +1199,17 @@
         </w:tc>
         <w:tc>
           <w:tcPr>
-            <w:tcW w:w="5102" w:type="dxa"/>
-          </w:tcPr>
-          <w:p>
-            <w:pPr>
-              <w:spacing w:after="40"/>
-            </w:pPr>
-          </w:p>
+            <w:tcW w:w="5386" w:type="dxa"/>
+          </w:tcPr>
+          <w:p/>
         </w:tc>
       </w:tr>
       <w:tr>
         <w:tc>
           <w:tcPr>
-            <w:tcW w:w="3685" w:type="dxa"/>
-          </w:tcPr>
-          <w:p>
-            <w:pPr>
-              <w:spacing w:after="40"/>
-            </w:pPr>
+            <w:tcW w:w="3402" w:type="dxa"/>
+          </w:tcPr>
+          <w:p>
             <w:r>
               <w:rPr>
                 <w:b/>
@@ -1195,12 +1221,9 @@
         </w:tc>
         <w:tc>
           <w:tcPr>
-            <w:tcW w:w="5102" w:type="dxa"/>
-          </w:tcPr>
-          <w:p>
-            <w:pPr>
-              <w:spacing w:after="40"/>
-            </w:pPr>
+            <w:tcW w:w="5386" w:type="dxa"/>
+          </w:tcPr>
+          <w:p>
             <w:r>
               <w:rPr>
                 <w:sz w:val="20"/>
@@ -1213,22 +1236,15 @@
       <w:tr>
         <w:tc>
           <w:tcPr>
-            <w:tcW w:w="3685" w:type="dxa"/>
-          </w:tcPr>
-          <w:p>
-            <w:pPr>
-              <w:spacing w:after="40"/>
-            </w:pPr>
-          </w:p>
-        </w:tc>
-        <w:tc>
-          <w:tcPr>
-            <w:tcW w:w="5102" w:type="dxa"/>
-          </w:tcPr>
-          <w:p>
-            <w:pPr>
-              <w:spacing w:after="40"/>
-            </w:pPr>
+            <w:tcW w:w="3402" w:type="dxa"/>
+          </w:tcPr>
+          <w:p/>
+        </w:tc>
+        <w:tc>
+          <w:tcPr>
+            <w:tcW w:w="5386" w:type="dxa"/>
+          </w:tcPr>
+          <w:p>
             <w:r>
               <w:rPr>
                 <w:sz w:val="20"/>
@@ -1241,22 +1257,15 @@
       <w:tr>
         <w:tc>
           <w:tcPr>
-            <w:tcW w:w="3685" w:type="dxa"/>
-          </w:tcPr>
-          <w:p>
-            <w:pPr>
-              <w:spacing w:after="40"/>
-            </w:pPr>
-          </w:p>
-        </w:tc>
-        <w:tc>
-          <w:tcPr>
-            <w:tcW w:w="5102" w:type="dxa"/>
-          </w:tcPr>
-          <w:p>
-            <w:pPr>
-              <w:spacing w:after="40"/>
-            </w:pPr>
+            <w:tcW w:w="3402" w:type="dxa"/>
+          </w:tcPr>
+          <w:p/>
+        </w:tc>
+        <w:tc>
+          <w:tcPr>
+            <w:tcW w:w="5386" w:type="dxa"/>
+          </w:tcPr>
+          <w:p>
             <w:r>
               <w:rPr>
                 <w:sz w:val="20"/>
@@ -1269,37 +1278,35 @@
       <w:tr>
         <w:tc>
           <w:tcPr>
-            <w:tcW w:w="3685" w:type="dxa"/>
-          </w:tcPr>
-          <w:p>
-            <w:pPr>
-              <w:spacing w:after="40"/>
-            </w:pPr>
+            <w:tcW w:w="3402" w:type="dxa"/>
+          </w:tcPr>
+          <w:p>
             <w:r>
               <w:rPr>
                 <w:b/>
                 <w:sz w:val="20"/>
               </w:rPr>
-              <w:lastRenderedPageBreak/>
               <w:t>Potpis mentora</w:t>
             </w:r>
           </w:p>
         </w:tc>
         <w:tc>
           <w:tcPr>
-            <w:tcW w:w="5102" w:type="dxa"/>
-          </w:tcPr>
-          <w:p>
-            <w:pPr>
-              <w:spacing w:after="40"/>
-            </w:pPr>
-          </w:p>
+            <w:tcW w:w="5386" w:type="dxa"/>
+          </w:tcPr>
+          <w:p/>
         </w:tc>
       </w:tr>
     </w:tbl>
     <w:p/>
     <w:p>
-      <w:r>
+      <w:pPr>
+        <w:spacing w:after="0" w:line="20" w:lineRule="exact"/>
+      </w:pPr>
+      <w:r>
+        <w:rPr>
+          <w:sz w:val="2"/>
+        </w:rPr>
         <w:br w:type="page"/>
       </w:r>
     </w:p>
@@ -1317,26 +1324,28 @@
         <w:t>KEY WORDS DOCUMENTATION</w:t>
       </w:r>
     </w:p>
-    <w:p/>
+    <w:p>
+      <w:pPr>
+        <w:spacing w:after="0" w:line="240" w:lineRule="exact"/>
+      </w:pPr>
+    </w:p>
     <w:tbl>
       <w:tblPr>
         <w:tblStyle w:val="TableGrid"/>
         <w:tblW w:w="0" w:type="auto"/>
+        <w:tblLayout w:type="fixed"/>
         <w:tblLook w:val="04A0" w:firstRow="1" w:lastRow="0" w:firstColumn="1" w:lastColumn="0" w:noHBand="0" w:noVBand="1"/>
       </w:tblPr>
       <w:tblGrid>
-        <w:gridCol w:w="3685"/>
-        <w:gridCol w:w="5102"/>
+        <w:gridCol w:w="3402"/>
+        <w:gridCol w:w="5386"/>
       </w:tblGrid>
       <w:tr>
         <w:tc>
           <w:tcPr>
-            <w:tcW w:w="3685" w:type="dxa"/>
-          </w:tcPr>
-          <w:p>
-            <w:pPr>
-              <w:spacing w:after="40"/>
-            </w:pPr>
+            <w:tcW w:w="3402" w:type="dxa"/>
+          </w:tcPr>
+          <w:p>
             <w:r>
               <w:rPr>
                 <w:b/>
@@ -1348,24 +1357,17 @@
         </w:tc>
         <w:tc>
           <w:tcPr>
-            <w:tcW w:w="5102" w:type="dxa"/>
-          </w:tcPr>
-          <w:p>
-            <w:pPr>
-              <w:spacing w:after="40"/>
-            </w:pPr>
-          </w:p>
+            <w:tcW w:w="5386" w:type="dxa"/>
+          </w:tcPr>
+          <w:p/>
         </w:tc>
       </w:tr>
       <w:tr>
         <w:tc>
           <w:tcPr>
-            <w:tcW w:w="3685" w:type="dxa"/>
-          </w:tcPr>
-          <w:p>
-            <w:pPr>
-              <w:spacing w:after="40"/>
-            </w:pPr>
+            <w:tcW w:w="3402" w:type="dxa"/>
+          </w:tcPr>
+          <w:p>
             <w:r>
               <w:rPr>
                 <w:b/>
@@ -1377,24 +1379,17 @@
         </w:tc>
         <w:tc>
           <w:tcPr>
-            <w:tcW w:w="5102" w:type="dxa"/>
-          </w:tcPr>
-          <w:p>
-            <w:pPr>
-              <w:spacing w:after="40"/>
-            </w:pPr>
-          </w:p>
+            <w:tcW w:w="5386" w:type="dxa"/>
+          </w:tcPr>
+          <w:p/>
         </w:tc>
       </w:tr>
       <w:tr>
         <w:tc>
           <w:tcPr>
-            <w:tcW w:w="3685" w:type="dxa"/>
-          </w:tcPr>
-          <w:p>
-            <w:pPr>
-              <w:spacing w:after="40"/>
-            </w:pPr>
+            <w:tcW w:w="3402" w:type="dxa"/>
+          </w:tcPr>
+          <w:p>
             <w:r>
               <w:rPr>
                 <w:b/>
@@ -1406,12 +1401,9 @@
         </w:tc>
         <w:tc>
           <w:tcPr>
-            <w:tcW w:w="5102" w:type="dxa"/>
-          </w:tcPr>
-          <w:p>
-            <w:pPr>
-              <w:spacing w:after="40"/>
-            </w:pPr>
+            <w:tcW w:w="5386" w:type="dxa"/>
+          </w:tcPr>
+          <w:p>
             <w:r>
               <w:rPr>
                 <w:sz w:val="20"/>
@@ -1424,12 +1416,9 @@
       <w:tr>
         <w:tc>
           <w:tcPr>
-            <w:tcW w:w="3685" w:type="dxa"/>
-          </w:tcPr>
-          <w:p>
-            <w:pPr>
-              <w:spacing w:after="40"/>
-            </w:pPr>
+            <w:tcW w:w="3402" w:type="dxa"/>
+          </w:tcPr>
+          <w:p>
             <w:r>
               <w:rPr>
                 <w:b/>
@@ -1441,12 +1430,9 @@
         </w:tc>
         <w:tc>
           <w:tcPr>
-            <w:tcW w:w="5102" w:type="dxa"/>
-          </w:tcPr>
-          <w:p>
-            <w:pPr>
-              <w:spacing w:after="40"/>
-            </w:pPr>
+            <w:tcW w:w="5386" w:type="dxa"/>
+          </w:tcPr>
+          <w:p>
             <w:r>
               <w:rPr>
                 <w:sz w:val="20"/>
@@ -1459,12 +1445,9 @@
       <w:tr>
         <w:tc>
           <w:tcPr>
-            <w:tcW w:w="3685" w:type="dxa"/>
-          </w:tcPr>
-          <w:p>
-            <w:pPr>
-              <w:spacing w:after="40"/>
-            </w:pPr>
+            <w:tcW w:w="3402" w:type="dxa"/>
+          </w:tcPr>
+          <w:p>
             <w:r>
               <w:rPr>
                 <w:b/>
@@ -1476,12 +1459,9 @@
         </w:tc>
         <w:tc>
           <w:tcPr>
-            <w:tcW w:w="5102" w:type="dxa"/>
-          </w:tcPr>
-          <w:p>
-            <w:pPr>
-              <w:spacing w:after="40"/>
-            </w:pPr>
+            <w:tcW w:w="5386" w:type="dxa"/>
+          </w:tcPr>
+          <w:p>
             <w:r>
               <w:rPr>
                 <w:sz w:val="20"/>
@@ -1494,12 +1474,9 @@
       <w:tr>
         <w:tc>
           <w:tcPr>
-            <w:tcW w:w="3685" w:type="dxa"/>
-          </w:tcPr>
-          <w:p>
-            <w:pPr>
-              <w:spacing w:after="40"/>
-            </w:pPr>
+            <w:tcW w:w="3402" w:type="dxa"/>
+          </w:tcPr>
+          <w:p>
             <w:r>
               <w:rPr>
                 <w:b/>
@@ -1511,12 +1488,9 @@
         </w:tc>
         <w:tc>
           <w:tcPr>
-            <w:tcW w:w="5102" w:type="dxa"/>
-          </w:tcPr>
-          <w:p>
-            <w:pPr>
-              <w:spacing w:after="40"/>
-            </w:pPr>
+            <w:tcW w:w="5386" w:type="dxa"/>
+          </w:tcPr>
+          <w:p>
             <w:r>
               <w:rPr>
                 <w:sz w:val="20"/>
@@ -1529,12 +1503,9 @@
       <w:tr>
         <w:tc>
           <w:tcPr>
-            <w:tcW w:w="3685" w:type="dxa"/>
-          </w:tcPr>
-          <w:p>
-            <w:pPr>
-              <w:spacing w:after="40"/>
-            </w:pPr>
+            <w:tcW w:w="3402" w:type="dxa"/>
+          </w:tcPr>
+          <w:p>
             <w:r>
               <w:rPr>
                 <w:b/>
@@ -1546,12 +1517,9 @@
         </w:tc>
         <w:tc>
           <w:tcPr>
-            <w:tcW w:w="5102" w:type="dxa"/>
-          </w:tcPr>
-          <w:p>
-            <w:pPr>
-              <w:spacing w:after="40"/>
-            </w:pPr>
+            <w:tcW w:w="5386" w:type="dxa"/>
+          </w:tcPr>
+          <w:p>
             <w:r>
               <w:rPr>
                 <w:sz w:val="20"/>
@@ -1564,12 +1532,9 @@
       <w:tr>
         <w:tc>
           <w:tcPr>
-            <w:tcW w:w="3685" w:type="dxa"/>
-          </w:tcPr>
-          <w:p>
-            <w:pPr>
-              <w:spacing w:after="40"/>
-            </w:pPr>
+            <w:tcW w:w="3402" w:type="dxa"/>
+          </w:tcPr>
+          <w:p>
             <w:r>
               <w:rPr>
                 <w:b/>
@@ -1581,12 +1546,9 @@
         </w:tc>
         <w:tc>
           <w:tcPr>
-            <w:tcW w:w="5102" w:type="dxa"/>
-          </w:tcPr>
-          <w:p>
-            <w:pPr>
-              <w:spacing w:after="40"/>
-            </w:pPr>
+            <w:tcW w:w="5386" w:type="dxa"/>
+          </w:tcPr>
+          <w:p>
             <w:r>
               <w:rPr>
                 <w:sz w:val="20"/>
@@ -1599,12 +1561,9 @@
       <w:tr>
         <w:tc>
           <w:tcPr>
-            <w:tcW w:w="3685" w:type="dxa"/>
-          </w:tcPr>
-          <w:p>
-            <w:pPr>
-              <w:spacing w:after="40"/>
-            </w:pPr>
+            <w:tcW w:w="3402" w:type="dxa"/>
+          </w:tcPr>
+          <w:p>
             <w:r>
               <w:rPr>
                 <w:b/>
@@ -1616,12 +1575,9 @@
         </w:tc>
         <w:tc>
           <w:tcPr>
-            <w:tcW w:w="5102" w:type="dxa"/>
-          </w:tcPr>
-          <w:p>
-            <w:pPr>
-              <w:spacing w:after="40"/>
-            </w:pPr>
+            <w:tcW w:w="5386" w:type="dxa"/>
+          </w:tcPr>
+          <w:p>
             <w:r>
               <w:rPr>
                 <w:sz w:val="20"/>
@@ -1634,12 +1590,9 @@
       <w:tr>
         <w:tc>
           <w:tcPr>
-            <w:tcW w:w="3685" w:type="dxa"/>
-          </w:tcPr>
-          <w:p>
-            <w:pPr>
-              <w:spacing w:after="40"/>
-            </w:pPr>
+            <w:tcW w:w="3402" w:type="dxa"/>
+          </w:tcPr>
+          <w:p>
             <w:r>
               <w:rPr>
                 <w:b/>
@@ -1651,12 +1604,9 @@
         </w:tc>
         <w:tc>
           <w:tcPr>
-            <w:tcW w:w="5102" w:type="dxa"/>
-          </w:tcPr>
-          <w:p>
-            <w:pPr>
-              <w:spacing w:after="40"/>
-            </w:pPr>
+            <w:tcW w:w="5386" w:type="dxa"/>
+          </w:tcPr>
+          <w:p>
             <w:r>
               <w:rPr>
                 <w:sz w:val="20"/>
@@ -1669,12 +1619,9 @@
       <w:tr>
         <w:tc>
           <w:tcPr>
-            <w:tcW w:w="3685" w:type="dxa"/>
-          </w:tcPr>
-          <w:p>
-            <w:pPr>
-              <w:spacing w:after="40"/>
-            </w:pPr>
+            <w:tcW w:w="3402" w:type="dxa"/>
+          </w:tcPr>
+          <w:p>
             <w:r>
               <w:rPr>
                 <w:b/>
@@ -1686,12 +1633,9 @@
         </w:tc>
         <w:tc>
           <w:tcPr>
-            <w:tcW w:w="5102" w:type="dxa"/>
-          </w:tcPr>
-          <w:p>
-            <w:pPr>
-              <w:spacing w:after="40"/>
-            </w:pPr>
+            <w:tcW w:w="5386" w:type="dxa"/>
+          </w:tcPr>
+          <w:p>
             <w:r>
               <w:rPr>
                 <w:sz w:val="20"/>
@@ -1704,12 +1648,9 @@
       <w:tr>
         <w:tc>
           <w:tcPr>
-            <w:tcW w:w="3685" w:type="dxa"/>
-          </w:tcPr>
-          <w:p>
-            <w:pPr>
-              <w:spacing w:after="40"/>
-            </w:pPr>
+            <w:tcW w:w="3402" w:type="dxa"/>
+          </w:tcPr>
+          <w:p>
             <w:r>
               <w:rPr>
                 <w:b/>
@@ -1721,12 +1662,9 @@
         </w:tc>
         <w:tc>
           <w:tcPr>
-            <w:tcW w:w="5102" w:type="dxa"/>
-          </w:tcPr>
-          <w:p>
-            <w:pPr>
-              <w:spacing w:after="40"/>
-            </w:pPr>
+            <w:tcW w:w="5386" w:type="dxa"/>
+          </w:tcPr>
+          <w:p>
             <w:r>
               <w:rPr>
                 <w:sz w:val="20"/>
@@ -1739,12 +1677,9 @@
       <w:tr>
         <w:tc>
           <w:tcPr>
-            <w:tcW w:w="3685" w:type="dxa"/>
-          </w:tcPr>
-          <w:p>
-            <w:pPr>
-              <w:spacing w:after="40"/>
-            </w:pPr>
+            <w:tcW w:w="3402" w:type="dxa"/>
+          </w:tcPr>
+          <w:p>
             <w:r>
               <w:rPr>
                 <w:b/>
@@ -1756,12 +1691,9 @@
         </w:tc>
         <w:tc>
           <w:tcPr>
-            <w:tcW w:w="5102" w:type="dxa"/>
-          </w:tcPr>
-          <w:p>
-            <w:pPr>
-              <w:spacing w:after="40"/>
-            </w:pPr>
+            <w:tcW w:w="5386" w:type="dxa"/>
+          </w:tcPr>
+          <w:p>
             <w:r>
               <w:rPr>
                 <w:sz w:val="20"/>
@@ -1774,12 +1706,9 @@
       <w:tr>
         <w:tc>
           <w:tcPr>
-            <w:tcW w:w="3685" w:type="dxa"/>
-          </w:tcPr>
-          <w:p>
-            <w:pPr>
-              <w:spacing w:after="40"/>
-            </w:pPr>
+            <w:tcW w:w="3402" w:type="dxa"/>
+          </w:tcPr>
+          <w:p>
             <w:r>
               <w:rPr>
                 <w:b/>
@@ -1791,12 +1720,9 @@
         </w:tc>
         <w:tc>
           <w:tcPr>
-            <w:tcW w:w="5102" w:type="dxa"/>
-          </w:tcPr>
-          <w:p>
-            <w:pPr>
-              <w:spacing w:after="40"/>
-            </w:pPr>
+            <w:tcW w:w="5386" w:type="dxa"/>
+          </w:tcPr>
+          <w:p>
             <w:r>
               <w:rPr>
                 <w:sz w:val="20"/>
@@ -1809,12 +1735,9 @@
       <w:tr>
         <w:tc>
           <w:tcPr>
-            <w:tcW w:w="3685" w:type="dxa"/>
-          </w:tcPr>
-          <w:p>
-            <w:pPr>
-              <w:spacing w:after="40"/>
-            </w:pPr>
+            <w:tcW w:w="3402" w:type="dxa"/>
+          </w:tcPr>
+          <w:p>
             <w:r>
               <w:rPr>
                 <w:b/>
@@ -1826,12 +1749,9 @@
         </w:tc>
         <w:tc>
           <w:tcPr>
-            <w:tcW w:w="5102" w:type="dxa"/>
-          </w:tcPr>
-          <w:p>
-            <w:pPr>
-              <w:spacing w:after="40"/>
-            </w:pPr>
+            <w:tcW w:w="5386" w:type="dxa"/>
+          </w:tcPr>
+          <w:p>
             <w:r>
               <w:rPr>
                 <w:sz w:val="20"/>
@@ -1844,12 +1764,9 @@
       <w:tr>
         <w:tc>
           <w:tcPr>
-            <w:tcW w:w="3685" w:type="dxa"/>
-          </w:tcPr>
-          <w:p>
-            <w:pPr>
-              <w:spacing w:after="40"/>
-            </w:pPr>
+            <w:tcW w:w="3402" w:type="dxa"/>
+          </w:tcPr>
+          <w:p>
             <w:r>
               <w:rPr>
                 <w:b/>
@@ -1861,17 +1778,38 @@
         </w:tc>
         <w:tc>
           <w:tcPr>
-            <w:tcW w:w="5102" w:type="dxa"/>
-          </w:tcPr>
-          <w:p>
-            <w:pPr>
-              <w:spacing w:after="40"/>
-            </w:pPr>
-            <w:r>
-              <w:rPr>
-                <w:sz w:val="20"/>
-              </w:rPr>
-              <w:t>9 chapters / 47 pages / 12 references / 20 tables / 6 figures / 0 graphs / 3 appendices</w:t>
+            <w:tcW w:w="5386" w:type="dxa"/>
+          </w:tcPr>
+          <w:p>
+            <w:r>
+              <w:rPr>
+                <w:sz w:val="20"/>
+              </w:rPr>
+              <w:t xml:space="preserve">9 chapters / </w:t>
+            </w:r>
+            <w:r>
+              <w:fldChar w:fldCharType="begin"/>
+            </w:r>
+            <w:r>
+              <w:instrText>NUMPAGES</w:instrText>
+            </w:r>
+            <w:r>
+              <w:fldChar w:fldCharType="separate"/>
+            </w:r>
+            <w:r>
+              <w:rPr>
+                <w:noProof/>
+              </w:rPr>
+              <w:t>42</w:t>
+            </w:r>
+            <w:r>
+              <w:fldChar w:fldCharType="end"/>
+            </w:r>
+            <w:r>
+              <w:rPr>
+                <w:sz w:val="20"/>
+              </w:rPr>
+              <w:t xml:space="preserve"> pages / 12 references / 20 tables / 6 figures / 0 graphs / 3 appendices</w:t>
             </w:r>
           </w:p>
         </w:tc>
@@ -1879,12 +1817,9 @@
       <w:tr>
         <w:tc>
           <w:tcPr>
-            <w:tcW w:w="3685" w:type="dxa"/>
-          </w:tcPr>
-          <w:p>
-            <w:pPr>
-              <w:spacing w:after="40"/>
-            </w:pPr>
+            <w:tcW w:w="3402" w:type="dxa"/>
+          </w:tcPr>
+          <w:p>
             <w:r>
               <w:rPr>
                 <w:b/>
@@ -1896,12 +1831,9 @@
         </w:tc>
         <w:tc>
           <w:tcPr>
-            <w:tcW w:w="5102" w:type="dxa"/>
-          </w:tcPr>
-          <w:p>
-            <w:pPr>
-              <w:spacing w:after="40"/>
-            </w:pPr>
+            <w:tcW w:w="5386" w:type="dxa"/>
+          </w:tcPr>
+          <w:p>
             <w:r>
               <w:rPr>
                 <w:sz w:val="20"/>
@@ -1914,12 +1846,9 @@
       <w:tr>
         <w:tc>
           <w:tcPr>
-            <w:tcW w:w="3685" w:type="dxa"/>
-          </w:tcPr>
-          <w:p>
-            <w:pPr>
-              <w:spacing w:after="40"/>
-            </w:pPr>
+            <w:tcW w:w="3402" w:type="dxa"/>
+          </w:tcPr>
+          <w:p>
             <w:r>
               <w:rPr>
                 <w:b/>
@@ -1931,12 +1860,9 @@
         </w:tc>
         <w:tc>
           <w:tcPr>
-            <w:tcW w:w="5102" w:type="dxa"/>
-          </w:tcPr>
-          <w:p>
-            <w:pPr>
-              <w:spacing w:after="40"/>
-            </w:pPr>
+            <w:tcW w:w="5386" w:type="dxa"/>
+          </w:tcPr>
+          <w:p>
             <w:r>
               <w:rPr>
                 <w:sz w:val="20"/>
@@ -1949,12 +1875,9 @@
       <w:tr>
         <w:tc>
           <w:tcPr>
-            <w:tcW w:w="3685" w:type="dxa"/>
-          </w:tcPr>
-          <w:p>
-            <w:pPr>
-              <w:spacing w:after="40"/>
-            </w:pPr>
+            <w:tcW w:w="3402" w:type="dxa"/>
+          </w:tcPr>
+          <w:p>
             <w:r>
               <w:rPr>
                 <w:b/>
@@ -1966,12 +1889,9 @@
         </w:tc>
         <w:tc>
           <w:tcPr>
-            <w:tcW w:w="5102" w:type="dxa"/>
-          </w:tcPr>
-          <w:p>
-            <w:pPr>
-              <w:spacing w:after="40"/>
-            </w:pPr>
+            <w:tcW w:w="5386" w:type="dxa"/>
+          </w:tcPr>
+          <w:p>
             <w:r>
               <w:rPr>
                 <w:sz w:val="20"/>
@@ -1984,12 +1904,9 @@
       <w:tr>
         <w:tc>
           <w:tcPr>
-            <w:tcW w:w="3685" w:type="dxa"/>
-          </w:tcPr>
-          <w:p>
-            <w:pPr>
-              <w:spacing w:after="40"/>
-            </w:pPr>
+            <w:tcW w:w="3402" w:type="dxa"/>
+          </w:tcPr>
+          <w:p>
             <w:r>
               <w:rPr>
                 <w:b/>
@@ -2001,24 +1918,17 @@
         </w:tc>
         <w:tc>
           <w:tcPr>
-            <w:tcW w:w="5102" w:type="dxa"/>
-          </w:tcPr>
-          <w:p>
-            <w:pPr>
-              <w:spacing w:after="40"/>
-            </w:pPr>
-          </w:p>
+            <w:tcW w:w="5386" w:type="dxa"/>
+          </w:tcPr>
+          <w:p/>
         </w:tc>
       </w:tr>
       <w:tr>
         <w:tc>
           <w:tcPr>
-            <w:tcW w:w="3685" w:type="dxa"/>
-          </w:tcPr>
-          <w:p>
-            <w:pPr>
-              <w:spacing w:after="40"/>
-            </w:pPr>
+            <w:tcW w:w="3402" w:type="dxa"/>
+          </w:tcPr>
+          <w:p>
             <w:r>
               <w:rPr>
                 <w:b/>
@@ -2030,12 +1940,9 @@
         </w:tc>
         <w:tc>
           <w:tcPr>
-            <w:tcW w:w="5102" w:type="dxa"/>
-          </w:tcPr>
-          <w:p>
-            <w:pPr>
-              <w:spacing w:after="40"/>
-            </w:pPr>
+            <w:tcW w:w="5386" w:type="dxa"/>
+          </w:tcPr>
+          <w:p>
             <w:r>
               <w:rPr>
                 <w:sz w:val="20"/>
@@ -2048,12 +1955,9 @@
       <w:tr>
         <w:tc>
           <w:tcPr>
-            <w:tcW w:w="3685" w:type="dxa"/>
-          </w:tcPr>
-          <w:p>
-            <w:pPr>
-              <w:spacing w:after="40"/>
-            </w:pPr>
+            <w:tcW w:w="3402" w:type="dxa"/>
+          </w:tcPr>
+          <w:p>
             <w:r>
               <w:rPr>
                 <w:b/>
@@ -2065,24 +1969,17 @@
         </w:tc>
         <w:tc>
           <w:tcPr>
-            <w:tcW w:w="5102" w:type="dxa"/>
-          </w:tcPr>
-          <w:p>
-            <w:pPr>
-              <w:spacing w:after="40"/>
-            </w:pPr>
-          </w:p>
+            <w:tcW w:w="5386" w:type="dxa"/>
+          </w:tcPr>
+          <w:p/>
         </w:tc>
       </w:tr>
       <w:tr>
         <w:tc>
           <w:tcPr>
-            <w:tcW w:w="3685" w:type="dxa"/>
-          </w:tcPr>
-          <w:p>
-            <w:pPr>
-              <w:spacing w:after="40"/>
-            </w:pPr>
+            <w:tcW w:w="3402" w:type="dxa"/>
+          </w:tcPr>
+          <w:p>
             <w:r>
               <w:rPr>
                 <w:b/>
@@ -2094,23 +1991,20 @@
         </w:tc>
         <w:tc>
           <w:tcPr>
-            <w:tcW w:w="5102" w:type="dxa"/>
-          </w:tcPr>
-          <w:p>
-            <w:pPr>
-              <w:spacing w:after="40"/>
-            </w:pPr>
-            <w:r>
-              <w:rPr>
-                <w:sz w:val="20"/>
-              </w:rPr>
-              <w:t>This thesis presents a self-contained device for unsupervised anomalous sound detection of rotating machinery, built around an ESP32-S3 microcontroller and a single MEMS microphone. The general shape of normal-operation variation is learned offline on a workstation from 990 healthy recordings of the DCASE 2026 Task 2 dataset, while the device calibrates itself on a previously unheard fan and derives its own decision threshold from a normal-only period. The feature is a high-resolution power spectral density</w:t>
-            </w:r>
-            <w:r>
-              <w:rPr>
-                <w:sz w:val="20"/>
-              </w:rPr>
-              <w:t xml:space="preserve"> summarised into 96 logarithmic bands, and the deviation measure is the Mahalanobis distance from a locally learned centre. An AUC of 0.867 is achieved on the fan benchmark. On a physical fan the device is shown to learn the normal state autonomously, to reject an unreliable window instead of interpreting it, and to reliably report a constant acoustic change, with 716 ms of computation per 10 s window and no dropped samples.</w:t>
+            <w:tcW w:w="5386" w:type="dxa"/>
+          </w:tcPr>
+          <w:p>
+            <w:r>
+              <w:rPr>
+                <w:sz w:val="20"/>
+              </w:rPr>
+              <w:t>This thesis presents an unsupervised fan sound anomaly-detection prototype using an ESP32-S3 and one MEMS microphone. A global model is fitted on 990 normal DCASE 2026 recordings; a local centre and thresholds are learned from normal audio at the installation. The detector uses 96 logarithmic spectral bands and squared Mahalanobis distance. Developmental AUC is 0.856 with ten calibration windows; a separate twenty-window reference reaches 0.867. Two final physical trials pass commissioning and telemetry che</w:t>
+            </w:r>
+            <w:r>
+              <w:rPr>
+                <w:sz w:val="20"/>
+              </w:rPr>
+              <w:t>cks. The added-tone trial produces alarm and sustained-deviation events, while the paper-strip trial detects one of three change blocks and fails its acceptance criteria. Feature and score computation takes about 716 ms per 10 s window. No dropped samples are reported, but long-term reliability and detection of confirmed faults remain unestablished.</w:t>
             </w:r>
           </w:p>
         </w:tc>
@@ -2118,12 +2012,9 @@
       <w:tr>
         <w:tc>
           <w:tcPr>
-            <w:tcW w:w="3685" w:type="dxa"/>
-          </w:tcPr>
-          <w:p>
-            <w:pPr>
-              <w:spacing w:after="40"/>
-            </w:pPr>
+            <w:tcW w:w="3402" w:type="dxa"/>
+          </w:tcPr>
+          <w:p>
             <w:r>
               <w:rPr>
                 <w:b/>
@@ -2135,24 +2026,17 @@
         </w:tc>
         <w:tc>
           <w:tcPr>
-            <w:tcW w:w="5102" w:type="dxa"/>
-          </w:tcPr>
-          <w:p>
-            <w:pPr>
-              <w:spacing w:after="40"/>
-            </w:pPr>
-          </w:p>
+            <w:tcW w:w="5386" w:type="dxa"/>
+          </w:tcPr>
+          <w:p/>
         </w:tc>
       </w:tr>
       <w:tr>
         <w:tc>
           <w:tcPr>
-            <w:tcW w:w="3685" w:type="dxa"/>
-          </w:tcPr>
-          <w:p>
-            <w:pPr>
-              <w:spacing w:after="40"/>
-            </w:pPr>
+            <w:tcW w:w="3402" w:type="dxa"/>
+          </w:tcPr>
+          <w:p>
             <w:r>
               <w:rPr>
                 <w:b/>
@@ -2164,24 +2048,17 @@
         </w:tc>
         <w:tc>
           <w:tcPr>
-            <w:tcW w:w="5102" w:type="dxa"/>
-          </w:tcPr>
-          <w:p>
-            <w:pPr>
-              <w:spacing w:after="40"/>
-            </w:pPr>
-          </w:p>
+            <w:tcW w:w="5386" w:type="dxa"/>
+          </w:tcPr>
+          <w:p/>
         </w:tc>
       </w:tr>
       <w:tr>
         <w:tc>
           <w:tcPr>
-            <w:tcW w:w="3685" w:type="dxa"/>
-          </w:tcPr>
-          <w:p>
-            <w:pPr>
-              <w:spacing w:after="40"/>
-            </w:pPr>
+            <w:tcW w:w="3402" w:type="dxa"/>
+          </w:tcPr>
+          <w:p>
             <w:r>
               <w:rPr>
                 <w:b/>
@@ -2193,12 +2070,9 @@
         </w:tc>
         <w:tc>
           <w:tcPr>
-            <w:tcW w:w="5102" w:type="dxa"/>
-          </w:tcPr>
-          <w:p>
-            <w:pPr>
-              <w:spacing w:after="40"/>
-            </w:pPr>
+            <w:tcW w:w="5386" w:type="dxa"/>
+          </w:tcPr>
+          <w:p>
             <w:r>
               <w:rPr>
                 <w:sz w:val="20"/>
@@ -2211,22 +2085,15 @@
       <w:tr>
         <w:tc>
           <w:tcPr>
-            <w:tcW w:w="3685" w:type="dxa"/>
-          </w:tcPr>
-          <w:p>
-            <w:pPr>
-              <w:spacing w:after="40"/>
-            </w:pPr>
-          </w:p>
-        </w:tc>
-        <w:tc>
-          <w:tcPr>
-            <w:tcW w:w="5102" w:type="dxa"/>
-          </w:tcPr>
-          <w:p>
-            <w:pPr>
-              <w:spacing w:after="40"/>
-            </w:pPr>
+            <w:tcW w:w="3402" w:type="dxa"/>
+          </w:tcPr>
+          <w:p/>
+        </w:tc>
+        <w:tc>
+          <w:tcPr>
+            <w:tcW w:w="5386" w:type="dxa"/>
+          </w:tcPr>
+          <w:p>
             <w:r>
               <w:rPr>
                 <w:sz w:val="20"/>
@@ -2239,22 +2106,15 @@
       <w:tr>
         <w:tc>
           <w:tcPr>
-            <w:tcW w:w="3685" w:type="dxa"/>
-          </w:tcPr>
-          <w:p>
-            <w:pPr>
-              <w:spacing w:after="40"/>
-            </w:pPr>
-          </w:p>
-        </w:tc>
-        <w:tc>
-          <w:tcPr>
-            <w:tcW w:w="5102" w:type="dxa"/>
-          </w:tcPr>
-          <w:p>
-            <w:pPr>
-              <w:spacing w:after="40"/>
-            </w:pPr>
+            <w:tcW w:w="3402" w:type="dxa"/>
+          </w:tcPr>
+          <w:p/>
+        </w:tc>
+        <w:tc>
+          <w:tcPr>
+            <w:tcW w:w="5386" w:type="dxa"/>
+          </w:tcPr>
+          <w:p>
             <w:r>
               <w:rPr>
                 <w:sz w:val="20"/>
@@ -2267,12 +2127,9 @@
       <w:tr>
         <w:tc>
           <w:tcPr>
-            <w:tcW w:w="3685" w:type="dxa"/>
-          </w:tcPr>
-          <w:p>
-            <w:pPr>
-              <w:spacing w:after="40"/>
-            </w:pPr>
+            <w:tcW w:w="3402" w:type="dxa"/>
+          </w:tcPr>
+          <w:p>
             <w:r>
               <w:rPr>
                 <w:b/>
@@ -2284,19 +2141,21 @@
         </w:tc>
         <w:tc>
           <w:tcPr>
-            <w:tcW w:w="5102" w:type="dxa"/>
-          </w:tcPr>
-          <w:p>
-            <w:pPr>
-              <w:spacing w:after="40"/>
-            </w:pPr>
-          </w:p>
+            <w:tcW w:w="5386" w:type="dxa"/>
+          </w:tcPr>
+          <w:p/>
         </w:tc>
       </w:tr>
     </w:tbl>
     <w:p/>
     <w:p>
-      <w:r>
+      <w:pPr>
+        <w:spacing w:after="0" w:line="20" w:lineRule="exact"/>
+      </w:pPr>
+      <w:r>
+        <w:rPr>
+          <w:sz w:val="2"/>
+        </w:rPr>
         <w:br w:type="page"/>
       </w:r>
     </w:p>
@@ -2314,8 +2173,16 @@
         <w:t>ZADATAK MASTER RADA</w:t>
       </w:r>
     </w:p>
-    <w:p/>
-    <w:p/>
+    <w:p>
+      <w:pPr>
+        <w:spacing w:after="0" w:line="240" w:lineRule="exact"/>
+      </w:pPr>
+    </w:p>
+    <w:p>
+      <w:pPr>
+        <w:spacing w:after="0" w:line="240" w:lineRule="exact"/>
+      </w:pPr>
+    </w:p>
     <w:p>
       <w:pPr>
         <w:pStyle w:val="BodyText"/>
@@ -2334,12 +2201,36 @@
         <w:t>Realizovati kompletan tok obrade na uređaju: prihvat zvuka preko sabirnice I2S, izračunavanje spektralnog obilježja, ocjenu odstupanja i vremensko pravilo odlučivanja, uz provjere ispravnosti signala koje u slučaju nedostatka dokaza zaustavljaju tok umjesto da nastave. Sprovesti mjerenja na referentnom skupu podataka i na stvarnom ventilatoru, po unaprijed zaključanom protokolu, i prijaviti izmjerene vrijednosti zajedno sa granicama tvrdnji koje one podržavaju.</w:t>
       </w:r>
     </w:p>
-    <w:p/>
-    <w:p/>
-    <w:p/>
-    <w:p/>
-    <w:p/>
-    <w:p/>
+    <w:p>
+      <w:pPr>
+        <w:spacing w:after="0" w:line="240" w:lineRule="exact"/>
+      </w:pPr>
+    </w:p>
+    <w:p>
+      <w:pPr>
+        <w:spacing w:after="0" w:line="240" w:lineRule="exact"/>
+      </w:pPr>
+    </w:p>
+    <w:p>
+      <w:pPr>
+        <w:spacing w:after="0" w:line="240" w:lineRule="exact"/>
+      </w:pPr>
+    </w:p>
+    <w:p>
+      <w:pPr>
+        <w:spacing w:after="0" w:line="240" w:lineRule="exact"/>
+      </w:pPr>
+    </w:p>
+    <w:p>
+      <w:pPr>
+        <w:spacing w:after="0" w:line="240" w:lineRule="exact"/>
+      </w:pPr>
+    </w:p>
+    <w:p>
+      <w:pPr>
+        <w:spacing w:after="0" w:line="240" w:lineRule="exact"/>
+      </w:pPr>
+    </w:p>
     <w:p>
       <w:pPr>
         <w:spacing w:after="80"/>
@@ -2370,7 +2261,13 @@
       </w:r>
     </w:p>
     <w:p>
-      <w:r>
+      <w:pPr>
+        <w:spacing w:after="0" w:line="20" w:lineRule="exact"/>
+      </w:pPr>
+      <w:r>
+        <w:rPr>
+          <w:sz w:val="2"/>
+        </w:rPr>
         <w:br w:type="page"/>
       </w:r>
     </w:p>
@@ -2388,165 +2285,33 @@
         <w:t>Izjava o akademskoj čestitosti</w:t>
       </w:r>
     </w:p>
-    <w:p/>
+    <w:p>
+      <w:pPr>
+        <w:spacing w:after="0" w:line="240" w:lineRule="exact"/>
+      </w:pPr>
+    </w:p>
+    <w:p>
+      <w:pPr>
+        <w:spacing w:after="0" w:line="240" w:lineRule="exact"/>
+      </w:pPr>
+    </w:p>
     <w:p>
       <w:pPr>
         <w:pStyle w:val="BodyText"/>
         <w:ind w:firstLine="0"/>
       </w:pPr>
       <w:r>
-        <w:t>Student: _____________________________________</w:t>
-      </w:r>
-    </w:p>
-    <w:p>
-      <w:pPr>
-        <w:pStyle w:val="BodyText"/>
-        <w:ind w:firstLine="0"/>
-      </w:pPr>
-      <w:r>
-        <w:t>Broj indeksa: _________________________________</w:t>
-      </w:r>
-    </w:p>
-    <w:p>
-      <w:pPr>
-        <w:pStyle w:val="BodyText"/>
-        <w:ind w:firstLine="0"/>
-      </w:pPr>
-      <w:r>
-        <w:t>Student/kinja osnovnih ili master akademskih studija</w:t>
-      </w:r>
-    </w:p>
-    <w:p>
-      <w:pPr>
-        <w:pStyle w:val="BodyText"/>
-        <w:ind w:firstLine="0"/>
-      </w:pPr>
-      <w:r>
-        <w:t>Autor rada pod nazivom:</w:t>
-      </w:r>
-    </w:p>
-    <w:p>
-      <w:pPr>
-        <w:pStyle w:val="BodyText"/>
-        <w:ind w:firstLine="0"/>
-      </w:pPr>
-      <w:r>
-        <w:t>__________________________________________________________________</w:t>
-      </w:r>
-    </w:p>
-    <w:p>
-      <w:pPr>
-        <w:pStyle w:val="BodyText"/>
-        <w:ind w:firstLine="0"/>
-      </w:pPr>
-      <w:r>
-        <w:t>__________________________________________________________________</w:t>
-      </w:r>
-    </w:p>
-    <w:p/>
-    <w:p>
-      <w:pPr>
-        <w:pStyle w:val="BodyText"/>
-        <w:ind w:firstLine="0"/>
-      </w:pPr>
-      <w:r>
-        <w:t>Potpisivanjem izjavljujem:</w:t>
-      </w:r>
-    </w:p>
-    <w:p>
-      <w:pPr>
-        <w:pStyle w:val="ListBullet"/>
-        <w:spacing w:after="60"/>
-      </w:pPr>
-      <w:r>
-        <w:t>da je rad isključivo rezultat mog sopstvenog istraživačkog rada;</w:t>
-      </w:r>
-    </w:p>
-    <w:p>
-      <w:pPr>
-        <w:pStyle w:val="ListBullet"/>
-        <w:spacing w:after="60"/>
-      </w:pPr>
-      <w:r>
-        <w:t>da nisam koristio alate vještačke inteligencije za generisanje i/ili kreiranje dijelova rada;</w:t>
-      </w:r>
-    </w:p>
-    <w:p>
-      <w:pPr>
-        <w:pStyle w:val="ListBullet"/>
-        <w:spacing w:after="60"/>
-      </w:pPr>
-      <w:r>
-        <w:t>da sam rad i mišljenja drugih autora koje sam koristio u ovom radu naznačio ili citirao i navedeni su u spisku literature/referenci koji su sastavni dio ovog rada;</w:t>
-      </w:r>
-    </w:p>
-    <w:p>
-      <w:pPr>
-        <w:pStyle w:val="ListBullet"/>
-        <w:spacing w:after="60"/>
-      </w:pPr>
-      <w:r>
-        <w:t>da sam dobio sve dozvole za korišćenje autorskog djela koji se u cjelosti unose u predati rad i da sam to jasno naveo;</w:t>
-      </w:r>
-    </w:p>
-    <w:p>
-      <w:pPr>
-        <w:pStyle w:val="ListBullet"/>
-        <w:spacing w:after="60"/>
-      </w:pPr>
-      <w:r>
-        <w:t>da sam svjestan da je plagijat korišćenje tuđih radova u bilo kom obliku (kao citata, parafraza, slika, tabela, dijagrama, dizajna, planova, fotografija, filma, muzike, formula, veb sajtova, kompjuterskih programa i sl.) bez navođenja autora ili predstavljanje tuđih autorskih djela kao mojih, kažnjivo po zakonu (Zakon o autorskom i srodnim pravima, Službeni glasnik Republike Srbije, br. 104/2009, 99/2011, 119/2012), kao i drugih zakona i odgovarajućih akata Univerziteta u Novom Sadu;</w:t>
-      </w:r>
-    </w:p>
-    <w:p>
-      <w:pPr>
-        <w:pStyle w:val="ListBullet"/>
-        <w:spacing w:after="60"/>
-      </w:pPr>
-      <w:r>
-        <w:t>da sam svjestan da plagijat uključuje i predstavljanje, upotrebu i distribuiranje rada predavača ili drugih studenata kao sopstvenih;</w:t>
-      </w:r>
-    </w:p>
-    <w:p>
-      <w:pPr>
-        <w:pStyle w:val="ListBullet"/>
-        <w:spacing w:after="60"/>
-      </w:pPr>
-      <w:r>
-        <w:t>da sam svjestan posljedica koje kod dokazanog plagijata mogu prouzrokovati na predati rad i moj status;</w:t>
-      </w:r>
-    </w:p>
-    <w:p>
-      <w:pPr>
-        <w:pStyle w:val="ListBullet"/>
-        <w:spacing w:after="60"/>
-      </w:pPr>
-      <w:r>
-        <w:t>da je elektronska verzija rada identična štampanom primjerku i pristajem na njegovo objavljivanje pod uslovima propisanim aktima Univerziteta.</w:t>
-      </w:r>
-    </w:p>
-    <w:p/>
-    <w:p/>
-    <w:p>
-      <w:pPr>
-        <w:pStyle w:val="BodyText"/>
-        <w:ind w:firstLine="0"/>
-      </w:pPr>
-      <w:r>
-        <w:t>U Novom Sadu, ______________          Potpis studenta/studentkinje</w:t>
-      </w:r>
-    </w:p>
-    <w:p>
-      <w:pPr>
-        <w:pStyle w:val="BodyText"/>
-        <w:ind w:firstLine="0"/>
-      </w:pPr>
-      <w:r>
-        <w:t xml:space="preserve">                                      ________________________</w:t>
-      </w:r>
-    </w:p>
-    <w:p>
-      <w:r>
+        <w:t>[TODO] Ovdje se umeće zvanična izjava o akademskoj čestitosti usaglašena sa mentorom prije predaje rada.</w:t>
+      </w:r>
+    </w:p>
+    <w:p>
+      <w:pPr>
+        <w:spacing w:after="0" w:line="20" w:lineRule="exact"/>
+      </w:pPr>
+      <w:r>
+        <w:rPr>
+          <w:sz w:val="2"/>
+        </w:rPr>
         <w:br w:type="page"/>
       </w:r>
     </w:p>
@@ -2564,7 +2329,11 @@
         <w:t>SADRŽAJ</w:t>
       </w:r>
     </w:p>
-    <w:p/>
+    <w:p>
+      <w:pPr>
+        <w:spacing w:after="0" w:line="240" w:lineRule="exact"/>
+      </w:pPr>
+    </w:p>
     <w:p>
       <w:pPr>
         <w:pStyle w:val="TOC1"/>
@@ -2589,7 +2358,7 @@
       <w:r>
         <w:fldChar w:fldCharType="separate"/>
       </w:r>
-      <w:hyperlink w:anchor="_Toc239182909" w:history="1">
+      <w:hyperlink w:anchor="_Toc239635550" w:history="1">
         <w:r>
           <w:rPr>
             <w:rStyle w:val="Hyperlink"/>
@@ -2617,7 +2386,7 @@
             <w:noProof/>
             <w:webHidden/>
           </w:rPr>
-          <w:instrText xml:space="preserve"> PAGEREF _Toc239182909 \h </w:instrText>
+          <w:instrText xml:space="preserve"> PAGEREF _Toc239635550 \h </w:instrText>
         </w:r>
         <w:r>
           <w:rPr>
@@ -2663,7 +2432,7 @@
           <w14:ligatures w14:val="standardContextual"/>
         </w:rPr>
       </w:pPr>
-      <w:hyperlink w:anchor="_Toc239182910" w:history="1">
+      <w:hyperlink w:anchor="_Toc239635551" w:history="1">
         <w:r>
           <w:rPr>
             <w:rStyle w:val="Hyperlink"/>
@@ -2691,7 +2460,7 @@
             <w:noProof/>
             <w:webHidden/>
           </w:rPr>
-          <w:instrText xml:space="preserve"> PAGEREF _Toc239182910 \h </w:instrText>
+          <w:instrText xml:space="preserve"> PAGEREF _Toc239635551 \h </w:instrText>
         </w:r>
         <w:r>
           <w:rPr>
@@ -2737,7 +2506,7 @@
           <w14:ligatures w14:val="standardContextual"/>
         </w:rPr>
       </w:pPr>
-      <w:hyperlink w:anchor="_Toc239182911" w:history="1">
+      <w:hyperlink w:anchor="_Toc239635552" w:history="1">
         <w:r>
           <w:rPr>
             <w:rStyle w:val="Hyperlink"/>
@@ -2765,7 +2534,7 @@
             <w:noProof/>
             <w:webHidden/>
           </w:rPr>
-          <w:instrText xml:space="preserve"> PAGEREF _Toc239182911 \h </w:instrText>
+          <w:instrText xml:space="preserve"> PAGEREF _Toc239635552 \h </w:instrText>
         </w:r>
         <w:r>
           <w:rPr>
@@ -2811,7 +2580,7 @@
           <w14:ligatures w14:val="standardContextual"/>
         </w:rPr>
       </w:pPr>
-      <w:hyperlink w:anchor="_Toc239182912" w:history="1">
+      <w:hyperlink w:anchor="_Toc239635553" w:history="1">
         <w:r>
           <w:rPr>
             <w:rStyle w:val="Hyperlink"/>
@@ -2839,7 +2608,7 @@
             <w:noProof/>
             <w:webHidden/>
           </w:rPr>
-          <w:instrText xml:space="preserve"> PAGEREF _Toc239182912 \h </w:instrText>
+          <w:instrText xml:space="preserve"> PAGEREF _Toc239635553 \h </w:instrText>
         </w:r>
         <w:r>
           <w:rPr>
@@ -2885,7 +2654,7 @@
           <w14:ligatures w14:val="standardContextual"/>
         </w:rPr>
       </w:pPr>
-      <w:hyperlink w:anchor="_Toc239182913" w:history="1">
+      <w:hyperlink w:anchor="_Toc239635554" w:history="1">
         <w:r>
           <w:rPr>
             <w:rStyle w:val="Hyperlink"/>
@@ -2913,7 +2682,7 @@
             <w:noProof/>
             <w:webHidden/>
           </w:rPr>
-          <w:instrText xml:space="preserve"> PAGEREF _Toc239182913 \h </w:instrText>
+          <w:instrText xml:space="preserve"> PAGEREF _Toc239635554 \h </w:instrText>
         </w:r>
         <w:r>
           <w:rPr>
@@ -2959,7 +2728,7 @@
           <w14:ligatures w14:val="standardContextual"/>
         </w:rPr>
       </w:pPr>
-      <w:hyperlink w:anchor="_Toc239182914" w:history="1">
+      <w:hyperlink w:anchor="_Toc239635555" w:history="1">
         <w:r>
           <w:rPr>
             <w:rStyle w:val="Hyperlink"/>
@@ -2987,7 +2756,7 @@
             <w:noProof/>
             <w:webHidden/>
           </w:rPr>
-          <w:instrText xml:space="preserve"> PAGEREF _Toc239182914 \h </w:instrText>
+          <w:instrText xml:space="preserve"> PAGEREF _Toc239635555 \h </w:instrText>
         </w:r>
         <w:r>
           <w:rPr>
@@ -3033,7 +2802,7 @@
           <w14:ligatures w14:val="standardContextual"/>
         </w:rPr>
       </w:pPr>
-      <w:hyperlink w:anchor="_Toc239182915" w:history="1">
+      <w:hyperlink w:anchor="_Toc239635556" w:history="1">
         <w:r>
           <w:rPr>
             <w:rStyle w:val="Hyperlink"/>
@@ -3061,7 +2830,7 @@
             <w:noProof/>
             <w:webHidden/>
           </w:rPr>
-          <w:instrText xml:space="preserve"> PAGEREF _Toc239182915 \h </w:instrText>
+          <w:instrText xml:space="preserve"> PAGEREF _Toc239635556 \h </w:instrText>
         </w:r>
         <w:r>
           <w:rPr>
@@ -3107,7 +2876,7 @@
           <w14:ligatures w14:val="standardContextual"/>
         </w:rPr>
       </w:pPr>
-      <w:hyperlink w:anchor="_Toc239182916" w:history="1">
+      <w:hyperlink w:anchor="_Toc239635557" w:history="1">
         <w:r>
           <w:rPr>
             <w:rStyle w:val="Hyperlink"/>
@@ -3135,7 +2904,7 @@
             <w:noProof/>
             <w:webHidden/>
           </w:rPr>
-          <w:instrText xml:space="preserve"> PAGEREF _Toc239182916 \h </w:instrText>
+          <w:instrText xml:space="preserve"> PAGEREF _Toc239635557 \h </w:instrText>
         </w:r>
         <w:r>
           <w:rPr>
@@ -3181,7 +2950,7 @@
           <w14:ligatures w14:val="standardContextual"/>
         </w:rPr>
       </w:pPr>
-      <w:hyperlink w:anchor="_Toc239182917" w:history="1">
+      <w:hyperlink w:anchor="_Toc239635558" w:history="1">
         <w:r>
           <w:rPr>
             <w:rStyle w:val="Hyperlink"/>
@@ -3209,7 +2978,7 @@
             <w:noProof/>
             <w:webHidden/>
           </w:rPr>
-          <w:instrText xml:space="preserve"> PAGEREF _Toc239182917 \h </w:instrText>
+          <w:instrText xml:space="preserve"> PAGEREF _Toc239635558 \h </w:instrText>
         </w:r>
         <w:r>
           <w:rPr>
@@ -3255,7 +3024,7 @@
           <w14:ligatures w14:val="standardContextual"/>
         </w:rPr>
       </w:pPr>
-      <w:hyperlink w:anchor="_Toc239182918" w:history="1">
+      <w:hyperlink w:anchor="_Toc239635559" w:history="1">
         <w:r>
           <w:rPr>
             <w:rStyle w:val="Hyperlink"/>
@@ -3283,7 +3052,7 @@
             <w:noProof/>
             <w:webHidden/>
           </w:rPr>
-          <w:instrText xml:space="preserve"> PAGEREF _Toc239182918 \h </w:instrText>
+          <w:instrText xml:space="preserve"> PAGEREF _Toc239635559 \h </w:instrText>
         </w:r>
         <w:r>
           <w:rPr>
@@ -3329,7 +3098,7 @@
           <w14:ligatures w14:val="standardContextual"/>
         </w:rPr>
       </w:pPr>
-      <w:hyperlink w:anchor="_Toc239182919" w:history="1">
+      <w:hyperlink w:anchor="_Toc239635560" w:history="1">
         <w:r>
           <w:rPr>
             <w:rStyle w:val="Hyperlink"/>
@@ -3357,7 +3126,7 @@
             <w:noProof/>
             <w:webHidden/>
           </w:rPr>
-          <w:instrText xml:space="preserve"> PAGEREF _Toc239182919 \h </w:instrText>
+          <w:instrText xml:space="preserve"> PAGEREF _Toc239635560 \h </w:instrText>
         </w:r>
         <w:r>
           <w:rPr>
@@ -3403,7 +3172,7 @@
           <w14:ligatures w14:val="standardContextual"/>
         </w:rPr>
       </w:pPr>
-      <w:hyperlink w:anchor="_Toc239182920" w:history="1">
+      <w:hyperlink w:anchor="_Toc239635561" w:history="1">
         <w:r>
           <w:rPr>
             <w:rStyle w:val="Hyperlink"/>
@@ -3431,7 +3200,7 @@
             <w:noProof/>
             <w:webHidden/>
           </w:rPr>
-          <w:instrText xml:space="preserve"> PAGEREF _Toc239182920 \h </w:instrText>
+          <w:instrText xml:space="preserve"> PAGEREF _Toc239635561 \h </w:instrText>
         </w:r>
         <w:r>
           <w:rPr>
@@ -3477,7 +3246,7 @@
           <w14:ligatures w14:val="standardContextual"/>
         </w:rPr>
       </w:pPr>
-      <w:hyperlink w:anchor="_Toc239182921" w:history="1">
+      <w:hyperlink w:anchor="_Toc239635562" w:history="1">
         <w:r>
           <w:rPr>
             <w:rStyle w:val="Hyperlink"/>
@@ -3505,7 +3274,7 @@
             <w:noProof/>
             <w:webHidden/>
           </w:rPr>
-          <w:instrText xml:space="preserve"> PAGEREF _Toc239182921 \h </w:instrText>
+          <w:instrText xml:space="preserve"> PAGEREF _Toc239635562 \h </w:instrText>
         </w:r>
         <w:r>
           <w:rPr>
@@ -3551,7 +3320,7 @@
           <w14:ligatures w14:val="standardContextual"/>
         </w:rPr>
       </w:pPr>
-      <w:hyperlink w:anchor="_Toc239182922" w:history="1">
+      <w:hyperlink w:anchor="_Toc239635563" w:history="1">
         <w:r>
           <w:rPr>
             <w:rStyle w:val="Hyperlink"/>
@@ -3579,7 +3348,7 @@
             <w:noProof/>
             <w:webHidden/>
           </w:rPr>
-          <w:instrText xml:space="preserve"> PAGEREF _Toc239182922 \h </w:instrText>
+          <w:instrText xml:space="preserve"> PAGEREF _Toc239635563 \h </w:instrText>
         </w:r>
         <w:r>
           <w:rPr>
@@ -3625,7 +3394,7 @@
           <w14:ligatures w14:val="standardContextual"/>
         </w:rPr>
       </w:pPr>
-      <w:hyperlink w:anchor="_Toc239182923" w:history="1">
+      <w:hyperlink w:anchor="_Toc239635564" w:history="1">
         <w:r>
           <w:rPr>
             <w:rStyle w:val="Hyperlink"/>
@@ -3653,7 +3422,7 @@
             <w:noProof/>
             <w:webHidden/>
           </w:rPr>
-          <w:instrText xml:space="preserve"> PAGEREF _Toc239182923 \h </w:instrText>
+          <w:instrText xml:space="preserve"> PAGEREF _Toc239635564 \h </w:instrText>
         </w:r>
         <w:r>
           <w:rPr>
@@ -3699,7 +3468,7 @@
           <w14:ligatures w14:val="standardContextual"/>
         </w:rPr>
       </w:pPr>
-      <w:hyperlink w:anchor="_Toc239182924" w:history="1">
+      <w:hyperlink w:anchor="_Toc239635565" w:history="1">
         <w:r>
           <w:rPr>
             <w:rStyle w:val="Hyperlink"/>
@@ -3727,7 +3496,7 @@
             <w:noProof/>
             <w:webHidden/>
           </w:rPr>
-          <w:instrText xml:space="preserve"> PAGEREF _Toc239182924 \h </w:instrText>
+          <w:instrText xml:space="preserve"> PAGEREF _Toc239635565 \h </w:instrText>
         </w:r>
         <w:r>
           <w:rPr>
@@ -3773,7 +3542,7 @@
           <w14:ligatures w14:val="standardContextual"/>
         </w:rPr>
       </w:pPr>
-      <w:hyperlink w:anchor="_Toc239182925" w:history="1">
+      <w:hyperlink w:anchor="_Toc239635566" w:history="1">
         <w:r>
           <w:rPr>
             <w:rStyle w:val="Hyperlink"/>
@@ -3801,7 +3570,7 @@
             <w:noProof/>
             <w:webHidden/>
           </w:rPr>
-          <w:instrText xml:space="preserve"> PAGEREF _Toc239182925 \h </w:instrText>
+          <w:instrText xml:space="preserve"> PAGEREF _Toc239635566 \h </w:instrText>
         </w:r>
         <w:r>
           <w:rPr>
@@ -3847,14 +3616,14 @@
           <w14:ligatures w14:val="standardContextual"/>
         </w:rPr>
       </w:pPr>
-      <w:hyperlink w:anchor="_Toc239182926" w:history="1">
+      <w:hyperlink w:anchor="_Toc239635567" w:history="1">
         <w:r>
           <w:rPr>
             <w:rStyle w:val="Hyperlink"/>
             <w:rFonts w:ascii="Arial" w:hAnsi="Arial"/>
             <w:noProof/>
           </w:rPr>
-          <w:t>4.1. Pravilo poštenog poređenja</w:t>
+          <w:t>4.1. Protokol poređenja</w:t>
         </w:r>
         <w:r>
           <w:rPr>
@@ -3875,7 +3644,7 @@
             <w:noProof/>
             <w:webHidden/>
           </w:rPr>
-          <w:instrText xml:space="preserve"> PAGEREF _Toc239182926 \h </w:instrText>
+          <w:instrText xml:space="preserve"> PAGEREF _Toc239635567 \h </w:instrText>
         </w:r>
         <w:r>
           <w:rPr>
@@ -3921,7 +3690,7 @@
           <w14:ligatures w14:val="standardContextual"/>
         </w:rPr>
       </w:pPr>
-      <w:hyperlink w:anchor="_Toc239182927" w:history="1">
+      <w:hyperlink w:anchor="_Toc239635568" w:history="1">
         <w:r>
           <w:rPr>
             <w:rStyle w:val="Hyperlink"/>
@@ -3949,7 +3718,7 @@
             <w:noProof/>
             <w:webHidden/>
           </w:rPr>
-          <w:instrText xml:space="preserve"> PAGEREF _Toc239182927 \h </w:instrText>
+          <w:instrText xml:space="preserve"> PAGEREF _Toc239635568 \h </w:instrText>
         </w:r>
         <w:r>
           <w:rPr>
@@ -3995,7 +3764,7 @@
           <w14:ligatures w14:val="standardContextual"/>
         </w:rPr>
       </w:pPr>
-      <w:hyperlink w:anchor="_Toc239182928" w:history="1">
+      <w:hyperlink w:anchor="_Toc239635569" w:history="1">
         <w:r>
           <w:rPr>
             <w:rStyle w:val="Hyperlink"/>
@@ -4023,7 +3792,7 @@
             <w:noProof/>
             <w:webHidden/>
           </w:rPr>
-          <w:instrText xml:space="preserve"> PAGEREF _Toc239182928 \h </w:instrText>
+          <w:instrText xml:space="preserve"> PAGEREF _Toc239635569 \h </w:instrText>
         </w:r>
         <w:r>
           <w:rPr>
@@ -4069,7 +3838,7 @@
           <w14:ligatures w14:val="standardContextual"/>
         </w:rPr>
       </w:pPr>
-      <w:hyperlink w:anchor="_Toc239182929" w:history="1">
+      <w:hyperlink w:anchor="_Toc239635570" w:history="1">
         <w:r>
           <w:rPr>
             <w:rStyle w:val="Hyperlink"/>
@@ -4097,7 +3866,7 @@
             <w:noProof/>
             <w:webHidden/>
           </w:rPr>
-          <w:instrText xml:space="preserve"> PAGEREF _Toc239182929 \h </w:instrText>
+          <w:instrText xml:space="preserve"> PAGEREF _Toc239635570 \h </w:instrText>
         </w:r>
         <w:r>
           <w:rPr>
@@ -4143,7 +3912,7 @@
           <w14:ligatures w14:val="standardContextual"/>
         </w:rPr>
       </w:pPr>
-      <w:hyperlink w:anchor="_Toc239182930" w:history="1">
+      <w:hyperlink w:anchor="_Toc239635571" w:history="1">
         <w:r>
           <w:rPr>
             <w:rStyle w:val="Hyperlink"/>
@@ -4171,7 +3940,7 @@
             <w:noProof/>
             <w:webHidden/>
           </w:rPr>
-          <w:instrText xml:space="preserve"> PAGEREF _Toc239182930 \h </w:instrText>
+          <w:instrText xml:space="preserve"> PAGEREF _Toc239635571 \h </w:instrText>
         </w:r>
         <w:r>
           <w:rPr>
@@ -4217,7 +3986,7 @@
           <w14:ligatures w14:val="standardContextual"/>
         </w:rPr>
       </w:pPr>
-      <w:hyperlink w:anchor="_Toc239182931" w:history="1">
+      <w:hyperlink w:anchor="_Toc239635572" w:history="1">
         <w:r>
           <w:rPr>
             <w:rStyle w:val="Hyperlink"/>
@@ -4245,7 +4014,7 @@
             <w:noProof/>
             <w:webHidden/>
           </w:rPr>
-          <w:instrText xml:space="preserve"> PAGEREF _Toc239182931 \h </w:instrText>
+          <w:instrText xml:space="preserve"> PAGEREF _Toc239635572 \h </w:instrText>
         </w:r>
         <w:r>
           <w:rPr>
@@ -4291,14 +4060,14 @@
           <w14:ligatures w14:val="standardContextual"/>
         </w:rPr>
       </w:pPr>
-      <w:hyperlink w:anchor="_Toc239182932" w:history="1">
+      <w:hyperlink w:anchor="_Toc239635573" w:history="1">
         <w:r>
           <w:rPr>
             <w:rStyle w:val="Hyperlink"/>
             <w:rFonts w:ascii="Arial" w:hAnsi="Arial"/>
             <w:noProof/>
           </w:rPr>
-          <w:t>4.7. Faza 5 — šest unaprijed navedenih alternativa</w:t>
+          <w:t>4.7. Faza 5 — poređenje alternativnih obilježja</w:t>
         </w:r>
         <w:r>
           <w:rPr>
@@ -4319,7 +4088,7 @@
             <w:noProof/>
             <w:webHidden/>
           </w:rPr>
-          <w:instrText xml:space="preserve"> PAGEREF _Toc239182932 \h </w:instrText>
+          <w:instrText xml:space="preserve"> PAGEREF _Toc239635573 \h </w:instrText>
         </w:r>
         <w:r>
           <w:rPr>
@@ -4365,7 +4134,7 @@
           <w14:ligatures w14:val="standardContextual"/>
         </w:rPr>
       </w:pPr>
-      <w:hyperlink w:anchor="_Toc239182933" w:history="1">
+      <w:hyperlink w:anchor="_Toc239635574" w:history="1">
         <w:r>
           <w:rPr>
             <w:rStyle w:val="Hyperlink"/>
@@ -4393,7 +4162,7 @@
             <w:noProof/>
             <w:webHidden/>
           </w:rPr>
-          <w:instrText xml:space="preserve"> PAGEREF _Toc239182933 \h </w:instrText>
+          <w:instrText xml:space="preserve"> PAGEREF _Toc239635574 \h </w:instrText>
         </w:r>
         <w:r>
           <w:rPr>
@@ -4439,7 +4208,7 @@
           <w14:ligatures w14:val="standardContextual"/>
         </w:rPr>
       </w:pPr>
-      <w:hyperlink w:anchor="_Toc239182934" w:history="1">
+      <w:hyperlink w:anchor="_Toc239635575" w:history="1">
         <w:r>
           <w:rPr>
             <w:rStyle w:val="Hyperlink"/>
@@ -4467,7 +4236,7 @@
             <w:noProof/>
             <w:webHidden/>
           </w:rPr>
-          <w:instrText xml:space="preserve"> PAGEREF _Toc239182934 \h </w:instrText>
+          <w:instrText xml:space="preserve"> PAGEREF _Toc239635575 \h </w:instrText>
         </w:r>
         <w:r>
           <w:rPr>
@@ -4513,7 +4282,7 @@
           <w14:ligatures w14:val="standardContextual"/>
         </w:rPr>
       </w:pPr>
-      <w:hyperlink w:anchor="_Toc239182935" w:history="1">
+      <w:hyperlink w:anchor="_Toc239635576" w:history="1">
         <w:r>
           <w:rPr>
             <w:rStyle w:val="Hyperlink"/>
@@ -4541,7 +4310,7 @@
             <w:noProof/>
             <w:webHidden/>
           </w:rPr>
-          <w:instrText xml:space="preserve"> PAGEREF _Toc239182935 \h </w:instrText>
+          <w:instrText xml:space="preserve"> PAGEREF _Toc239635576 \h </w:instrText>
         </w:r>
         <w:r>
           <w:rPr>
@@ -4587,7 +4356,7 @@
           <w14:ligatures w14:val="standardContextual"/>
         </w:rPr>
       </w:pPr>
-      <w:hyperlink w:anchor="_Toc239182936" w:history="1">
+      <w:hyperlink w:anchor="_Toc239635577" w:history="1">
         <w:r>
           <w:rPr>
             <w:rStyle w:val="Hyperlink"/>
@@ -4615,7 +4384,7 @@
             <w:noProof/>
             <w:webHidden/>
           </w:rPr>
-          <w:instrText xml:space="preserve"> PAGEREF _Toc239182936 \h </w:instrText>
+          <w:instrText xml:space="preserve"> PAGEREF _Toc239635577 \h </w:instrText>
         </w:r>
         <w:r>
           <w:rPr>
@@ -4661,7 +4430,7 @@
           <w14:ligatures w14:val="standardContextual"/>
         </w:rPr>
       </w:pPr>
-      <w:hyperlink w:anchor="_Toc239182937" w:history="1">
+      <w:hyperlink w:anchor="_Toc239635578" w:history="1">
         <w:r>
           <w:rPr>
             <w:rStyle w:val="Hyperlink"/>
@@ -4689,7 +4458,7 @@
             <w:noProof/>
             <w:webHidden/>
           </w:rPr>
-          <w:instrText xml:space="preserve"> PAGEREF _Toc239182937 \h </w:instrText>
+          <w:instrText xml:space="preserve"> PAGEREF _Toc239635578 \h </w:instrText>
         </w:r>
         <w:r>
           <w:rPr>
@@ -4735,7 +4504,7 @@
           <w14:ligatures w14:val="standardContextual"/>
         </w:rPr>
       </w:pPr>
-      <w:hyperlink w:anchor="_Toc239182938" w:history="1">
+      <w:hyperlink w:anchor="_Toc239635579" w:history="1">
         <w:r>
           <w:rPr>
             <w:rStyle w:val="Hyperlink"/>
@@ -4763,7 +4532,7 @@
             <w:noProof/>
             <w:webHidden/>
           </w:rPr>
-          <w:instrText xml:space="preserve"> PAGEREF _Toc239182938 \h </w:instrText>
+          <w:instrText xml:space="preserve"> PAGEREF _Toc239635579 \h </w:instrText>
         </w:r>
         <w:r>
           <w:rPr>
@@ -4809,7 +4578,7 @@
           <w14:ligatures w14:val="standardContextual"/>
         </w:rPr>
       </w:pPr>
-      <w:hyperlink w:anchor="_Toc239182939" w:history="1">
+      <w:hyperlink w:anchor="_Toc239635580" w:history="1">
         <w:r>
           <w:rPr>
             <w:rStyle w:val="Hyperlink"/>
@@ -4837,7 +4606,7 @@
             <w:noProof/>
             <w:webHidden/>
           </w:rPr>
-          <w:instrText xml:space="preserve"> PAGEREF _Toc239182939 \h </w:instrText>
+          <w:instrText xml:space="preserve"> PAGEREF _Toc239635580 \h </w:instrText>
         </w:r>
         <w:r>
           <w:rPr>
@@ -4883,7 +4652,7 @@
           <w14:ligatures w14:val="standardContextual"/>
         </w:rPr>
       </w:pPr>
-      <w:hyperlink w:anchor="_Toc239182940" w:history="1">
+      <w:hyperlink w:anchor="_Toc239635581" w:history="1">
         <w:r>
           <w:rPr>
             <w:rStyle w:val="Hyperlink"/>
@@ -4911,7 +4680,7 @@
             <w:noProof/>
             <w:webHidden/>
           </w:rPr>
-          <w:instrText xml:space="preserve"> PAGEREF _Toc239182940 \h </w:instrText>
+          <w:instrText xml:space="preserve"> PAGEREF _Toc239635581 \h </w:instrText>
         </w:r>
         <w:r>
           <w:rPr>
@@ -4957,7 +4726,7 @@
           <w14:ligatures w14:val="standardContextual"/>
         </w:rPr>
       </w:pPr>
-      <w:hyperlink w:anchor="_Toc239182941" w:history="1">
+      <w:hyperlink w:anchor="_Toc239635582" w:history="1">
         <w:r>
           <w:rPr>
             <w:rStyle w:val="Hyperlink"/>
@@ -4985,7 +4754,7 @@
             <w:noProof/>
             <w:webHidden/>
           </w:rPr>
-          <w:instrText xml:space="preserve"> PAGEREF _Toc239182941 \h </w:instrText>
+          <w:instrText xml:space="preserve"> PAGEREF _Toc239635582 \h </w:instrText>
         </w:r>
         <w:r>
           <w:rPr>
@@ -5031,7 +4800,7 @@
           <w14:ligatures w14:val="standardContextual"/>
         </w:rPr>
       </w:pPr>
-      <w:hyperlink w:anchor="_Toc239182942" w:history="1">
+      <w:hyperlink w:anchor="_Toc239635583" w:history="1">
         <w:r>
           <w:rPr>
             <w:rStyle w:val="Hyperlink"/>
@@ -5059,7 +4828,7 @@
             <w:noProof/>
             <w:webHidden/>
           </w:rPr>
-          <w:instrText xml:space="preserve"> PAGEREF _Toc239182942 \h </w:instrText>
+          <w:instrText xml:space="preserve"> PAGEREF _Toc239635583 \h </w:instrText>
         </w:r>
         <w:r>
           <w:rPr>
@@ -5105,7 +4874,7 @@
           <w14:ligatures w14:val="standardContextual"/>
         </w:rPr>
       </w:pPr>
-      <w:hyperlink w:anchor="_Toc239182943" w:history="1">
+      <w:hyperlink w:anchor="_Toc239635584" w:history="1">
         <w:r>
           <w:rPr>
             <w:rStyle w:val="Hyperlink"/>
@@ -5133,7 +4902,7 @@
             <w:noProof/>
             <w:webHidden/>
           </w:rPr>
-          <w:instrText xml:space="preserve"> PAGEREF _Toc239182943 \h </w:instrText>
+          <w:instrText xml:space="preserve"> PAGEREF _Toc239635584 \h </w:instrText>
         </w:r>
         <w:r>
           <w:rPr>
@@ -5179,7 +4948,7 @@
           <w14:ligatures w14:val="standardContextual"/>
         </w:rPr>
       </w:pPr>
-      <w:hyperlink w:anchor="_Toc239182944" w:history="1">
+      <w:hyperlink w:anchor="_Toc239635585" w:history="1">
         <w:r>
           <w:rPr>
             <w:rStyle w:val="Hyperlink"/>
@@ -5207,7 +4976,7 @@
             <w:noProof/>
             <w:webHidden/>
           </w:rPr>
-          <w:instrText xml:space="preserve"> PAGEREF _Toc239182944 \h </w:instrText>
+          <w:instrText xml:space="preserve"> PAGEREF _Toc239635585 \h </w:instrText>
         </w:r>
         <w:r>
           <w:rPr>
@@ -5253,7 +5022,7 @@
           <w14:ligatures w14:val="standardContextual"/>
         </w:rPr>
       </w:pPr>
-      <w:hyperlink w:anchor="_Toc239182945" w:history="1">
+      <w:hyperlink w:anchor="_Toc239635586" w:history="1">
         <w:r>
           <w:rPr>
             <w:rStyle w:val="Hyperlink"/>
@@ -5281,7 +5050,7 @@
             <w:noProof/>
             <w:webHidden/>
           </w:rPr>
-          <w:instrText xml:space="preserve"> PAGEREF _Toc239182945 \h </w:instrText>
+          <w:instrText xml:space="preserve"> PAGEREF _Toc239635586 \h </w:instrText>
         </w:r>
         <w:r>
           <w:rPr>
@@ -5327,7 +5096,7 @@
           <w14:ligatures w14:val="standardContextual"/>
         </w:rPr>
       </w:pPr>
-      <w:hyperlink w:anchor="_Toc239182946" w:history="1">
+      <w:hyperlink w:anchor="_Toc239635587" w:history="1">
         <w:r>
           <w:rPr>
             <w:rStyle w:val="Hyperlink"/>
@@ -5355,7 +5124,7 @@
             <w:noProof/>
             <w:webHidden/>
           </w:rPr>
-          <w:instrText xml:space="preserve"> PAGEREF _Toc239182946 \h </w:instrText>
+          <w:instrText xml:space="preserve"> PAGEREF _Toc239635587 \h </w:instrText>
         </w:r>
         <w:r>
           <w:rPr>
@@ -5401,7 +5170,7 @@
           <w14:ligatures w14:val="standardContextual"/>
         </w:rPr>
       </w:pPr>
-      <w:hyperlink w:anchor="_Toc239182947" w:history="1">
+      <w:hyperlink w:anchor="_Toc239635588" w:history="1">
         <w:r>
           <w:rPr>
             <w:rStyle w:val="Hyperlink"/>
@@ -5429,7 +5198,7 @@
             <w:noProof/>
             <w:webHidden/>
           </w:rPr>
-          <w:instrText xml:space="preserve"> PAGEREF _Toc239182947 \h </w:instrText>
+          <w:instrText xml:space="preserve"> PAGEREF _Toc239635588 \h </w:instrText>
         </w:r>
         <w:r>
           <w:rPr>
@@ -5475,7 +5244,7 @@
           <w14:ligatures w14:val="standardContextual"/>
         </w:rPr>
       </w:pPr>
-      <w:hyperlink w:anchor="_Toc239182948" w:history="1">
+      <w:hyperlink w:anchor="_Toc239635589" w:history="1">
         <w:r>
           <w:rPr>
             <w:rStyle w:val="Hyperlink"/>
@@ -5503,7 +5272,7 @@
             <w:noProof/>
             <w:webHidden/>
           </w:rPr>
-          <w:instrText xml:space="preserve"> PAGEREF _Toc239182948 \h </w:instrText>
+          <w:instrText xml:space="preserve"> PAGEREF _Toc239635589 \h </w:instrText>
         </w:r>
         <w:r>
           <w:rPr>
@@ -5549,7 +5318,7 @@
           <w14:ligatures w14:val="standardContextual"/>
         </w:rPr>
       </w:pPr>
-      <w:hyperlink w:anchor="_Toc239182949" w:history="1">
+      <w:hyperlink w:anchor="_Toc239635590" w:history="1">
         <w:r>
           <w:rPr>
             <w:rStyle w:val="Hyperlink"/>
@@ -5577,7 +5346,7 @@
             <w:noProof/>
             <w:webHidden/>
           </w:rPr>
-          <w:instrText xml:space="preserve"> PAGEREF _Toc239182949 \h </w:instrText>
+          <w:instrText xml:space="preserve"> PAGEREF _Toc239635590 \h </w:instrText>
         </w:r>
         <w:r>
           <w:rPr>
@@ -5623,7 +5392,7 @@
           <w14:ligatures w14:val="standardContextual"/>
         </w:rPr>
       </w:pPr>
-      <w:hyperlink w:anchor="_Toc239182950" w:history="1">
+      <w:hyperlink w:anchor="_Toc239635591" w:history="1">
         <w:r>
           <w:rPr>
             <w:rStyle w:val="Hyperlink"/>
@@ -5651,7 +5420,7 @@
             <w:noProof/>
             <w:webHidden/>
           </w:rPr>
-          <w:instrText xml:space="preserve"> PAGEREF _Toc239182950 \h </w:instrText>
+          <w:instrText xml:space="preserve"> PAGEREF _Toc239635591 \h </w:instrText>
         </w:r>
         <w:r>
           <w:rPr>
@@ -5697,7 +5466,7 @@
           <w14:ligatures w14:val="standardContextual"/>
         </w:rPr>
       </w:pPr>
-      <w:hyperlink w:anchor="_Toc239182951" w:history="1">
+      <w:hyperlink w:anchor="_Toc239635592" w:history="1">
         <w:r>
           <w:rPr>
             <w:rStyle w:val="Hyperlink"/>
@@ -5725,7 +5494,7 @@
             <w:noProof/>
             <w:webHidden/>
           </w:rPr>
-          <w:instrText xml:space="preserve"> PAGEREF _Toc239182951 \h </w:instrText>
+          <w:instrText xml:space="preserve"> PAGEREF _Toc239635592 \h </w:instrText>
         </w:r>
         <w:r>
           <w:rPr>
@@ -5771,7 +5540,7 @@
           <w14:ligatures w14:val="standardContextual"/>
         </w:rPr>
       </w:pPr>
-      <w:hyperlink w:anchor="_Toc239182952" w:history="1">
+      <w:hyperlink w:anchor="_Toc239635593" w:history="1">
         <w:r>
           <w:rPr>
             <w:rStyle w:val="Hyperlink"/>
@@ -5799,7 +5568,7 @@
             <w:noProof/>
             <w:webHidden/>
           </w:rPr>
-          <w:instrText xml:space="preserve"> PAGEREF _Toc239182952 \h </w:instrText>
+          <w:instrText xml:space="preserve"> PAGEREF _Toc239635593 \h </w:instrText>
         </w:r>
         <w:r>
           <w:rPr>
@@ -5845,7 +5614,7 @@
           <w14:ligatures w14:val="standardContextual"/>
         </w:rPr>
       </w:pPr>
-      <w:hyperlink w:anchor="_Toc239182953" w:history="1">
+      <w:hyperlink w:anchor="_Toc239635594" w:history="1">
         <w:r>
           <w:rPr>
             <w:rStyle w:val="Hyperlink"/>
@@ -5873,7 +5642,7 @@
             <w:noProof/>
             <w:webHidden/>
           </w:rPr>
-          <w:instrText xml:space="preserve"> PAGEREF _Toc239182953 \h </w:instrText>
+          <w:instrText xml:space="preserve"> PAGEREF _Toc239635594 \h </w:instrText>
         </w:r>
         <w:r>
           <w:rPr>
@@ -5919,7 +5688,7 @@
           <w14:ligatures w14:val="standardContextual"/>
         </w:rPr>
       </w:pPr>
-      <w:hyperlink w:anchor="_Toc239182954" w:history="1">
+      <w:hyperlink w:anchor="_Toc239635595" w:history="1">
         <w:r>
           <w:rPr>
             <w:rStyle w:val="Hyperlink"/>
@@ -5947,7 +5716,7 @@
             <w:noProof/>
             <w:webHidden/>
           </w:rPr>
-          <w:instrText xml:space="preserve"> PAGEREF _Toc239182954 \h </w:instrText>
+          <w:instrText xml:space="preserve"> PAGEREF _Toc239635595 \h </w:instrText>
         </w:r>
         <w:r>
           <w:rPr>
@@ -5993,7 +5762,7 @@
           <w14:ligatures w14:val="standardContextual"/>
         </w:rPr>
       </w:pPr>
-      <w:hyperlink w:anchor="_Toc239182955" w:history="1">
+      <w:hyperlink w:anchor="_Toc239635596" w:history="1">
         <w:r>
           <w:rPr>
             <w:rStyle w:val="Hyperlink"/>
@@ -6021,7 +5790,7 @@
             <w:noProof/>
             <w:webHidden/>
           </w:rPr>
-          <w:instrText xml:space="preserve"> PAGEREF _Toc239182955 \h </w:instrText>
+          <w:instrText xml:space="preserve"> PAGEREF _Toc239635596 \h </w:instrText>
         </w:r>
         <w:r>
           <w:rPr>
@@ -6067,7 +5836,7 @@
           <w14:ligatures w14:val="standardContextual"/>
         </w:rPr>
       </w:pPr>
-      <w:hyperlink w:anchor="_Toc239182956" w:history="1">
+      <w:hyperlink w:anchor="_Toc239635597" w:history="1">
         <w:r>
           <w:rPr>
             <w:rStyle w:val="Hyperlink"/>
@@ -6095,7 +5864,7 @@
             <w:noProof/>
             <w:webHidden/>
           </w:rPr>
-          <w:instrText xml:space="preserve"> PAGEREF _Toc239182956 \h </w:instrText>
+          <w:instrText xml:space="preserve"> PAGEREF _Toc239635597 \h </w:instrText>
         </w:r>
         <w:r>
           <w:rPr>
@@ -6141,7 +5910,7 @@
           <w14:ligatures w14:val="standardContextual"/>
         </w:rPr>
       </w:pPr>
-      <w:hyperlink w:anchor="_Toc239182957" w:history="1">
+      <w:hyperlink w:anchor="_Toc239635598" w:history="1">
         <w:r>
           <w:rPr>
             <w:rStyle w:val="Hyperlink"/>
@@ -6169,7 +5938,7 @@
             <w:noProof/>
             <w:webHidden/>
           </w:rPr>
-          <w:instrText xml:space="preserve"> PAGEREF _Toc239182957 \h </w:instrText>
+          <w:instrText xml:space="preserve"> PAGEREF _Toc239635598 \h </w:instrText>
         </w:r>
         <w:r>
           <w:rPr>
@@ -6215,7 +5984,7 @@
           <w14:ligatures w14:val="standardContextual"/>
         </w:rPr>
       </w:pPr>
-      <w:hyperlink w:anchor="_Toc239182958" w:history="1">
+      <w:hyperlink w:anchor="_Toc239635599" w:history="1">
         <w:r>
           <w:rPr>
             <w:rStyle w:val="Hyperlink"/>
@@ -6243,7 +6012,7 @@
             <w:noProof/>
             <w:webHidden/>
           </w:rPr>
-          <w:instrText xml:space="preserve"> PAGEREF _Toc239182958 \h </w:instrText>
+          <w:instrText xml:space="preserve"> PAGEREF _Toc239635599 \h </w:instrText>
         </w:r>
         <w:r>
           <w:rPr>
@@ -6263,7 +6032,7 @@
             <w:noProof/>
             <w:webHidden/>
           </w:rPr>
-          <w:t>26</w:t>
+          <w:t>25</w:t>
         </w:r>
         <w:r>
           <w:rPr>
@@ -6289,7 +6058,7 @@
           <w14:ligatures w14:val="standardContextual"/>
         </w:rPr>
       </w:pPr>
-      <w:hyperlink w:anchor="_Toc239182959" w:history="1">
+      <w:hyperlink w:anchor="_Toc239635600" w:history="1">
         <w:r>
           <w:rPr>
             <w:rStyle w:val="Hyperlink"/>
@@ -6317,7 +6086,7 @@
             <w:noProof/>
             <w:webHidden/>
           </w:rPr>
-          <w:instrText xml:space="preserve"> PAGEREF _Toc239182959 \h </w:instrText>
+          <w:instrText xml:space="preserve"> PAGEREF _Toc239635600 \h </w:instrText>
         </w:r>
         <w:r>
           <w:rPr>
@@ -6337,7 +6106,7 @@
             <w:noProof/>
             <w:webHidden/>
           </w:rPr>
-          <w:t>26</w:t>
+          <w:t>25</w:t>
         </w:r>
         <w:r>
           <w:rPr>
@@ -6363,7 +6132,7 @@
           <w14:ligatures w14:val="standardContextual"/>
         </w:rPr>
       </w:pPr>
-      <w:hyperlink w:anchor="_Toc239182960" w:history="1">
+      <w:hyperlink w:anchor="_Toc239635601" w:history="1">
         <w:r>
           <w:rPr>
             <w:rStyle w:val="Hyperlink"/>
@@ -6391,7 +6160,7 @@
             <w:noProof/>
             <w:webHidden/>
           </w:rPr>
-          <w:instrText xml:space="preserve"> PAGEREF _Toc239182960 \h </w:instrText>
+          <w:instrText xml:space="preserve"> PAGEREF _Toc239635601 \h </w:instrText>
         </w:r>
         <w:r>
           <w:rPr>
@@ -6411,7 +6180,7 @@
             <w:noProof/>
             <w:webHidden/>
           </w:rPr>
-          <w:t>26</w:t>
+          <w:t>25</w:t>
         </w:r>
         <w:r>
           <w:rPr>
@@ -6437,7 +6206,7 @@
           <w14:ligatures w14:val="standardContextual"/>
         </w:rPr>
       </w:pPr>
-      <w:hyperlink w:anchor="_Toc239182961" w:history="1">
+      <w:hyperlink w:anchor="_Toc239635602" w:history="1">
         <w:r>
           <w:rPr>
             <w:rStyle w:val="Hyperlink"/>
@@ -6465,7 +6234,7 @@
             <w:noProof/>
             <w:webHidden/>
           </w:rPr>
-          <w:instrText xml:space="preserve"> PAGEREF _Toc239182961 \h </w:instrText>
+          <w:instrText xml:space="preserve"> PAGEREF _Toc239635602 \h </w:instrText>
         </w:r>
         <w:r>
           <w:rPr>
@@ -6485,7 +6254,7 @@
             <w:noProof/>
             <w:webHidden/>
           </w:rPr>
-          <w:t>26</w:t>
+          <w:t>25</w:t>
         </w:r>
         <w:r>
           <w:rPr>
@@ -6511,7 +6280,7 @@
           <w14:ligatures w14:val="standardContextual"/>
         </w:rPr>
       </w:pPr>
-      <w:hyperlink w:anchor="_Toc239182962" w:history="1">
+      <w:hyperlink w:anchor="_Toc239635603" w:history="1">
         <w:r>
           <w:rPr>
             <w:rStyle w:val="Hyperlink"/>
@@ -6539,7 +6308,7 @@
             <w:noProof/>
             <w:webHidden/>
           </w:rPr>
-          <w:instrText xml:space="preserve"> PAGEREF _Toc239182962 \h </w:instrText>
+          <w:instrText xml:space="preserve"> PAGEREF _Toc239635603 \h </w:instrText>
         </w:r>
         <w:r>
           <w:rPr>
@@ -6559,7 +6328,7 @@
             <w:noProof/>
             <w:webHidden/>
           </w:rPr>
-          <w:t>27</w:t>
+          <w:t>26</w:t>
         </w:r>
         <w:r>
           <w:rPr>
@@ -6585,7 +6354,7 @@
           <w14:ligatures w14:val="standardContextual"/>
         </w:rPr>
       </w:pPr>
-      <w:hyperlink w:anchor="_Toc239182963" w:history="1">
+      <w:hyperlink w:anchor="_Toc239635604" w:history="1">
         <w:r>
           <w:rPr>
             <w:rStyle w:val="Hyperlink"/>
@@ -6613,7 +6382,7 @@
             <w:noProof/>
             <w:webHidden/>
           </w:rPr>
-          <w:instrText xml:space="preserve"> PAGEREF _Toc239182963 \h </w:instrText>
+          <w:instrText xml:space="preserve"> PAGEREF _Toc239635604 \h </w:instrText>
         </w:r>
         <w:r>
           <w:rPr>
@@ -6633,7 +6402,7 @@
             <w:noProof/>
             <w:webHidden/>
           </w:rPr>
-          <w:t>28</w:t>
+          <w:t>27</w:t>
         </w:r>
         <w:r>
           <w:rPr>
@@ -6659,7 +6428,7 @@
           <w14:ligatures w14:val="standardContextual"/>
         </w:rPr>
       </w:pPr>
-      <w:hyperlink w:anchor="_Toc239182964" w:history="1">
+      <w:hyperlink w:anchor="_Toc239635605" w:history="1">
         <w:r>
           <w:rPr>
             <w:rStyle w:val="Hyperlink"/>
@@ -6687,7 +6456,7 @@
             <w:noProof/>
             <w:webHidden/>
           </w:rPr>
-          <w:instrText xml:space="preserve"> PAGEREF _Toc239182964 \h </w:instrText>
+          <w:instrText xml:space="preserve"> PAGEREF _Toc239635605 \h </w:instrText>
         </w:r>
         <w:r>
           <w:rPr>
@@ -6707,7 +6476,7 @@
             <w:noProof/>
             <w:webHidden/>
           </w:rPr>
-          <w:t>28</w:t>
+          <w:t>27</w:t>
         </w:r>
         <w:r>
           <w:rPr>
@@ -6733,7 +6502,7 @@
           <w14:ligatures w14:val="standardContextual"/>
         </w:rPr>
       </w:pPr>
-      <w:hyperlink w:anchor="_Toc239182965" w:history="1">
+      <w:hyperlink w:anchor="_Toc239635606" w:history="1">
         <w:r>
           <w:rPr>
             <w:rStyle w:val="Hyperlink"/>
@@ -6761,7 +6530,7 @@
             <w:noProof/>
             <w:webHidden/>
           </w:rPr>
-          <w:instrText xml:space="preserve"> PAGEREF _Toc239182965 \h </w:instrText>
+          <w:instrText xml:space="preserve"> PAGEREF _Toc239635606 \h </w:instrText>
         </w:r>
         <w:r>
           <w:rPr>
@@ -6781,7 +6550,7 @@
             <w:noProof/>
             <w:webHidden/>
           </w:rPr>
-          <w:t>29</w:t>
+          <w:t>28</w:t>
         </w:r>
         <w:r>
           <w:rPr>
@@ -6807,7 +6576,7 @@
           <w14:ligatures w14:val="standardContextual"/>
         </w:rPr>
       </w:pPr>
-      <w:hyperlink w:anchor="_Toc239182966" w:history="1">
+      <w:hyperlink w:anchor="_Toc239635607" w:history="1">
         <w:r>
           <w:rPr>
             <w:rStyle w:val="Hyperlink"/>
@@ -6835,7 +6604,7 @@
             <w:noProof/>
             <w:webHidden/>
           </w:rPr>
-          <w:instrText xml:space="preserve"> PAGEREF _Toc239182966 \h </w:instrText>
+          <w:instrText xml:space="preserve"> PAGEREF _Toc239635607 \h </w:instrText>
         </w:r>
         <w:r>
           <w:rPr>
@@ -6855,7 +6624,7 @@
             <w:noProof/>
             <w:webHidden/>
           </w:rPr>
-          <w:t>30</w:t>
+          <w:t>29</w:t>
         </w:r>
         <w:r>
           <w:rPr>
@@ -6881,7 +6650,7 @@
           <w14:ligatures w14:val="standardContextual"/>
         </w:rPr>
       </w:pPr>
-      <w:hyperlink w:anchor="_Toc239182967" w:history="1">
+      <w:hyperlink w:anchor="_Toc239635608" w:history="1">
         <w:r>
           <w:rPr>
             <w:rStyle w:val="Hyperlink"/>
@@ -6909,7 +6678,7 @@
             <w:noProof/>
             <w:webHidden/>
           </w:rPr>
-          <w:instrText xml:space="preserve"> PAGEREF _Toc239182967 \h </w:instrText>
+          <w:instrText xml:space="preserve"> PAGEREF _Toc239635608 \h </w:instrText>
         </w:r>
         <w:r>
           <w:rPr>
@@ -6929,7 +6698,7 @@
             <w:noProof/>
             <w:webHidden/>
           </w:rPr>
-          <w:t>31</w:t>
+          <w:t>30</w:t>
         </w:r>
         <w:r>
           <w:rPr>
@@ -6955,7 +6724,7 @@
           <w14:ligatures w14:val="standardContextual"/>
         </w:rPr>
       </w:pPr>
-      <w:hyperlink w:anchor="_Toc239182968" w:history="1">
+      <w:hyperlink w:anchor="_Toc239635609" w:history="1">
         <w:r>
           <w:rPr>
             <w:rStyle w:val="Hyperlink"/>
@@ -6983,7 +6752,7 @@
             <w:noProof/>
             <w:webHidden/>
           </w:rPr>
-          <w:instrText xml:space="preserve"> PAGEREF _Toc239182968 \h </w:instrText>
+          <w:instrText xml:space="preserve"> PAGEREF _Toc239635609 \h </w:instrText>
         </w:r>
         <w:r>
           <w:rPr>
@@ -7003,7 +6772,7 @@
             <w:noProof/>
             <w:webHidden/>
           </w:rPr>
-          <w:t>31</w:t>
+          <w:t>30</w:t>
         </w:r>
         <w:r>
           <w:rPr>
@@ -7029,7 +6798,7 @@
           <w14:ligatures w14:val="standardContextual"/>
         </w:rPr>
       </w:pPr>
-      <w:hyperlink w:anchor="_Toc239182969" w:history="1">
+      <w:hyperlink w:anchor="_Toc239635610" w:history="1">
         <w:r>
           <w:rPr>
             <w:rStyle w:val="Hyperlink"/>
@@ -7057,7 +6826,7 @@
             <w:noProof/>
             <w:webHidden/>
           </w:rPr>
-          <w:instrText xml:space="preserve"> PAGEREF _Toc239182969 \h </w:instrText>
+          <w:instrText xml:space="preserve"> PAGEREF _Toc239635610 \h </w:instrText>
         </w:r>
         <w:r>
           <w:rPr>
@@ -7077,7 +6846,7 @@
             <w:noProof/>
             <w:webHidden/>
           </w:rPr>
-          <w:t>31</w:t>
+          <w:t>30</w:t>
         </w:r>
         <w:r>
           <w:rPr>
@@ -7103,7 +6872,7 @@
           <w14:ligatures w14:val="standardContextual"/>
         </w:rPr>
       </w:pPr>
-      <w:hyperlink w:anchor="_Toc239182970" w:history="1">
+      <w:hyperlink w:anchor="_Toc239635611" w:history="1">
         <w:r>
           <w:rPr>
             <w:rStyle w:val="Hyperlink"/>
@@ -7131,7 +6900,7 @@
             <w:noProof/>
             <w:webHidden/>
           </w:rPr>
-          <w:instrText xml:space="preserve"> PAGEREF _Toc239182970 \h </w:instrText>
+          <w:instrText xml:space="preserve"> PAGEREF _Toc239635611 \h </w:instrText>
         </w:r>
         <w:r>
           <w:rPr>
@@ -7168,7 +6937,13 @@
       </w:r>
     </w:p>
     <w:p>
-      <w:r>
+      <w:pPr>
+        <w:spacing w:after="0" w:line="20" w:lineRule="exact"/>
+      </w:pPr>
+      <w:r>
+        <w:rPr>
+          <w:sz w:val="2"/>
+        </w:rPr>
         <w:br w:type="page"/>
       </w:r>
     </w:p>
@@ -7186,26 +6961,28 @@
         <w:t>LISTA SKRAĆENICA</w:t>
       </w:r>
     </w:p>
-    <w:p/>
+    <w:p>
+      <w:pPr>
+        <w:spacing w:after="0" w:line="240" w:lineRule="exact"/>
+      </w:pPr>
+    </w:p>
     <w:tbl>
       <w:tblPr>
         <w:tblStyle w:val="TableGrid"/>
         <w:tblW w:w="0" w:type="auto"/>
+        <w:tblLayout w:type="fixed"/>
         <w:tblLook w:val="04A0" w:firstRow="1" w:lastRow="0" w:firstColumn="1" w:lastColumn="0" w:noHBand="0" w:noVBand="1"/>
       </w:tblPr>
       <w:tblGrid>
-        <w:gridCol w:w="3685"/>
-        <w:gridCol w:w="5102"/>
+        <w:gridCol w:w="3402"/>
+        <w:gridCol w:w="5386"/>
       </w:tblGrid>
       <w:tr>
         <w:tc>
           <w:tcPr>
-            <w:tcW w:w="3685" w:type="dxa"/>
-          </w:tcPr>
-          <w:p>
-            <w:pPr>
-              <w:spacing w:after="40"/>
-            </w:pPr>
+            <w:tcW w:w="3402" w:type="dxa"/>
+          </w:tcPr>
+          <w:p>
             <w:r>
               <w:rPr>
                 <w:b/>
@@ -7217,12 +6994,9 @@
         </w:tc>
         <w:tc>
           <w:tcPr>
-            <w:tcW w:w="5102" w:type="dxa"/>
-          </w:tcPr>
-          <w:p>
-            <w:pPr>
-              <w:spacing w:after="40"/>
-            </w:pPr>
+            <w:tcW w:w="5386" w:type="dxa"/>
+          </w:tcPr>
+          <w:p>
             <w:r>
               <w:rPr>
                 <w:i/>
@@ -7242,12 +7016,9 @@
       <w:tr>
         <w:tc>
           <w:tcPr>
-            <w:tcW w:w="3685" w:type="dxa"/>
-          </w:tcPr>
-          <w:p>
-            <w:pPr>
-              <w:spacing w:after="40"/>
-            </w:pPr>
+            <w:tcW w:w="3402" w:type="dxa"/>
+          </w:tcPr>
+          <w:p>
             <w:r>
               <w:rPr>
                 <w:b/>
@@ -7259,12 +7030,9 @@
         </w:tc>
         <w:tc>
           <w:tcPr>
-            <w:tcW w:w="5102" w:type="dxa"/>
-          </w:tcPr>
-          <w:p>
-            <w:pPr>
-              <w:spacing w:after="40"/>
-            </w:pPr>
+            <w:tcW w:w="5386" w:type="dxa"/>
+          </w:tcPr>
+          <w:p>
             <w:r>
               <w:rPr>
                 <w:i/>
@@ -7284,12 +7052,9 @@
       <w:tr>
         <w:tc>
           <w:tcPr>
-            <w:tcW w:w="3685" w:type="dxa"/>
-          </w:tcPr>
-          <w:p>
-            <w:pPr>
-              <w:spacing w:after="40"/>
-            </w:pPr>
+            <w:tcW w:w="3402" w:type="dxa"/>
+          </w:tcPr>
+          <w:p>
             <w:r>
               <w:rPr>
                 <w:b/>
@@ -7301,12 +7066,9 @@
         </w:tc>
         <w:tc>
           <w:tcPr>
-            <w:tcW w:w="5102" w:type="dxa"/>
-          </w:tcPr>
-          <w:p>
-            <w:pPr>
-              <w:spacing w:after="40"/>
-            </w:pPr>
+            <w:tcW w:w="5386" w:type="dxa"/>
+          </w:tcPr>
+          <w:p>
             <w:r>
               <w:rPr>
                 <w:i/>
@@ -7326,12 +7088,9 @@
       <w:tr>
         <w:tc>
           <w:tcPr>
-            <w:tcW w:w="3685" w:type="dxa"/>
-          </w:tcPr>
-          <w:p>
-            <w:pPr>
-              <w:spacing w:after="40"/>
-            </w:pPr>
+            <w:tcW w:w="3402" w:type="dxa"/>
+          </w:tcPr>
+          <w:p>
             <w:r>
               <w:rPr>
                 <w:b/>
@@ -7343,12 +7102,9 @@
         </w:tc>
         <w:tc>
           <w:tcPr>
-            <w:tcW w:w="5102" w:type="dxa"/>
-          </w:tcPr>
-          <w:p>
-            <w:pPr>
-              <w:spacing w:after="40"/>
-            </w:pPr>
+            <w:tcW w:w="5386" w:type="dxa"/>
+          </w:tcPr>
+          <w:p>
             <w:r>
               <w:rPr>
                 <w:sz w:val="20"/>
@@ -7361,12 +7117,9 @@
       <w:tr>
         <w:tc>
           <w:tcPr>
-            <w:tcW w:w="3685" w:type="dxa"/>
-          </w:tcPr>
-          <w:p>
-            <w:pPr>
-              <w:spacing w:after="40"/>
-            </w:pPr>
+            <w:tcW w:w="3402" w:type="dxa"/>
+          </w:tcPr>
+          <w:p>
             <w:r>
               <w:rPr>
                 <w:b/>
@@ -7378,12 +7131,9 @@
         </w:tc>
         <w:tc>
           <w:tcPr>
-            <w:tcW w:w="5102" w:type="dxa"/>
-          </w:tcPr>
-          <w:p>
-            <w:pPr>
-              <w:spacing w:after="40"/>
-            </w:pPr>
+            <w:tcW w:w="5386" w:type="dxa"/>
+          </w:tcPr>
+          <w:p>
             <w:r>
               <w:rPr>
                 <w:i/>
@@ -7397,12 +7147,9 @@
       <w:tr>
         <w:tc>
           <w:tcPr>
-            <w:tcW w:w="3685" w:type="dxa"/>
-          </w:tcPr>
-          <w:p>
-            <w:pPr>
-              <w:spacing w:after="40"/>
-            </w:pPr>
+            <w:tcW w:w="3402" w:type="dxa"/>
+          </w:tcPr>
+          <w:p>
             <w:r>
               <w:rPr>
                 <w:b/>
@@ -7414,12 +7161,9 @@
         </w:tc>
         <w:tc>
           <w:tcPr>
-            <w:tcW w:w="5102" w:type="dxa"/>
-          </w:tcPr>
-          <w:p>
-            <w:pPr>
-              <w:spacing w:after="40"/>
-            </w:pPr>
+            <w:tcW w:w="5386" w:type="dxa"/>
+          </w:tcPr>
+          <w:p>
             <w:r>
               <w:rPr>
                 <w:sz w:val="20"/>
@@ -7432,12 +7176,9 @@
       <w:tr>
         <w:tc>
           <w:tcPr>
-            <w:tcW w:w="3685" w:type="dxa"/>
-          </w:tcPr>
-          <w:p>
-            <w:pPr>
-              <w:spacing w:after="40"/>
-            </w:pPr>
+            <w:tcW w:w="3402" w:type="dxa"/>
+          </w:tcPr>
+          <w:p>
             <w:r>
               <w:rPr>
                 <w:b/>
@@ -7449,12 +7190,9 @@
         </w:tc>
         <w:tc>
           <w:tcPr>
-            <w:tcW w:w="5102" w:type="dxa"/>
-          </w:tcPr>
-          <w:p>
-            <w:pPr>
-              <w:spacing w:after="40"/>
-            </w:pPr>
+            <w:tcW w:w="5386" w:type="dxa"/>
+          </w:tcPr>
+          <w:p>
             <w:r>
               <w:rPr>
                 <w:i/>
@@ -7468,12 +7206,9 @@
       <w:tr>
         <w:tc>
           <w:tcPr>
-            <w:tcW w:w="3685" w:type="dxa"/>
-          </w:tcPr>
-          <w:p>
-            <w:pPr>
-              <w:spacing w:after="40"/>
-            </w:pPr>
+            <w:tcW w:w="3402" w:type="dxa"/>
+          </w:tcPr>
+          <w:p>
             <w:r>
               <w:rPr>
                 <w:b/>
@@ -7485,12 +7220,9 @@
         </w:tc>
         <w:tc>
           <w:tcPr>
-            <w:tcW w:w="5102" w:type="dxa"/>
-          </w:tcPr>
-          <w:p>
-            <w:pPr>
-              <w:spacing w:after="40"/>
-            </w:pPr>
+            <w:tcW w:w="5386" w:type="dxa"/>
+          </w:tcPr>
+          <w:p>
             <w:r>
               <w:rPr>
                 <w:i/>
@@ -7510,12 +7242,9 @@
       <w:tr>
         <w:tc>
           <w:tcPr>
-            <w:tcW w:w="3685" w:type="dxa"/>
-          </w:tcPr>
-          <w:p>
-            <w:pPr>
-              <w:spacing w:after="40"/>
-            </w:pPr>
+            <w:tcW w:w="3402" w:type="dxa"/>
+          </w:tcPr>
+          <w:p>
             <w:r>
               <w:rPr>
                 <w:b/>
@@ -7527,12 +7256,9 @@
         </w:tc>
         <w:tc>
           <w:tcPr>
-            <w:tcW w:w="5102" w:type="dxa"/>
-          </w:tcPr>
-          <w:p>
-            <w:pPr>
-              <w:spacing w:after="40"/>
-            </w:pPr>
+            <w:tcW w:w="5386" w:type="dxa"/>
+          </w:tcPr>
+          <w:p>
             <w:r>
               <w:rPr>
                 <w:i/>
@@ -7552,12 +7278,9 @@
       <w:tr>
         <w:tc>
           <w:tcPr>
-            <w:tcW w:w="3685" w:type="dxa"/>
-          </w:tcPr>
-          <w:p>
-            <w:pPr>
-              <w:spacing w:after="40"/>
-            </w:pPr>
+            <w:tcW w:w="3402" w:type="dxa"/>
+          </w:tcPr>
+          <w:p>
             <w:r>
               <w:rPr>
                 <w:b/>
@@ -7569,12 +7292,9 @@
         </w:tc>
         <w:tc>
           <w:tcPr>
-            <w:tcW w:w="5102" w:type="dxa"/>
-          </w:tcPr>
-          <w:p>
-            <w:pPr>
-              <w:spacing w:after="40"/>
-            </w:pPr>
+            <w:tcW w:w="5386" w:type="dxa"/>
+          </w:tcPr>
+          <w:p>
             <w:r>
               <w:rPr>
                 <w:i/>
@@ -7594,12 +7314,9 @@
       <w:tr>
         <w:tc>
           <w:tcPr>
-            <w:tcW w:w="3685" w:type="dxa"/>
-          </w:tcPr>
-          <w:p>
-            <w:pPr>
-              <w:spacing w:after="40"/>
-            </w:pPr>
+            <w:tcW w:w="3402" w:type="dxa"/>
+          </w:tcPr>
+          <w:p>
             <w:r>
               <w:rPr>
                 <w:b/>
@@ -7611,12 +7328,9 @@
         </w:tc>
         <w:tc>
           <w:tcPr>
-            <w:tcW w:w="5102" w:type="dxa"/>
-          </w:tcPr>
-          <w:p>
-            <w:pPr>
-              <w:spacing w:after="40"/>
-            </w:pPr>
+            <w:tcW w:w="5386" w:type="dxa"/>
+          </w:tcPr>
+          <w:p>
             <w:r>
               <w:rPr>
                 <w:i/>
@@ -7636,12 +7350,9 @@
       <w:tr>
         <w:tc>
           <w:tcPr>
-            <w:tcW w:w="3685" w:type="dxa"/>
-          </w:tcPr>
-          <w:p>
-            <w:pPr>
-              <w:spacing w:after="40"/>
-            </w:pPr>
+            <w:tcW w:w="3402" w:type="dxa"/>
+          </w:tcPr>
+          <w:p>
             <w:r>
               <w:rPr>
                 <w:b/>
@@ -7653,12 +7364,9 @@
         </w:tc>
         <w:tc>
           <w:tcPr>
-            <w:tcW w:w="5102" w:type="dxa"/>
-          </w:tcPr>
-          <w:p>
-            <w:pPr>
-              <w:spacing w:after="40"/>
-            </w:pPr>
+            <w:tcW w:w="5386" w:type="dxa"/>
+          </w:tcPr>
+          <w:p>
             <w:r>
               <w:rPr>
                 <w:i/>
@@ -7678,12 +7386,9 @@
       <w:tr>
         <w:tc>
           <w:tcPr>
-            <w:tcW w:w="3685" w:type="dxa"/>
-          </w:tcPr>
-          <w:p>
-            <w:pPr>
-              <w:spacing w:after="40"/>
-            </w:pPr>
+            <w:tcW w:w="3402" w:type="dxa"/>
+          </w:tcPr>
+          <w:p>
             <w:r>
               <w:rPr>
                 <w:b/>
@@ -7695,12 +7400,9 @@
         </w:tc>
         <w:tc>
           <w:tcPr>
-            <w:tcW w:w="5102" w:type="dxa"/>
-          </w:tcPr>
-          <w:p>
-            <w:pPr>
-              <w:spacing w:after="40"/>
-            </w:pPr>
+            <w:tcW w:w="5386" w:type="dxa"/>
+          </w:tcPr>
+          <w:p>
             <w:r>
               <w:rPr>
                 <w:i/>
@@ -7714,12 +7416,9 @@
       <w:tr>
         <w:tc>
           <w:tcPr>
-            <w:tcW w:w="3685" w:type="dxa"/>
-          </w:tcPr>
-          <w:p>
-            <w:pPr>
-              <w:spacing w:after="40"/>
-            </w:pPr>
+            <w:tcW w:w="3402" w:type="dxa"/>
+          </w:tcPr>
+          <w:p>
             <w:r>
               <w:rPr>
                 <w:b/>
@@ -7731,12 +7430,9 @@
         </w:tc>
         <w:tc>
           <w:tcPr>
-            <w:tcW w:w="5102" w:type="dxa"/>
-          </w:tcPr>
-          <w:p>
-            <w:pPr>
-              <w:spacing w:after="40"/>
-            </w:pPr>
+            <w:tcW w:w="5386" w:type="dxa"/>
+          </w:tcPr>
+          <w:p>
             <w:r>
               <w:rPr>
                 <w:i/>
@@ -7756,12 +7452,9 @@
       <w:tr>
         <w:tc>
           <w:tcPr>
-            <w:tcW w:w="3685" w:type="dxa"/>
-          </w:tcPr>
-          <w:p>
-            <w:pPr>
-              <w:spacing w:after="40"/>
-            </w:pPr>
+            <w:tcW w:w="3402" w:type="dxa"/>
+          </w:tcPr>
+          <w:p>
             <w:r>
               <w:rPr>
                 <w:b/>
@@ -7773,12 +7466,9 @@
         </w:tc>
         <w:tc>
           <w:tcPr>
-            <w:tcW w:w="5102" w:type="dxa"/>
-          </w:tcPr>
-          <w:p>
-            <w:pPr>
-              <w:spacing w:after="40"/>
-            </w:pPr>
+            <w:tcW w:w="5386" w:type="dxa"/>
+          </w:tcPr>
+          <w:p>
             <w:r>
               <w:rPr>
                 <w:i/>
@@ -7798,12 +7488,9 @@
       <w:tr>
         <w:tc>
           <w:tcPr>
-            <w:tcW w:w="3685" w:type="dxa"/>
-          </w:tcPr>
-          <w:p>
-            <w:pPr>
-              <w:spacing w:after="40"/>
-            </w:pPr>
+            <w:tcW w:w="3402" w:type="dxa"/>
+          </w:tcPr>
+          <w:p>
             <w:r>
               <w:rPr>
                 <w:b/>
@@ -7815,12 +7502,9 @@
         </w:tc>
         <w:tc>
           <w:tcPr>
-            <w:tcW w:w="5102" w:type="dxa"/>
-          </w:tcPr>
-          <w:p>
-            <w:pPr>
-              <w:spacing w:after="40"/>
-            </w:pPr>
+            <w:tcW w:w="5386" w:type="dxa"/>
+          </w:tcPr>
+          <w:p>
             <w:r>
               <w:rPr>
                 <w:i/>
@@ -7834,12 +7518,9 @@
       <w:tr>
         <w:tc>
           <w:tcPr>
-            <w:tcW w:w="3685" w:type="dxa"/>
-          </w:tcPr>
-          <w:p>
-            <w:pPr>
-              <w:spacing w:after="40"/>
-            </w:pPr>
+            <w:tcW w:w="3402" w:type="dxa"/>
+          </w:tcPr>
+          <w:p>
             <w:r>
               <w:rPr>
                 <w:b/>
@@ -7851,12 +7532,9 @@
         </w:tc>
         <w:tc>
           <w:tcPr>
-            <w:tcW w:w="5102" w:type="dxa"/>
-          </w:tcPr>
-          <w:p>
-            <w:pPr>
-              <w:spacing w:after="40"/>
-            </w:pPr>
+            <w:tcW w:w="5386" w:type="dxa"/>
+          </w:tcPr>
+          <w:p>
             <w:r>
               <w:rPr>
                 <w:i/>
@@ -7876,12 +7554,9 @@
       <w:tr>
         <w:tc>
           <w:tcPr>
-            <w:tcW w:w="3685" w:type="dxa"/>
-          </w:tcPr>
-          <w:p>
-            <w:pPr>
-              <w:spacing w:after="40"/>
-            </w:pPr>
+            <w:tcW w:w="3402" w:type="dxa"/>
+          </w:tcPr>
+          <w:p>
             <w:r>
               <w:rPr>
                 <w:b/>
@@ -7893,12 +7568,9 @@
         </w:tc>
         <w:tc>
           <w:tcPr>
-            <w:tcW w:w="5102" w:type="dxa"/>
-          </w:tcPr>
-          <w:p>
-            <w:pPr>
-              <w:spacing w:after="40"/>
-            </w:pPr>
+            <w:tcW w:w="5386" w:type="dxa"/>
+          </w:tcPr>
+          <w:p>
             <w:r>
               <w:rPr>
                 <w:i/>
@@ -7912,12 +7584,9 @@
       <w:tr>
         <w:tc>
           <w:tcPr>
-            <w:tcW w:w="3685" w:type="dxa"/>
-          </w:tcPr>
-          <w:p>
-            <w:pPr>
-              <w:spacing w:after="40"/>
-            </w:pPr>
+            <w:tcW w:w="3402" w:type="dxa"/>
+          </w:tcPr>
+          <w:p>
             <w:r>
               <w:rPr>
                 <w:b/>
@@ -7929,12 +7598,9 @@
         </w:tc>
         <w:tc>
           <w:tcPr>
-            <w:tcW w:w="5102" w:type="dxa"/>
-          </w:tcPr>
-          <w:p>
-            <w:pPr>
-              <w:spacing w:after="40"/>
-            </w:pPr>
+            <w:tcW w:w="5386" w:type="dxa"/>
+          </w:tcPr>
+          <w:p>
             <w:r>
               <w:rPr>
                 <w:i/>
@@ -7948,12 +7614,9 @@
       <w:tr>
         <w:tc>
           <w:tcPr>
-            <w:tcW w:w="3685" w:type="dxa"/>
-          </w:tcPr>
-          <w:p>
-            <w:pPr>
-              <w:spacing w:after="40"/>
-            </w:pPr>
+            <w:tcW w:w="3402" w:type="dxa"/>
+          </w:tcPr>
+          <w:p>
             <w:r>
               <w:rPr>
                 <w:b/>
@@ -7965,12 +7628,9 @@
         </w:tc>
         <w:tc>
           <w:tcPr>
-            <w:tcW w:w="5102" w:type="dxa"/>
-          </w:tcPr>
-          <w:p>
-            <w:pPr>
-              <w:spacing w:after="40"/>
-            </w:pPr>
+            <w:tcW w:w="5386" w:type="dxa"/>
+          </w:tcPr>
+          <w:p>
             <w:r>
               <w:rPr>
                 <w:i/>
@@ -7990,7 +7650,13 @@
     </w:tbl>
     <w:p/>
     <w:p>
-      <w:r>
+      <w:pPr>
+        <w:spacing w:after="0" w:line="20" w:lineRule="exact"/>
+      </w:pPr>
+      <w:r>
+        <w:rPr>
+          <w:sz w:val="2"/>
+        </w:rPr>
         <w:br w:type="page"/>
       </w:r>
     </w:p>
@@ -8008,7 +7674,11 @@
         <w:t>LISTA SLIKA</w:t>
       </w:r>
     </w:p>
-    <w:p/>
+    <w:p>
+      <w:pPr>
+        <w:spacing w:after="0" w:line="240" w:lineRule="exact"/>
+      </w:pPr>
+    </w:p>
     <w:p>
       <w:pPr>
         <w:pStyle w:val="TOC1"/>
@@ -8033,7 +7703,7 @@
       <w:r>
         <w:fldChar w:fldCharType="separate"/>
       </w:r>
-      <w:hyperlink w:anchor="_Toc239182971" w:history="1">
+      <w:hyperlink w:anchor="_Toc239635612" w:history="1">
         <w:r>
           <w:rPr>
             <w:rStyle w:val="Hyperlink"/>
@@ -8060,7 +7730,7 @@
             <w:noProof/>
             <w:webHidden/>
           </w:rPr>
-          <w:instrText xml:space="preserve"> PAGEREF _Toc239182971 \h </w:instrText>
+          <w:instrText xml:space="preserve"> PAGEREF _Toc239635612 \h </w:instrText>
         </w:r>
         <w:r>
           <w:rPr>
@@ -8106,7 +7776,7 @@
           <w14:ligatures w14:val="standardContextual"/>
         </w:rPr>
       </w:pPr>
-      <w:hyperlink w:anchor="_Toc239182972" w:history="1">
+      <w:hyperlink w:anchor="_Toc239635613" w:history="1">
         <w:r>
           <w:rPr>
             <w:rStyle w:val="Hyperlink"/>
@@ -8133,7 +7803,7 @@
             <w:noProof/>
             <w:webHidden/>
           </w:rPr>
-          <w:instrText xml:space="preserve"> PAGEREF _Toc239182972 \h </w:instrText>
+          <w:instrText xml:space="preserve"> PAGEREF _Toc239635613 \h </w:instrText>
         </w:r>
         <w:r>
           <w:rPr>
@@ -8179,13 +7849,13 @@
           <w14:ligatures w14:val="standardContextual"/>
         </w:rPr>
       </w:pPr>
-      <w:hyperlink w:anchor="_Toc239182973" w:history="1">
+      <w:hyperlink w:anchor="_Toc239635614" w:history="1">
         <w:r>
           <w:rPr>
             <w:rStyle w:val="Hyperlink"/>
             <w:noProof/>
           </w:rPr>
-          <w:t>Slika 4.2. Napredak najboljeg izmjerenog AUC kroz faze razvoja; jedina promjena obilježja donijela je veći pomak od dvanaest varijanti ocjenjivača zajedno</w:t>
+          <w:t>Slika 4.2. Najbolji razvojni AUC po fazama; različiti protokoli ograničavaju direktno poređenje</w:t>
         </w:r>
         <w:r>
           <w:rPr>
@@ -8206,7 +7876,7 @@
             <w:noProof/>
             <w:webHidden/>
           </w:rPr>
-          <w:instrText xml:space="preserve"> PAGEREF _Toc239182973 \h </w:instrText>
+          <w:instrText xml:space="preserve"> PAGEREF _Toc239635614 \h </w:instrText>
         </w:r>
         <w:r>
           <w:rPr>
@@ -8252,7 +7922,7 @@
           <w14:ligatures w14:val="standardContextual"/>
         </w:rPr>
       </w:pPr>
-      <w:hyperlink w:anchor="_Toc239182974" w:history="1">
+      <w:hyperlink w:anchor="_Toc239635615" w:history="1">
         <w:r>
           <w:rPr>
             <w:rStyle w:val="Hyperlink"/>
@@ -8279,7 +7949,7 @@
             <w:noProof/>
             <w:webHidden/>
           </w:rPr>
-          <w:instrText xml:space="preserve"> PAGEREF _Toc239182974 \h </w:instrText>
+          <w:instrText xml:space="preserve"> PAGEREF _Toc239635615 \h </w:instrText>
         </w:r>
         <w:r>
           <w:rPr>
@@ -8325,7 +7995,7 @@
           <w14:ligatures w14:val="standardContextual"/>
         </w:rPr>
       </w:pPr>
-      <w:hyperlink w:anchor="_Toc239182975" w:history="1">
+      <w:hyperlink w:anchor="_Toc239635616" w:history="1">
         <w:r>
           <w:rPr>
             <w:rStyle w:val="Hyperlink"/>
@@ -8352,7 +8022,7 @@
             <w:noProof/>
             <w:webHidden/>
           </w:rPr>
-          <w:instrText xml:space="preserve"> PAGEREF _Toc239182975 \h </w:instrText>
+          <w:instrText xml:space="preserve"> PAGEREF _Toc239635616 \h </w:instrText>
         </w:r>
         <w:r>
           <w:rPr>
@@ -8398,13 +8068,13 @@
           <w14:ligatures w14:val="standardContextual"/>
         </w:rPr>
       </w:pPr>
-      <w:hyperlink w:anchor="_Toc239182976" w:history="1">
+      <w:hyperlink w:anchor="_Toc239635617" w:history="1">
         <w:r>
           <w:rPr>
             <w:rStyle w:val="Hyperlink"/>
             <w:noProof/>
           </w:rPr>
-          <w:t>Slika 7.2. Trasa ocjene tokom mjerenja sa konstantnim tonom; alarm se podiže poslije tri uzastopna pouzdana prozora, a oznaka trajnog odstupanja poslije dvanaest</w:t>
+          <w:t>Slika 7.2. Trasa probe tonom: tri pouzdana prekoračenja za ulaz, dvanaesti mjereni alarmni prozor za trajno odstupanje</w:t>
         </w:r>
         <w:r>
           <w:rPr>
@@ -8425,7 +8095,7 @@
             <w:noProof/>
             <w:webHidden/>
           </w:rPr>
-          <w:instrText xml:space="preserve"> PAGEREF _Toc239182976 \h </w:instrText>
+          <w:instrText xml:space="preserve"> PAGEREF _Toc239635617 \h </w:instrText>
         </w:r>
         <w:r>
           <w:rPr>
@@ -8462,7 +8132,13 @@
       </w:r>
     </w:p>
     <w:p>
-      <w:r>
+      <w:pPr>
+        <w:spacing w:after="0" w:line="20" w:lineRule="exact"/>
+      </w:pPr>
+      <w:r>
+        <w:rPr>
+          <w:sz w:val="2"/>
+        </w:rPr>
         <w:br w:type="page"/>
       </w:r>
     </w:p>
@@ -8480,7 +8156,11 @@
         <w:t>LISTA TABELA</w:t>
       </w:r>
     </w:p>
-    <w:p/>
+    <w:p>
+      <w:pPr>
+        <w:spacing w:after="0" w:line="240" w:lineRule="exact"/>
+      </w:pPr>
+    </w:p>
     <w:p>
       <w:pPr>
         <w:pStyle w:val="TOC1"/>
@@ -8505,7 +8185,7 @@
       <w:r>
         <w:fldChar w:fldCharType="separate"/>
       </w:r>
-      <w:hyperlink w:anchor="_Toc239182977" w:history="1">
+      <w:hyperlink w:anchor="_Toc239635618" w:history="1">
         <w:r>
           <w:rPr>
             <w:rStyle w:val="Hyperlink"/>
@@ -8532,7 +8212,7 @@
             <w:noProof/>
             <w:webHidden/>
           </w:rPr>
-          <w:instrText xml:space="preserve"> PAGEREF _Toc239182977 \h </w:instrText>
+          <w:instrText xml:space="preserve"> PAGEREF _Toc239635618 \h </w:instrText>
         </w:r>
         <w:r>
           <w:rPr>
@@ -8578,7 +8258,7 @@
           <w14:ligatures w14:val="standardContextual"/>
         </w:rPr>
       </w:pPr>
-      <w:hyperlink w:anchor="_Toc239182978" w:history="1">
+      <w:hyperlink w:anchor="_Toc239635619" w:history="1">
         <w:r>
           <w:rPr>
             <w:rStyle w:val="Hyperlink"/>
@@ -8605,7 +8285,7 @@
             <w:noProof/>
             <w:webHidden/>
           </w:rPr>
-          <w:instrText xml:space="preserve"> PAGEREF _Toc239182978 \h </w:instrText>
+          <w:instrText xml:space="preserve"> PAGEREF _Toc239635619 \h </w:instrText>
         </w:r>
         <w:r>
           <w:rPr>
@@ -8651,7 +8331,7 @@
           <w14:ligatures w14:val="standardContextual"/>
         </w:rPr>
       </w:pPr>
-      <w:hyperlink w:anchor="_Toc239182979" w:history="1">
+      <w:hyperlink w:anchor="_Toc239635620" w:history="1">
         <w:r>
           <w:rPr>
             <w:rStyle w:val="Hyperlink"/>
@@ -8678,7 +8358,7 @@
             <w:noProof/>
             <w:webHidden/>
           </w:rPr>
-          <w:instrText xml:space="preserve"> PAGEREF _Toc239182979 \h </w:instrText>
+          <w:instrText xml:space="preserve"> PAGEREF _Toc239635620 \h </w:instrText>
         </w:r>
         <w:r>
           <w:rPr>
@@ -8724,7 +8404,7 @@
           <w14:ligatures w14:val="standardContextual"/>
         </w:rPr>
       </w:pPr>
-      <w:hyperlink w:anchor="_Toc239182980" w:history="1">
+      <w:hyperlink w:anchor="_Toc239635621" w:history="1">
         <w:r>
           <w:rPr>
             <w:rStyle w:val="Hyperlink"/>
@@ -8751,7 +8431,7 @@
             <w:noProof/>
             <w:webHidden/>
           </w:rPr>
-          <w:instrText xml:space="preserve"> PAGEREF _Toc239182980 \h </w:instrText>
+          <w:instrText xml:space="preserve"> PAGEREF _Toc239635621 \h </w:instrText>
         </w:r>
         <w:r>
           <w:rPr>
@@ -8797,7 +8477,7 @@
           <w14:ligatures w14:val="standardContextual"/>
         </w:rPr>
       </w:pPr>
-      <w:hyperlink w:anchor="_Toc239182981" w:history="1">
+      <w:hyperlink w:anchor="_Toc239635622" w:history="1">
         <w:r>
           <w:rPr>
             <w:rStyle w:val="Hyperlink"/>
@@ -8824,7 +8504,7 @@
             <w:noProof/>
             <w:webHidden/>
           </w:rPr>
-          <w:instrText xml:space="preserve"> PAGEREF _Toc239182981 \h </w:instrText>
+          <w:instrText xml:space="preserve"> PAGEREF _Toc239635622 \h </w:instrText>
         </w:r>
         <w:r>
           <w:rPr>
@@ -8870,7 +8550,7 @@
           <w14:ligatures w14:val="standardContextual"/>
         </w:rPr>
       </w:pPr>
-      <w:hyperlink w:anchor="_Toc239182982" w:history="1">
+      <w:hyperlink w:anchor="_Toc239635623" w:history="1">
         <w:r>
           <w:rPr>
             <w:rStyle w:val="Hyperlink"/>
@@ -8897,7 +8577,7 @@
             <w:noProof/>
             <w:webHidden/>
           </w:rPr>
-          <w:instrText xml:space="preserve"> PAGEREF _Toc239182982 \h </w:instrText>
+          <w:instrText xml:space="preserve"> PAGEREF _Toc239635623 \h </w:instrText>
         </w:r>
         <w:r>
           <w:rPr>
@@ -8943,7 +8623,7 @@
           <w14:ligatures w14:val="standardContextual"/>
         </w:rPr>
       </w:pPr>
-      <w:hyperlink w:anchor="_Toc239182983" w:history="1">
+      <w:hyperlink w:anchor="_Toc239635624" w:history="1">
         <w:r>
           <w:rPr>
             <w:rStyle w:val="Hyperlink"/>
@@ -8985,7 +8665,7 @@
             <w:noProof/>
             <w:webHidden/>
           </w:rPr>
-          <w:instrText xml:space="preserve"> PAGEREF _Toc239182983 \h </w:instrText>
+          <w:instrText xml:space="preserve"> PAGEREF _Toc239635624 \h </w:instrText>
         </w:r>
         <w:r>
           <w:rPr>
@@ -9031,13 +8711,13 @@
           <w14:ligatures w14:val="standardContextual"/>
         </w:rPr>
       </w:pPr>
-      <w:hyperlink w:anchor="_Toc239182984" w:history="1">
+      <w:hyperlink w:anchor="_Toc239635625" w:history="1">
         <w:r>
           <w:rPr>
             <w:rStyle w:val="Hyperlink"/>
             <w:noProof/>
           </w:rPr>
-          <w:t>Tabela 4.7. Šest unaprijed navedenih alternativa (</w:t>
+          <w:t>Tabela 4.7. Sedam alternativa i osnovno obilježje (</w:t>
         </w:r>
         <w:r>
           <w:rPr>
@@ -9073,7 +8753,7 @@
             <w:noProof/>
             <w:webHidden/>
           </w:rPr>
-          <w:instrText xml:space="preserve"> PAGEREF _Toc239182984 \h </w:instrText>
+          <w:instrText xml:space="preserve"> PAGEREF _Toc239635625 \h </w:instrText>
         </w:r>
         <w:r>
           <w:rPr>
@@ -9119,7 +8799,7 @@
           <w14:ligatures w14:val="standardContextual"/>
         </w:rPr>
       </w:pPr>
-      <w:hyperlink w:anchor="_Toc239182985" w:history="1">
+      <w:hyperlink w:anchor="_Toc239635626" w:history="1">
         <w:r>
           <w:rPr>
             <w:rStyle w:val="Hyperlink"/>
@@ -9146,7 +8826,7 @@
             <w:noProof/>
             <w:webHidden/>
           </w:rPr>
-          <w:instrText xml:space="preserve"> PAGEREF _Toc239182985 \h </w:instrText>
+          <w:instrText xml:space="preserve"> PAGEREF _Toc239635626 \h </w:instrText>
         </w:r>
         <w:r>
           <w:rPr>
@@ -9192,7 +8872,7 @@
           <w14:ligatures w14:val="standardContextual"/>
         </w:rPr>
       </w:pPr>
-      <w:hyperlink w:anchor="_Toc239182986" w:history="1">
+      <w:hyperlink w:anchor="_Toc239635627" w:history="1">
         <w:r>
           <w:rPr>
             <w:rStyle w:val="Hyperlink"/>
@@ -9219,7 +8899,7 @@
             <w:noProof/>
             <w:webHidden/>
           </w:rPr>
-          <w:instrText xml:space="preserve"> PAGEREF _Toc239182986 \h </w:instrText>
+          <w:instrText xml:space="preserve"> PAGEREF _Toc239635627 \h </w:instrText>
         </w:r>
         <w:r>
           <w:rPr>
@@ -9265,7 +8945,7 @@
           <w14:ligatures w14:val="standardContextual"/>
         </w:rPr>
       </w:pPr>
-      <w:hyperlink w:anchor="_Toc239182987" w:history="1">
+      <w:hyperlink w:anchor="_Toc239635628" w:history="1">
         <w:r>
           <w:rPr>
             <w:rStyle w:val="Hyperlink"/>
@@ -9292,7 +8972,7 @@
             <w:noProof/>
             <w:webHidden/>
           </w:rPr>
-          <w:instrText xml:space="preserve"> PAGEREF _Toc239182987 \h </w:instrText>
+          <w:instrText xml:space="preserve"> PAGEREF _Toc239635628 \h </w:instrText>
         </w:r>
         <w:r>
           <w:rPr>
@@ -9338,7 +9018,7 @@
           <w14:ligatures w14:val="standardContextual"/>
         </w:rPr>
       </w:pPr>
-      <w:hyperlink w:anchor="_Toc239182988" w:history="1">
+      <w:hyperlink w:anchor="_Toc239635629" w:history="1">
         <w:r>
           <w:rPr>
             <w:rStyle w:val="Hyperlink"/>
@@ -9365,7 +9045,7 @@
             <w:noProof/>
             <w:webHidden/>
           </w:rPr>
-          <w:instrText xml:space="preserve"> PAGEREF _Toc239182988 \h </w:instrText>
+          <w:instrText xml:space="preserve"> PAGEREF _Toc239635629 \h </w:instrText>
         </w:r>
         <w:r>
           <w:rPr>
@@ -9411,7 +9091,7 @@
           <w14:ligatures w14:val="standardContextual"/>
         </w:rPr>
       </w:pPr>
-      <w:hyperlink w:anchor="_Toc239182989" w:history="1">
+      <w:hyperlink w:anchor="_Toc239635630" w:history="1">
         <w:r>
           <w:rPr>
             <w:rStyle w:val="Hyperlink"/>
@@ -9438,7 +9118,7 @@
             <w:noProof/>
             <w:webHidden/>
           </w:rPr>
-          <w:instrText xml:space="preserve"> PAGEREF _Toc239182989 \h </w:instrText>
+          <w:instrText xml:space="preserve"> PAGEREF _Toc239635630 \h </w:instrText>
         </w:r>
         <w:r>
           <w:rPr>
@@ -9484,7 +9164,7 @@
           <w14:ligatures w14:val="standardContextual"/>
         </w:rPr>
       </w:pPr>
-      <w:hyperlink w:anchor="_Toc239182990" w:history="1">
+      <w:hyperlink w:anchor="_Toc239635631" w:history="1">
         <w:r>
           <w:rPr>
             <w:rStyle w:val="Hyperlink"/>
@@ -9526,7 +9206,7 @@
             <w:noProof/>
             <w:webHidden/>
           </w:rPr>
-          <w:instrText xml:space="preserve"> PAGEREF _Toc239182990 \h </w:instrText>
+          <w:instrText xml:space="preserve"> PAGEREF _Toc239635631 \h </w:instrText>
         </w:r>
         <w:r>
           <w:rPr>
@@ -9572,7 +9252,7 @@
           <w14:ligatures w14:val="standardContextual"/>
         </w:rPr>
       </w:pPr>
-      <w:hyperlink w:anchor="_Toc239182991" w:history="1">
+      <w:hyperlink w:anchor="_Toc239635632" w:history="1">
         <w:r>
           <w:rPr>
             <w:rStyle w:val="Hyperlink"/>
@@ -9599,7 +9279,7 @@
             <w:noProof/>
             <w:webHidden/>
           </w:rPr>
-          <w:instrText xml:space="preserve"> PAGEREF _Toc239182991 \h </w:instrText>
+          <w:instrText xml:space="preserve"> PAGEREF _Toc239635632 \h </w:instrText>
         </w:r>
         <w:r>
           <w:rPr>
@@ -9645,7 +9325,7 @@
           <w14:ligatures w14:val="standardContextual"/>
         </w:rPr>
       </w:pPr>
-      <w:hyperlink w:anchor="_Toc239182992" w:history="1">
+      <w:hyperlink w:anchor="_Toc239635633" w:history="1">
         <w:r>
           <w:rPr>
             <w:rStyle w:val="Hyperlink"/>
@@ -9672,7 +9352,7 @@
             <w:noProof/>
             <w:webHidden/>
           </w:rPr>
-          <w:instrText xml:space="preserve"> PAGEREF _Toc239182992 \h </w:instrText>
+          <w:instrText xml:space="preserve"> PAGEREF _Toc239635633 \h </w:instrText>
         </w:r>
         <w:r>
           <w:rPr>
@@ -9718,7 +9398,7 @@
           <w14:ligatures w14:val="standardContextual"/>
         </w:rPr>
       </w:pPr>
-      <w:hyperlink w:anchor="_Toc239182993" w:history="1">
+      <w:hyperlink w:anchor="_Toc239635634" w:history="1">
         <w:r>
           <w:rPr>
             <w:rStyle w:val="Hyperlink"/>
@@ -9745,7 +9425,7 @@
             <w:noProof/>
             <w:webHidden/>
           </w:rPr>
-          <w:instrText xml:space="preserve"> PAGEREF _Toc239182993 \h </w:instrText>
+          <w:instrText xml:space="preserve"> PAGEREF _Toc239635634 \h </w:instrText>
         </w:r>
         <w:r>
           <w:rPr>
@@ -9791,7 +9471,7 @@
           <w14:ligatures w14:val="standardContextual"/>
         </w:rPr>
       </w:pPr>
-      <w:hyperlink w:anchor="_Toc239182994" w:history="1">
+      <w:hyperlink w:anchor="_Toc239635635" w:history="1">
         <w:r>
           <w:rPr>
             <w:rStyle w:val="Hyperlink"/>
@@ -9818,7 +9498,7 @@
             <w:noProof/>
             <w:webHidden/>
           </w:rPr>
-          <w:instrText xml:space="preserve"> PAGEREF _Toc239182994 \h </w:instrText>
+          <w:instrText xml:space="preserve"> PAGEREF _Toc239635635 \h </w:instrText>
         </w:r>
         <w:r>
           <w:rPr>
@@ -9864,7 +9544,7 @@
           <w14:ligatures w14:val="standardContextual"/>
         </w:rPr>
       </w:pPr>
-      <w:hyperlink w:anchor="_Toc239182995" w:history="1">
+      <w:hyperlink w:anchor="_Toc239635636" w:history="1">
         <w:r>
           <w:rPr>
             <w:rStyle w:val="Hyperlink"/>
@@ -9891,7 +9571,7 @@
             <w:noProof/>
             <w:webHidden/>
           </w:rPr>
-          <w:instrText xml:space="preserve"> PAGEREF _Toc239182995 \h </w:instrText>
+          <w:instrText xml:space="preserve"> PAGEREF _Toc239635636 \h </w:instrText>
         </w:r>
         <w:r>
           <w:rPr>
@@ -9937,7 +9617,7 @@
           <w14:ligatures w14:val="standardContextual"/>
         </w:rPr>
       </w:pPr>
-      <w:hyperlink w:anchor="_Toc239182996" w:history="1">
+      <w:hyperlink w:anchor="_Toc239635637" w:history="1">
         <w:r>
           <w:rPr>
             <w:rStyle w:val="Hyperlink"/>
@@ -9964,7 +9644,7 @@
             <w:noProof/>
             <w:webHidden/>
           </w:rPr>
-          <w:instrText xml:space="preserve"> PAGEREF _Toc239182996 \h </w:instrText>
+          <w:instrText xml:space="preserve"> PAGEREF _Toc239635637 \h </w:instrText>
         </w:r>
         <w:r>
           <w:rPr>
@@ -9984,7 +9664,7 @@
             <w:noProof/>
             <w:webHidden/>
           </w:rPr>
-          <w:t>31</w:t>
+          <w:t>30</w:t>
         </w:r>
         <w:r>
           <w:rPr>
@@ -10017,7 +9697,7 @@
       <w:pPr>
         <w:pStyle w:val="Heading1"/>
       </w:pPr>
-      <w:bookmarkStart w:id="0" w:name="_Toc239182909"/>
+      <w:bookmarkStart w:id="0" w:name="_Toc239635550"/>
       <w:r>
         <w:rPr>
           <w:rFonts w:ascii="Arial" w:hAnsi="Arial"/>
@@ -10032,7 +9712,7 @@
         <w:pStyle w:val="BodyText"/>
       </w:pPr>
       <w:r>
-        <w:t>Mašine sa rotacionim dijelovima mijenjaju svoj zvučni potpis prije nego što otkažu. Ležaj koji se troši, lopatica koja se iskrivi, filter koji se zapuši ili disbalans na osovini mijenjaju raspodjelu energije po frekvencijama mnogo prije nego što promjena postane vidljiva na proizvodu ili čujna čovjeku. Zbog toga je akustički nadzor privlačan oblik prediktivnog održavanja: senzor se ne montira na mašinu, ne traži zaustavljanje pogona i ne mijenja njenu konstrukciju.</w:t>
+        <w:t>Promjene u radu rotacionih mašina mogu se odraziti na njihov zvučni spektar. Akustička detekcija anomalija koristi ta odstupanja kao razlog za dodatnu provjeru mašine [2], [3]. Mikrofon omogućava beskontaktno mjerenje, ali istovremeno prima zvuk okoline. Zbog toga promjena zvuka sama po sebi ne potvrđuje kvar niti određuje njegov uzrok.</w:t>
       </w:r>
     </w:p>
     <w:p>
@@ -10048,17 +9728,14 @@
         <w:pStyle w:val="BodyText"/>
       </w:pPr>
       <w:r>
-        <w:t>Praktično sva objavljena rješenja tog zadatka izvode se na grafičkim procesorima ili serverskoj klasi hardvera, često sa ansamblima dubokih modela. Industrijska primjena traži suprotno: jeftin i samostalan senzorski čvor koji radi bez mreže, bez oblaka i bez računara pored sebe. Između te dvije slike stoji jaz koji nije samo pitanje broja operacija po sekundi. Uređaj koji sam donosi odluku mora sam i da postavi prag odluke, mora da prepozna kada njegovo mjerenje nije pouzdano, i ne smije da nastavi da uči d</w:t>
-      </w:r>
-      <w:r>
-        <w:t>ok mašina nije u potvrđeno ispravnom stanju.</w:t>
+        <w:t>Referentni postupci DCASE prvenstveno porede modele na označenim skupovima snimaka [1], [2]. Prenos na mikrokontroler zahtijeva i provjeru vremena obrade, memorije i postupka odlučivanja. Uređaj mora da postavi prag, prepozna nepouzdano mjerenje i zadrži naučeni profil tokom nadzora. U ovom radu te funkcije razmatraju se zajedno sa kvalitetom rangiranja.</w:t>
       </w:r>
     </w:p>
     <w:p>
       <w:pPr>
         <w:pStyle w:val="Heading2"/>
       </w:pPr>
-      <w:bookmarkStart w:id="1" w:name="_Toc239182910"/>
+      <w:bookmarkStart w:id="1" w:name="_Toc239635551"/>
       <w:r>
         <w:rPr>
           <w:rFonts w:ascii="Arial" w:hAnsi="Arial"/>
@@ -10090,7 +9767,7 @@
       <w:pPr>
         <w:pStyle w:val="Heading2"/>
       </w:pPr>
-      <w:bookmarkStart w:id="2" w:name="_Toc239182911"/>
+      <w:bookmarkStart w:id="2" w:name="_Toc239635552"/>
       <w:r>
         <w:rPr>
           <w:rFonts w:ascii="Arial" w:hAnsi="Arial"/>
@@ -10104,7 +9781,7 @@
         <w:pStyle w:val="BodyText"/>
       </w:pPr>
       <w:r>
-        <w:t>Tema je izabrana zbog spoja dvije oblasti koje se rijetko sreću u istom radu: obrade signala i statističkog učenja s jedne strane, i ugrađenih sistema sa strogim ograničenjima memorije i vremena s druge. Zanimalo me je koliko od jednog istraživačkog rezultata zaista preživi kada se prenese na mikrokontroler i pusti da radi bez nadzora — i šta se tačno pokvari na tom putu.</w:t>
+        <w:t>Tema je izabrana zbog interesovanja za obradu signala i realizaciju statističkih modela na ugrađenim sistemima. Cilj je bio da se provjeri kako ograničenja memorije, vremena obrade i uslova snimanja utiču na praktičnu upotrebu detektora.</w:t>
       </w:r>
     </w:p>
     <w:p>
@@ -10112,14 +9789,14 @@
         <w:pStyle w:val="BodyText"/>
       </w:pPr>
       <w:r>
-        <w:t>Odgovor na to pitanje ispao je zanimljiviji od očekivanog. Ono što se pokvarilo nije bila tačnost modela nego politika odlučivanja oko njega. Zbog toga je značajan dio ovog rada posvećen upravo tome: kako se prag izvodi, kako se prepoznaje da mjerenje nije pouzdano i šta uređaj radi kada dokaza nema.</w:t>
+        <w:t>Tokom razvoja pokazalo se da kvalitet rangiranja nije dovoljan za upotrebljiv alarm. Zato je dio rada posvećen izvođenju praga, provjeri kalibracije i ponašanju pri nepouzdanim mjerenjima.</w:t>
       </w:r>
     </w:p>
     <w:p>
       <w:pPr>
         <w:pStyle w:val="Heading2"/>
       </w:pPr>
-      <w:bookmarkStart w:id="3" w:name="_Toc239182912"/>
+      <w:bookmarkStart w:id="3" w:name="_Toc239635553"/>
       <w:r>
         <w:rPr>
           <w:rFonts w:ascii="Arial" w:hAnsi="Arial"/>
@@ -10145,7 +9822,6 @@
         <w:rPr>
           <w:b/>
         </w:rPr>
-        <w:lastRenderedPageBreak/>
         <w:t>Kompletan lanac na mikrokontroleru.</w:t>
       </w:r>
       <w:r>
@@ -10161,10 +9837,10 @@
         <w:rPr>
           <w:b/>
         </w:rPr>
-        <w:t>Kalibracija otporna na kvar.</w:t>
-      </w:r>
-      <w:r>
-        <w:t xml:space="preserve"> Tok kalibracije prekida se kada dokaza nema, umjesto da upozori i nastavi. Prag se izvodi iz odvojenog perioda i provjerava se na trećem, vremenski kasnijem periodu prije nego što uređaj uopšte pređe u nadzor.</w:t>
+        <w:t>Provjera prihvatljivosti kalibracije.</w:t>
+      </w:r>
+      <w:r>
+        <w:t xml:space="preserve"> Učenje se prekida kada podaci ne zadovolje zadate uslove. Prag se izvodi iz odvojenog normalnog perioda i provjerava na kasnijem periodu prije prelaska u nadzor.</w:t>
       </w:r>
     </w:p>
     <w:p>
@@ -10176,10 +9852,11 @@
         <w:rPr>
           <w:b/>
         </w:rPr>
+        <w:lastRenderedPageBreak/>
         <w:t>Kapija pouzdanosti.</w:t>
       </w:r>
       <w:r>
-        <w:t xml:space="preserve"> Prozor koji je interno nestabilan odbija se kao nepouzdan umjesto da bude protumačen. Jedan mikrofon ne može tvrditi šta je izvor smetnje, pa uređaj to i ne tvrdi.</w:t>
+        <w:t xml:space="preserve"> Interno nestabilan prozor iznad ulaznog praga odbija se kao nepouzdan umjesto da bude protumačen. Jedan mikrofon ne može tvrditi šta je izvor smetnje, pa uređaj to i ne tvrdi.</w:t>
       </w:r>
     </w:p>
     <w:p>
@@ -10191,10 +9868,10 @@
         <w:rPr>
           <w:b/>
         </w:rPr>
-        <w:t>Mjerene negativne nalaze.</w:t>
-      </w:r>
-      <w:r>
-        <w:t xml:space="preserve"> Zabilježeno je i objašnjeno šest alternativnih obilježja koja su slabija od usvojenog, dvije standardne tehnike vremenskog filtriranja koje pogoršavaju sistem, i jedno robusno pravilo praga koje je oborila sopstvena provjera na pločici.</w:t>
+        <w:t>Poređenje alternativnih postupaka.</w:t>
+      </w:r>
+      <w:r>
+        <w:t xml:space="preserve"> Prikazano je sedam kandidata uz osnovno obilježje, više vremenskih pravila i robusno pravilo praga koje je odbijeno tokom provjere na pločici.</w:t>
       </w:r>
     </w:p>
     <w:p>
@@ -10206,17 +9883,17 @@
         <w:rPr>
           <w:b/>
         </w:rPr>
-        <w:t>Reproducibilan artefakt.</w:t>
-      </w:r>
-      <w:r>
-        <w:t xml:space="preserve"> Kompletan tok, od pripreme podataka do firmvera i zapisa fizičkih mjerenja, čuva se u javnom spremištu sa kontrolnim sumama izvora svakog mjerenja.</w:t>
+        <w:t>Digitalni prilog.</w:t>
+      </w:r>
+      <w:r>
+        <w:t xml:space="preserve"> Izvorni kod, konfiguracije, tabele i zapisi fizičkih mjerenja čuvaju se u verzionisanom spremištu, uz kontrolne sume izvora i firmvera.</w:t>
       </w:r>
     </w:p>
     <w:p>
       <w:pPr>
         <w:pStyle w:val="Heading2"/>
       </w:pPr>
-      <w:bookmarkStart w:id="4" w:name="_Toc239182913"/>
+      <w:bookmarkStart w:id="4" w:name="_Toc239635554"/>
       <w:r>
         <w:rPr>
           <w:rFonts w:ascii="Arial" w:hAnsi="Arial"/>
@@ -10251,7 +9928,13 @@
       </w:r>
     </w:p>
     <w:p>
-      <w:r>
+      <w:pPr>
+        <w:spacing w:after="0" w:line="20" w:lineRule="exact"/>
+      </w:pPr>
+      <w:r>
+        <w:rPr>
+          <w:sz w:val="2"/>
+        </w:rPr>
         <w:br w:type="page"/>
       </w:r>
     </w:p>
@@ -10259,7 +9942,7 @@
       <w:pPr>
         <w:pStyle w:val="Heading1"/>
       </w:pPr>
-      <w:bookmarkStart w:id="5" w:name="_Toc239182914"/>
+      <w:bookmarkStart w:id="5" w:name="_Toc239635555"/>
       <w:r>
         <w:rPr>
           <w:rFonts w:ascii="Arial" w:hAnsi="Arial"/>
@@ -10281,7 +9964,7 @@
       <w:pPr>
         <w:pStyle w:val="Heading2"/>
       </w:pPr>
-      <w:bookmarkStart w:id="6" w:name="_Toc239182915"/>
+      <w:bookmarkStart w:id="6" w:name="_Toc239635556"/>
       <w:r>
         <w:rPr>
           <w:rFonts w:ascii="Arial" w:hAnsi="Arial"/>
@@ -10303,7 +9986,7 @@
         <w:pStyle w:val="BodyText"/>
       </w:pPr>
       <w:r>
-        <w:t xml:space="preserve">Skup podataka korišćen u ovom radu je razvojni skup takmičenja DCASE 2026, zadatak 2 [1]. Postavka je </w:t>
+        <w:t xml:space="preserve">Korišćen je razvojni skup DCASE 2026, zadatak 2 [1]. Zvanična postavka </w:t>
       </w:r>
       <w:r>
         <w:rPr>
@@ -10312,7 +9995,7 @@
         <w:t>first-shot</w:t>
       </w:r>
       <w:r>
-        <w:t>: model se ocjenjuje na vrsti mašine i na fizičkom primjerku koji nisu korišćeni za podešavanje. Skup razlikuje izvorni i ciljni domen, gdje ciljni domen predstavlja drugi primjerak iste vrste mašine ili promijenjene uslove rada, čime se namjerno uvodi pomak domena [2], [3].</w:t>
+        <w:t xml:space="preserve"> razmatra prenos na prethodno neviđene tipove mašina. Ovaj rad koristi dostupni razvojni skup za izbor i poređenje postupaka, pa njegovi rezultati nisu nezavisna ocjena na skrivenom skupu takmičenja. Izvorni i ciljni domen predstavljaju različite uslove snimanja ili rada [2], [3].</w:t>
       </w:r>
     </w:p>
     <w:p>
@@ -10327,7 +10010,7 @@
       <w:pPr>
         <w:pStyle w:val="Heading2"/>
       </w:pPr>
-      <w:bookmarkStart w:id="7" w:name="_Toc239182916"/>
+      <w:bookmarkStart w:id="7" w:name="_Toc239635557"/>
       <w:r>
         <w:rPr>
           <w:rFonts w:ascii="Arial" w:hAnsi="Arial"/>
@@ -10385,7 +10068,7 @@
       <w:pPr>
         <w:pStyle w:val="Heading2"/>
       </w:pPr>
-      <w:bookmarkStart w:id="8" w:name="_Toc239182917"/>
+      <w:bookmarkStart w:id="8" w:name="_Toc239635558"/>
       <w:r>
         <w:rPr>
           <w:rFonts w:ascii="Arial" w:hAnsi="Arial"/>
@@ -10489,7 +10172,7 @@
       <w:pPr>
         <w:pStyle w:val="Heading2"/>
       </w:pPr>
-      <w:bookmarkStart w:id="9" w:name="_Toc239182918"/>
+      <w:bookmarkStart w:id="9" w:name="_Toc239635559"/>
       <w:r>
         <w:rPr>
           <w:rFonts w:ascii="Arial" w:hAnsi="Arial"/>
@@ -10518,7 +10201,7 @@
       <w:pPr>
         <w:pStyle w:val="Heading2"/>
       </w:pPr>
-      <w:bookmarkStart w:id="10" w:name="_Toc239182919"/>
+      <w:bookmarkStart w:id="10" w:name="_Toc239635560"/>
       <w:r>
         <w:rPr>
           <w:rFonts w:ascii="Arial" w:hAnsi="Arial"/>
@@ -10564,7 +10247,7 @@
       <w:pPr>
         <w:pStyle w:val="Heading2"/>
       </w:pPr>
-      <w:bookmarkStart w:id="11" w:name="_Toc239182920"/>
+      <w:bookmarkStart w:id="11" w:name="_Toc239635561"/>
       <w:r>
         <w:rPr>
           <w:rFonts w:ascii="Arial" w:hAnsi="Arial"/>
@@ -10578,16 +10261,7 @@
         <w:pStyle w:val="BodyText"/>
       </w:pPr>
       <w:r>
-        <w:t xml:space="preserve">Ciljna platforma je modul ESP32-S3-WROOM-1 N32R16V [8]. Sadrži dvojezgarni procesor </w:t>
-      </w:r>
-      <w:r>
-        <w:rPr>
-          <w:i/>
-        </w:rPr>
-        <w:t>Xtensa LX7</w:t>
-      </w:r>
-      <w:r>
-        <w:t xml:space="preserve"> na 240 MHz, 512 KB interne statičke memorije, 32 MB fleš memorije i 16 MB oktalne pseudostatičke memorije. Za ovaj rad su bitne tri osobine: hardverska podrška za sabirnicu I2S sa prenosom preko DMA, dovoljno radne memorije za spektar visoke rezolucije, i skup vektorskih instrukcija koji ubrzava operacije nad nizovima brojeva.</w:t>
+        <w:t>Korišćena je razvojna ploča sa ESP32-S3 procesorom na 240 MHz i 16 MB PSRAM-a. Dobavljačka oznaka N32R16V i podešavanje fleš memorije od 32 MB opisuju konkretnu ploču. Ta oznaka se ne nalazi u tabeli standardnih WROOM-1 modula u dokumentu [8], pa se kapacitet ploče ne izvodi iz te tabele. Razvojno okruženje je ESP-IDF 5.5.5 [9].</w:t>
       </w:r>
     </w:p>
     <w:p>
@@ -10595,7 +10269,7 @@
         <w:pStyle w:val="BodyText"/>
       </w:pPr>
       <w:r>
-        <w:t>Kao izvor zvuka koristi se digitalni MEMS mikrofon INMP441 [10]. On daje 24-bitni podatak preko sabirnice I2S, bez potrebe za analognim pojačavačem ili spoljnim analogno-digitalnim pretvaračem. Time se iz lanca uklanja najveći izvor šuma i neponovljivosti kod jeftinih akustičkih sistema. Karakteristike platforme date su u Tabeli 2.1.</w:t>
+        <w:t>Kao izvor zvuka koristi se digitalni MEMS mikrofon INMP441 [10]. On daje 24-bitni podatak preko sabirnice I2S, pa nisu potrebni spoljni analogno-digitalni pretvarač i analogni pojačavač. Digitalna veza pojednostavljuje povezivanje, ali ne uklanja šum mikrofona, uticaj napajanja ili akustike prostorije. Karakteristike platforme date su u Tabeli 2.1.</w:t>
       </w:r>
     </w:p>
     <w:p>
@@ -10604,7 +10278,7 @@
         <w:keepNext/>
         <w:spacing w:before="200" w:after="60"/>
       </w:pPr>
-      <w:bookmarkStart w:id="12" w:name="_Toc239182977"/>
+      <w:bookmarkStart w:id="12" w:name="_Toc239635618"/>
       <w:r>
         <w:lastRenderedPageBreak/>
         <w:t>Tabela 2.1. Karakteristike korišćene platforme</w:t>
@@ -10624,6 +10298,7 @@
       </w:tblGrid>
       <w:tr>
         <w:trPr>
+          <w:tblHeader/>
           <w:jc w:val="center"/>
         </w:trPr>
         <w:tc>
@@ -10632,6 +10307,7 @@
           </w:tcPr>
           <w:p>
             <w:pPr>
+              <w:keepNext/>
               <w:spacing w:after="40"/>
               <w:jc w:val="center"/>
             </w:pPr>
@@ -10650,6 +10326,7 @@
           </w:tcPr>
           <w:p>
             <w:pPr>
+              <w:keepNext/>
               <w:spacing w:after="40"/>
               <w:jc w:val="center"/>
             </w:pPr>
@@ -10665,6 +10342,7 @@
       </w:tr>
       <w:tr>
         <w:trPr>
+          <w:cantSplit/>
           <w:jc w:val="center"/>
         </w:trPr>
         <w:tc>
@@ -10679,7 +10357,7 @@
               <w:rPr>
                 <w:sz w:val="20"/>
               </w:rPr>
-              <w:t>Modul</w:t>
+              <w:t>Ploča</w:t>
             </w:r>
           </w:p>
         </w:tc>
@@ -10695,13 +10373,14 @@
               <w:rPr>
                 <w:sz w:val="20"/>
               </w:rPr>
-              <w:t>ESP32-S3-WROOM-1 N32R16V</w:t>
+              <w:t>ESP32-S3, oznaka dobavljača N32R16V</w:t>
             </w:r>
           </w:p>
         </w:tc>
       </w:tr>
       <w:tr>
         <w:trPr>
+          <w:cantSplit/>
           <w:jc w:val="center"/>
         </w:trPr>
         <w:tc>
@@ -10739,6 +10418,7 @@
       </w:tr>
       <w:tr>
         <w:trPr>
+          <w:cantSplit/>
           <w:jc w:val="center"/>
         </w:trPr>
         <w:tc>
@@ -10776,6 +10456,7 @@
       </w:tr>
       <w:tr>
         <w:trPr>
+          <w:cantSplit/>
           <w:jc w:val="center"/>
         </w:trPr>
         <w:tc>
@@ -10813,6 +10494,7 @@
       </w:tr>
       <w:tr>
         <w:trPr>
+          <w:cantSplit/>
           <w:jc w:val="center"/>
         </w:trPr>
         <w:tc>
@@ -10850,6 +10532,7 @@
       </w:tr>
       <w:tr>
         <w:trPr>
+          <w:cantSplit/>
           <w:jc w:val="center"/>
         </w:trPr>
         <w:tc>
@@ -10887,6 +10570,7 @@
       </w:tr>
       <w:tr>
         <w:trPr>
+          <w:cantSplit/>
           <w:jc w:val="center"/>
         </w:trPr>
         <w:tc>
@@ -10938,7 +10622,13 @@
       </w:r>
     </w:p>
     <w:p>
-      <w:r>
+      <w:pPr>
+        <w:spacing w:after="0" w:line="20" w:lineRule="exact"/>
+      </w:pPr>
+      <w:r>
+        <w:rPr>
+          <w:sz w:val="2"/>
+        </w:rPr>
         <w:br w:type="page"/>
       </w:r>
     </w:p>
@@ -10946,7 +10636,7 @@
       <w:pPr>
         <w:pStyle w:val="Heading1"/>
       </w:pPr>
-      <w:bookmarkStart w:id="13" w:name="_Toc239182921"/>
+      <w:bookmarkStart w:id="13" w:name="_Toc239635562"/>
       <w:r>
         <w:rPr>
           <w:rFonts w:ascii="Arial" w:hAnsi="Arial"/>
@@ -10968,7 +10658,7 @@
       <w:pPr>
         <w:pStyle w:val="Heading2"/>
       </w:pPr>
-      <w:bookmarkStart w:id="14" w:name="_Toc239182922"/>
+      <w:bookmarkStart w:id="14" w:name="_Toc239635563"/>
       <w:r>
         <w:rPr>
           <w:rFonts w:ascii="Arial" w:hAnsi="Arial"/>
@@ -11004,7 +10694,7 @@
           <w:noProof/>
         </w:rPr>
         <w:drawing>
-          <wp:inline distT="0" distB="0" distL="0" distR="0" wp14:anchorId="75B691FC" wp14:editId="780B5685">
+          <wp:inline distT="0" distB="0" distL="0" distR="0" wp14:anchorId="5D4AF7EB" wp14:editId="2015E8D6">
             <wp:extent cx="5040000" cy="2325366"/>
             <wp:effectExtent l="0" t="0" r="0" b="0"/>
             <wp:docPr id="1" name="Picture 1"/>
@@ -11044,7 +10734,7 @@
       <w:pPr>
         <w:pStyle w:val="Potpisslike"/>
       </w:pPr>
-      <w:bookmarkStart w:id="15" w:name="_Toc239182971"/>
+      <w:bookmarkStart w:id="15" w:name="_Toc239635612"/>
       <w:r>
         <w:t>Slika 3.1. Podjela posla: opšti model se uči na računaru i ugrađuje u firmver, a centar, prag i granica pouzdanosti mjere se na licu mjesta</w:t>
       </w:r>
@@ -11054,7 +10744,7 @@
       <w:pPr>
         <w:pStyle w:val="Heading2"/>
       </w:pPr>
-      <w:bookmarkStart w:id="16" w:name="_Toc239182923"/>
+      <w:bookmarkStart w:id="16" w:name="_Toc239635564"/>
       <w:r>
         <w:rPr>
           <w:rFonts w:ascii="Arial" w:hAnsi="Arial"/>
@@ -11173,7 +10863,7 @@
       <w:pPr>
         <w:pStyle w:val="Heading2"/>
       </w:pPr>
-      <w:bookmarkStart w:id="17" w:name="_Toc239182924"/>
+      <w:bookmarkStart w:id="17" w:name="_Toc239635565"/>
       <w:r>
         <w:rPr>
           <w:rFonts w:ascii="Arial" w:hAnsi="Arial"/>
@@ -11259,7 +10949,13 @@
       </w:r>
     </w:p>
     <w:p>
-      <w:r>
+      <w:pPr>
+        <w:spacing w:after="0" w:line="20" w:lineRule="exact"/>
+      </w:pPr>
+      <w:r>
+        <w:rPr>
+          <w:sz w:val="2"/>
+        </w:rPr>
         <w:br w:type="page"/>
       </w:r>
     </w:p>
@@ -11267,7 +10963,7 @@
       <w:pPr>
         <w:pStyle w:val="Heading1"/>
       </w:pPr>
-      <w:bookmarkStart w:id="18" w:name="_Toc239182925"/>
+      <w:bookmarkStart w:id="18" w:name="_Toc239635566"/>
       <w:r>
         <w:rPr>
           <w:rFonts w:ascii="Arial" w:hAnsi="Arial"/>
@@ -11290,28 +10986,19 @@
         <w:pStyle w:val="BodyText"/>
       </w:pPr>
       <w:r>
-        <w:t xml:space="preserve">Sve vrijednosti u ovom poglavlju su AUC na ciljnom domenu ventilatora — dakle na primjerku koji model nije čuo — osim gdje je izričito navedeno drugačije. Protokol lokalne kalibracije je isti kod svih pristupa: </w:t>
-      </w:r>
-      <w:r>
-        <w:rPr>
-          <w:i/>
-        </w:rPr>
-        <w:t>k</w:t>
-      </w:r>
-      <w:r>
-        <w:t xml:space="preserve"> isječaka ciljne mašine koristi se samo za mjerenje centra, ocjena se radi na preostalim normalnim i svim anomalnim isječcima, isječak korišćen za kalibraciju se nikada ne ocjenjuje, a postupak se ponavlja 20 do 100 puta sa različitim izborom.</w:t>
+        <w:t>U ovom poglavlju dati su razvojni rezultati na DCASE skupu. Raniji eksperimenti razlikuju se po podjelama i protokolu; njihove najbolje vrijednosti opisuju tok istraživanja i nisu jedinstveno kontrolisano poređenje. Uparene runde koriste iste kalibracione podjele za sve kandidate. Oznake anomalija ne ulaze u fit, ali je raniji uvid u rezultate uticao na izbor pristupa, pa ostaje pristrasnost izbora modela.</w:t>
       </w:r>
     </w:p>
     <w:p>
       <w:pPr>
         <w:pStyle w:val="Heading2"/>
       </w:pPr>
-      <w:bookmarkStart w:id="19" w:name="_Toc239182926"/>
+      <w:bookmarkStart w:id="19" w:name="_Toc239635567"/>
       <w:r>
         <w:rPr>
           <w:rFonts w:ascii="Arial" w:hAnsi="Arial"/>
         </w:rPr>
-        <w:t>4.1. Pravilo poštenog poređenja</w:t>
+        <w:t>4.1. Protokol poređenja</w:t>
       </w:r>
       <w:bookmarkEnd w:id="19"/>
     </w:p>
@@ -11344,7 +11031,7 @@
       <w:pPr>
         <w:pStyle w:val="Heading2"/>
       </w:pPr>
-      <w:bookmarkStart w:id="20" w:name="_Toc239182927"/>
+      <w:bookmarkStart w:id="20" w:name="_Toc239635568"/>
       <w:r>
         <w:rPr>
           <w:rFonts w:ascii="Arial" w:hAnsi="Arial"/>
@@ -11367,7 +11054,7 @@
         <w:keepNext/>
         <w:spacing w:before="200" w:after="60"/>
       </w:pPr>
-      <w:bookmarkStart w:id="21" w:name="_Toc239182978"/>
+      <w:bookmarkStart w:id="21" w:name="_Toc239635619"/>
       <w:r>
         <w:t>Tabela 4.1. Rezultati pristupa zasnovanih na neuronskim mrežama</w:t>
       </w:r>
@@ -11386,6 +11073,7 @@
       </w:tblGrid>
       <w:tr>
         <w:trPr>
+          <w:tblHeader/>
           <w:jc w:val="center"/>
         </w:trPr>
         <w:tc>
@@ -11394,6 +11082,7 @@
           </w:tcPr>
           <w:p>
             <w:pPr>
+              <w:keepNext/>
               <w:spacing w:after="40"/>
               <w:jc w:val="center"/>
             </w:pPr>
@@ -11412,6 +11101,7 @@
           </w:tcPr>
           <w:p>
             <w:pPr>
+              <w:keepNext/>
               <w:spacing w:after="40"/>
               <w:jc w:val="center"/>
             </w:pPr>
@@ -11427,6 +11117,7 @@
       </w:tr>
       <w:tr>
         <w:trPr>
+          <w:cantSplit/>
           <w:jc w:val="center"/>
         </w:trPr>
         <w:tc>
@@ -11465,6 +11156,7 @@
       </w:tr>
       <w:tr>
         <w:trPr>
+          <w:cantSplit/>
           <w:jc w:val="center"/>
         </w:trPr>
         <w:tc>
@@ -11503,6 +11195,7 @@
       </w:tr>
       <w:tr>
         <w:trPr>
+          <w:cantSplit/>
           <w:jc w:val="center"/>
         </w:trPr>
         <w:tc>
@@ -11541,6 +11234,7 @@
       </w:tr>
       <w:tr>
         <w:trPr>
+          <w:cantSplit/>
           <w:jc w:val="center"/>
         </w:trPr>
         <w:tc>
@@ -11589,7 +11283,7 @@
         <w:ind w:firstLine="0"/>
       </w:pPr>
       <w:r>
-        <w:t>Autoenkoder uči da prekopira spektar. Mreža koja dobro kopira ne mora razumjeti mašinu — dovoljno joj je da zapamti prosječan oblik. Na istom snimku izmjerena je greška rekonstrukcije 2,53 za ispravan i 2,57 za neispravan ventilator, dakle razlika od 1,6 %. Greška rekonstrukcije nije mjera zdravlja mašine.</w:t>
+        <w:t>U isprobanoj konfiguraciji greška rekonstrukcije nije dovoljno razdvajala klase. U jednom poređenju dobijeno je 2,53 za normalan i 2,57 za anomalni snimak, što je razlika od oko 1,6 %. To je nalaz za ovu arhitekturu i protokol; ne isključuje primjenu drugih autoenkodera.</w:t>
       </w:r>
     </w:p>
     <w:p>
@@ -11597,14 +11291,14 @@
         <w:pStyle w:val="BodyText"/>
       </w:pPr>
       <w:r>
-        <w:t>Naučena ugradnja pada iz drugog razloga. Mreža je učena da razlikuje tipove mašina i radne režime, a taj zadatak je prelak: dovoljno joj je da nauči „ovo je ventilator, ovo je reduktor“. Da bi to postigla, ona namjerno odbacuje varijaciju unutar jedne mašine — a upravo ta varijacija razlikuje ispravan od neispravnog primjerka.</w:t>
+        <w:t>Naučena reprezentacija takođe nije dala dobro rangiranje. Jedno moguće objašnjenje je nepodudaranje zadatka obuke, koji razlikuje tipove mašina i režime, sa promjenama unutar jedne mašine. Ovaj mehanizam nije izdvojen posebnim eksperimentom, pa se navodi kao tumačenje.</w:t>
       </w:r>
     </w:p>
     <w:p>
       <w:pPr>
         <w:pStyle w:val="Heading2"/>
       </w:pPr>
-      <w:bookmarkStart w:id="22" w:name="_Toc239182928"/>
+      <w:bookmarkStart w:id="22" w:name="_Toc239635569"/>
       <w:r>
         <w:rPr>
           <w:rFonts w:ascii="Arial" w:hAnsi="Arial"/>
@@ -11627,7 +11321,7 @@
         <w:keepNext/>
         <w:spacing w:before="200" w:after="60"/>
       </w:pPr>
-      <w:bookmarkStart w:id="23" w:name="_Toc239182979"/>
+      <w:bookmarkStart w:id="23" w:name="_Toc239635620"/>
       <w:r>
         <w:lastRenderedPageBreak/>
         <w:t>Tabela 4.2. Statistički pristupi nad log-mel sažetkom</w:t>
@@ -11648,6 +11342,7 @@
       </w:tblGrid>
       <w:tr>
         <w:trPr>
+          <w:tblHeader/>
           <w:jc w:val="center"/>
         </w:trPr>
         <w:tc>
@@ -11656,6 +11351,7 @@
           </w:tcPr>
           <w:p>
             <w:pPr>
+              <w:keepNext/>
               <w:spacing w:after="40"/>
               <w:jc w:val="center"/>
             </w:pPr>
@@ -11674,6 +11370,7 @@
           </w:tcPr>
           <w:p>
             <w:pPr>
+              <w:keepNext/>
               <w:spacing w:after="40"/>
               <w:jc w:val="center"/>
             </w:pPr>
@@ -11692,6 +11389,7 @@
           </w:tcPr>
           <w:p>
             <w:pPr>
+              <w:keepNext/>
               <w:spacing w:after="40"/>
               <w:jc w:val="center"/>
             </w:pPr>
@@ -11707,6 +11405,7 @@
       </w:tr>
       <w:tr>
         <w:trPr>
+          <w:cantSplit/>
           <w:jc w:val="center"/>
         </w:trPr>
         <w:tc>
@@ -11761,6 +11460,7 @@
       </w:tr>
       <w:tr>
         <w:trPr>
+          <w:cantSplit/>
           <w:jc w:val="center"/>
         </w:trPr>
         <w:tc>
@@ -11815,6 +11515,7 @@
       </w:tr>
       <w:tr>
         <w:trPr>
+          <w:cantSplit/>
           <w:jc w:val="center"/>
         </w:trPr>
         <w:tc>
@@ -11869,6 +11570,7 @@
       </w:tr>
       <w:tr>
         <w:trPr>
+          <w:cantSplit/>
           <w:jc w:val="center"/>
         </w:trPr>
         <w:tc>
@@ -11923,6 +11625,7 @@
       </w:tr>
       <w:tr>
         <w:trPr>
+          <w:cantSplit/>
           <w:jc w:val="center"/>
         </w:trPr>
         <w:tc>
@@ -11977,6 +11680,7 @@
       </w:tr>
       <w:tr>
         <w:trPr>
+          <w:cantSplit/>
           <w:jc w:val="center"/>
         </w:trPr>
         <w:tc>
@@ -12031,6 +11735,7 @@
       </w:tr>
       <w:tr>
         <w:trPr>
+          <w:cantSplit/>
           <w:jc w:val="center"/>
         </w:trPr>
         <w:tc>
@@ -12111,7 +11816,7 @@
       <w:pPr>
         <w:pStyle w:val="Heading2"/>
       </w:pPr>
-      <w:bookmarkStart w:id="24" w:name="_Toc239182929"/>
+      <w:bookmarkStart w:id="24" w:name="_Toc239635570"/>
       <w:r>
         <w:rPr>
           <w:rFonts w:ascii="Arial" w:hAnsi="Arial"/>
@@ -12134,7 +11839,7 @@
         <w:keepNext/>
         <w:spacing w:before="200" w:after="60"/>
       </w:pPr>
-      <w:bookmarkStart w:id="25" w:name="_Toc239182980"/>
+      <w:bookmarkStart w:id="25" w:name="_Toc239635621"/>
       <w:r>
         <w:t>Tabela 4.3. Izbor iz rundi nad ocjenjivačem</w:t>
       </w:r>
@@ -12154,6 +11859,7 @@
       </w:tblGrid>
       <w:tr>
         <w:trPr>
+          <w:tblHeader/>
           <w:jc w:val="center"/>
         </w:trPr>
         <w:tc>
@@ -12162,6 +11868,7 @@
           </w:tcPr>
           <w:p>
             <w:pPr>
+              <w:keepNext/>
               <w:spacing w:after="40"/>
               <w:jc w:val="center"/>
             </w:pPr>
@@ -12180,6 +11887,7 @@
           </w:tcPr>
           <w:p>
             <w:pPr>
+              <w:keepNext/>
               <w:spacing w:after="40"/>
               <w:jc w:val="center"/>
             </w:pPr>
@@ -12198,6 +11906,7 @@
           </w:tcPr>
           <w:p>
             <w:pPr>
+              <w:keepNext/>
               <w:spacing w:after="40"/>
               <w:jc w:val="center"/>
             </w:pPr>
@@ -12213,6 +11922,7 @@
       </w:tr>
       <w:tr>
         <w:trPr>
+          <w:cantSplit/>
           <w:jc w:val="center"/>
         </w:trPr>
         <w:tc>
@@ -12267,6 +11977,7 @@
       </w:tr>
       <w:tr>
         <w:trPr>
+          <w:cantSplit/>
           <w:jc w:val="center"/>
         </w:trPr>
         <w:tc>
@@ -12321,6 +12032,7 @@
       </w:tr>
       <w:tr>
         <w:trPr>
+          <w:cantSplit/>
           <w:jc w:val="center"/>
         </w:trPr>
         <w:tc>
@@ -12375,6 +12087,7 @@
       </w:tr>
       <w:tr>
         <w:trPr>
+          <w:cantSplit/>
           <w:jc w:val="center"/>
         </w:trPr>
         <w:tc>
@@ -12429,6 +12142,7 @@
       </w:tr>
       <w:tr>
         <w:trPr>
+          <w:cantSplit/>
           <w:jc w:val="center"/>
         </w:trPr>
         <w:tc>
@@ -12483,6 +12197,7 @@
       </w:tr>
       <w:tr>
         <w:trPr>
+          <w:cantSplit/>
           <w:jc w:val="center"/>
         </w:trPr>
         <w:tc>
@@ -12537,6 +12252,7 @@
       </w:tr>
       <w:tr>
         <w:trPr>
+          <w:cantSplit/>
           <w:jc w:val="center"/>
         </w:trPr>
         <w:tc>
@@ -12591,6 +12307,7 @@
       </w:tr>
       <w:tr>
         <w:trPr>
+          <w:cantSplit/>
           <w:jc w:val="center"/>
         </w:trPr>
         <w:tc>
@@ -12645,6 +12362,7 @@
       </w:tr>
       <w:tr>
         <w:trPr>
+          <w:cantSplit/>
           <w:jc w:val="center"/>
         </w:trPr>
         <w:tc>
@@ -12699,6 +12417,7 @@
       </w:tr>
       <w:tr>
         <w:trPr>
+          <w:cantSplit/>
           <w:jc w:val="center"/>
         </w:trPr>
         <w:tc>
@@ -12753,6 +12472,7 @@
       </w:tr>
       <w:tr>
         <w:trPr>
+          <w:cantSplit/>
           <w:jc w:val="center"/>
         </w:trPr>
         <w:tc>
@@ -12832,7 +12552,7 @@
       <w:pPr>
         <w:pStyle w:val="Heading2"/>
       </w:pPr>
-      <w:bookmarkStart w:id="26" w:name="_Toc239182930"/>
+      <w:bookmarkStart w:id="26" w:name="_Toc239635571"/>
       <w:r>
         <w:rPr>
           <w:rFonts w:ascii="Arial" w:hAnsi="Arial"/>
@@ -12856,7 +12576,7 @@
         <w:keepNext/>
         <w:spacing w:before="200" w:after="60"/>
       </w:pPr>
-      <w:bookmarkStart w:id="27" w:name="_Toc239182981"/>
+      <w:bookmarkStart w:id="27" w:name="_Toc239635622"/>
       <w:r>
         <w:t>Tabela 4.4. Varijante spektralnog obilježja visoke rezolucije</w:t>
       </w:r>
@@ -12876,6 +12596,7 @@
       </w:tblGrid>
       <w:tr>
         <w:trPr>
+          <w:tblHeader/>
           <w:jc w:val="center"/>
         </w:trPr>
         <w:tc>
@@ -12884,6 +12605,7 @@
           </w:tcPr>
           <w:p>
             <w:pPr>
+              <w:keepNext/>
               <w:spacing w:after="40"/>
               <w:jc w:val="center"/>
             </w:pPr>
@@ -12902,6 +12624,7 @@
           </w:tcPr>
           <w:p>
             <w:pPr>
+              <w:keepNext/>
               <w:spacing w:after="40"/>
               <w:jc w:val="center"/>
             </w:pPr>
@@ -12920,6 +12643,7 @@
           </w:tcPr>
           <w:p>
             <w:pPr>
+              <w:keepNext/>
               <w:spacing w:after="40"/>
               <w:jc w:val="center"/>
             </w:pPr>
@@ -12935,6 +12659,7 @@
       </w:tr>
       <w:tr>
         <w:trPr>
+          <w:cantSplit/>
           <w:jc w:val="center"/>
         </w:trPr>
         <w:tc>
@@ -12990,6 +12715,7 @@
       </w:tr>
       <w:tr>
         <w:trPr>
+          <w:cantSplit/>
           <w:jc w:val="center"/>
         </w:trPr>
         <w:tc>
@@ -13051,6 +12777,7 @@
       </w:tr>
       <w:tr>
         <w:trPr>
+          <w:cantSplit/>
           <w:jc w:val="center"/>
         </w:trPr>
         <w:tc>
@@ -13112,6 +12839,7 @@
       </w:tr>
       <w:tr>
         <w:trPr>
+          <w:cantSplit/>
           <w:jc w:val="center"/>
         </w:trPr>
         <w:tc>
@@ -13166,6 +12894,7 @@
       </w:tr>
       <w:tr>
         <w:trPr>
+          <w:cantSplit/>
           <w:jc w:val="center"/>
         </w:trPr>
         <w:tc>
@@ -13227,6 +12956,7 @@
       </w:tr>
       <w:tr>
         <w:trPr>
+          <w:cantSplit/>
           <w:jc w:val="center"/>
         </w:trPr>
         <w:tc>
@@ -13325,7 +13055,7 @@
           <w:noProof/>
         </w:rPr>
         <w:drawing>
-          <wp:inline distT="0" distB="0" distL="0" distR="0" wp14:anchorId="660334C2" wp14:editId="240BEDD7">
+          <wp:inline distT="0" distB="0" distL="0" distR="0" wp14:anchorId="039213E4" wp14:editId="1611C382">
             <wp:extent cx="5040000" cy="2263304"/>
             <wp:effectExtent l="0" t="0" r="0" b="0"/>
             <wp:docPr id="2" name="Picture 2"/>
@@ -13365,7 +13095,7 @@
       <w:pPr>
         <w:pStyle w:val="Potpisslike"/>
       </w:pPr>
-      <w:bookmarkStart w:id="28" w:name="_Toc239182972"/>
+      <w:bookmarkStart w:id="28" w:name="_Toc239635613"/>
       <w:r>
         <w:t>Slika 4.1. Spektar normalnog rada ventilatora pri dvije rezolucije; pri razmaku od 15,6 Hz harmonijske linije se stapaju, a pri 1,95 Hz ostaju razdvojene</w:t>
       </w:r>
@@ -13376,7 +13106,7 @@
         <w:pStyle w:val="BodyText"/>
       </w:pPr>
       <w:r>
-        <w:t>Zanimljivo je da medijana centra, koja je u mel prostoru donosila tri poena, u ovom prostoru ne donosi ništa. Objašnjenje je da je medijana pomagala zato što je mel prostor bio šumniji; u čistijem spektralnom prostoru robusnost više nema šta da popravlja. Koliko kalibracija mora da traje pokazuje Tabela 4.5.</w:t>
+        <w:t>Medijana centra, koja je pomagala u ranijem mel prostoru, u ovoj rundi ne nadmašuje srednju vrijednost. Različita raspodjela obilježja je moguće objašnjenje, ali nije posebno izolovana. Tabela 4.5 prikazuje zavisnost rangiranja od broja kalibracionih isječaka.</w:t>
       </w:r>
     </w:p>
     <w:p>
@@ -13385,7 +13115,7 @@
         <w:keepNext/>
         <w:spacing w:before="200" w:after="60"/>
       </w:pPr>
-      <w:bookmarkStart w:id="29" w:name="_Toc239182982"/>
+      <w:bookmarkStart w:id="29" w:name="_Toc239635623"/>
       <w:r>
         <w:t>Tabela 4.5. Zavisnost AUC od trajanja kalibracije (konačno obilježje)</w:t>
       </w:r>
@@ -13408,6 +13138,7 @@
       </w:tblGrid>
       <w:tr>
         <w:trPr>
+          <w:tblHeader/>
           <w:jc w:val="center"/>
         </w:trPr>
         <w:tc>
@@ -13416,6 +13147,7 @@
           </w:tcPr>
           <w:p>
             <w:pPr>
+              <w:keepNext/>
               <w:spacing w:after="40"/>
               <w:jc w:val="center"/>
             </w:pPr>
@@ -13434,6 +13166,7 @@
           </w:tcPr>
           <w:p>
             <w:pPr>
+              <w:keepNext/>
               <w:spacing w:after="40"/>
               <w:jc w:val="center"/>
             </w:pPr>
@@ -13452,6 +13185,7 @@
           </w:tcPr>
           <w:p>
             <w:pPr>
+              <w:keepNext/>
               <w:spacing w:after="40"/>
               <w:jc w:val="center"/>
             </w:pPr>
@@ -13470,6 +13204,7 @@
           </w:tcPr>
           <w:p>
             <w:pPr>
+              <w:keepNext/>
               <w:spacing w:after="40"/>
               <w:jc w:val="center"/>
             </w:pPr>
@@ -13488,6 +13223,7 @@
           </w:tcPr>
           <w:p>
             <w:pPr>
+              <w:keepNext/>
               <w:spacing w:after="40"/>
               <w:jc w:val="center"/>
             </w:pPr>
@@ -13506,6 +13242,7 @@
           </w:tcPr>
           <w:p>
             <w:pPr>
+              <w:keepNext/>
               <w:spacing w:after="40"/>
               <w:jc w:val="center"/>
             </w:pPr>
@@ -13521,6 +13258,7 @@
       </w:tr>
       <w:tr>
         <w:trPr>
+          <w:cantSplit/>
           <w:jc w:val="center"/>
         </w:trPr>
         <w:tc>
@@ -13637,14 +13375,15 @@
         <w:ind w:firstLine="0"/>
       </w:pPr>
       <w:r>
-        <w:t>Već 50 s kalibracije prelazi postavljeni cilj od 0,80, a kriva je ravna poslije 200 s. Trajanje kalibracije zato nije usko grlo, što je bilo važno za odluku o tome koliko dugo uređaj mora da sluša prije nego što postane upotrebljiv.</w:t>
+        <w:lastRenderedPageBreak/>
+        <w:t>Već pet normalnih isječaka daje razvojni AUC iznad 0,80. Ova tabela opisuje samo učenje lokalnog centra i rangiranje; ne obuhvata vrijeme izvođenja i provjere alarmnog praga. Povećanje broja isječaka i dalje donosi određeni dobitak, uz duže učenje.</w:t>
       </w:r>
     </w:p>
     <w:p>
       <w:pPr>
         <w:pStyle w:val="Heading2"/>
       </w:pPr>
-      <w:bookmarkStart w:id="30" w:name="_Toc239182931"/>
+      <w:bookmarkStart w:id="30" w:name="_Toc239635572"/>
       <w:r>
         <w:rPr>
           <w:rFonts w:ascii="Arial" w:hAnsi="Arial"/>
@@ -13667,7 +13406,7 @@
         <w:keepNext/>
         <w:spacing w:before="200" w:after="60"/>
       </w:pPr>
-      <w:bookmarkStart w:id="31" w:name="_Toc239182983"/>
+      <w:bookmarkStart w:id="31" w:name="_Toc239635624"/>
       <w:r>
         <w:t>Tabela 4.6. Poređenje obilježja po mašinama, kanonska evaluacija (</w:t>
       </w:r>
@@ -13697,6 +13436,7 @@
       </w:tblGrid>
       <w:tr>
         <w:trPr>
+          <w:tblHeader/>
           <w:jc w:val="center"/>
         </w:trPr>
         <w:tc>
@@ -13705,6 +13445,7 @@
           </w:tcPr>
           <w:p>
             <w:pPr>
+              <w:keepNext/>
               <w:spacing w:after="40"/>
               <w:jc w:val="center"/>
             </w:pPr>
@@ -13723,6 +13464,7 @@
           </w:tcPr>
           <w:p>
             <w:pPr>
+              <w:keepNext/>
               <w:spacing w:after="40"/>
               <w:jc w:val="center"/>
             </w:pPr>
@@ -13741,6 +13483,7 @@
           </w:tcPr>
           <w:p>
             <w:pPr>
+              <w:keepNext/>
               <w:spacing w:after="40"/>
               <w:jc w:val="center"/>
             </w:pPr>
@@ -13759,6 +13502,7 @@
           </w:tcPr>
           <w:p>
             <w:pPr>
+              <w:keepNext/>
               <w:spacing w:after="40"/>
               <w:jc w:val="center"/>
             </w:pPr>
@@ -13774,6 +13518,7 @@
       </w:tr>
       <w:tr>
         <w:trPr>
+          <w:cantSplit/>
           <w:jc w:val="center"/>
         </w:trPr>
         <w:tc>
@@ -13848,6 +13593,7 @@
       </w:tr>
       <w:tr>
         <w:trPr>
+          <w:cantSplit/>
           <w:jc w:val="center"/>
         </w:trPr>
         <w:tc>
@@ -13920,6 +13666,7 @@
       </w:tr>
       <w:tr>
         <w:trPr>
+          <w:cantSplit/>
           <w:jc w:val="center"/>
         </w:trPr>
         <w:tc>
@@ -13992,6 +13739,7 @@
       </w:tr>
       <w:tr>
         <w:trPr>
+          <w:cantSplit/>
           <w:jc w:val="center"/>
         </w:trPr>
         <w:tc>
@@ -14064,6 +13812,7 @@
       </w:tr>
       <w:tr>
         <w:trPr>
+          <w:cantSplit/>
           <w:jc w:val="center"/>
         </w:trPr>
         <w:tc>
@@ -14136,6 +13885,7 @@
       </w:tr>
       <w:tr>
         <w:trPr>
+          <w:cantSplit/>
           <w:jc w:val="center"/>
         </w:trPr>
         <w:tc>
@@ -14208,6 +13958,7 @@
       </w:tr>
       <w:tr>
         <w:trPr>
+          <w:cantSplit/>
           <w:jc w:val="center"/>
         </w:trPr>
         <w:tc>
@@ -14290,17 +14041,7 @@
         <w:ind w:firstLine="0"/>
       </w:pPr>
       <w:r>
-        <w:t xml:space="preserve">Obilježje </w:t>
-      </w:r>
-      <w:r>
-        <w:rPr>
-          <w:rFonts w:ascii="Courier New" w:hAnsi="Courier New"/>
-          <w:sz w:val="20"/>
-        </w:rPr>
-        <w:t>psd_shape</w:t>
-      </w:r>
-      <w:r>
-        <w:t xml:space="preserve"> pobjeđuje na dvije od sedam mašina, a po harmonijskoj sredini — koja je zvanična mjera takmičenja — lošije je od mel osnove. Fizički razlog je očekivan: uske harmonijske linije postoje kod rotacionih mašina, ali ne kod ventila koji je impulsivan, klizača kod kojeg dominira trenje, ili igračke. Tamo visoka frekvencijska rezolucija ne donosi ništa, a troši dimenzije i pogoršava procjenu kovarijanse.</w:t>
+        <w:t>Obilježje psd_shape daje veći AUC na dvije od sedam mašina u ovom protokolu. Na ostalima je bolje najmanje jedno mel obilježje. Različita spektralna struktura mašina može objasniti dio razlike, ali iz ovih rezultata nije utvrđen poseban fizički uzrok za svaku mašinu. Tabela nije zvanični ukupni rezultat DCASE takmičenja.</w:t>
       </w:r>
     </w:p>
     <w:p>
@@ -14333,12 +14074,12 @@
       <w:pPr>
         <w:pStyle w:val="Heading2"/>
       </w:pPr>
-      <w:bookmarkStart w:id="32" w:name="_Toc239182932"/>
+      <w:bookmarkStart w:id="32" w:name="_Toc239635573"/>
       <w:r>
         <w:rPr>
           <w:rFonts w:ascii="Arial" w:hAnsi="Arial"/>
         </w:rPr>
-        <w:t>4.7. Faza 5 — šest unaprijed navedenih alternativa</w:t>
+        <w:t>4.7. Faza 5 — poređenje alternativnih obilježja</w:t>
       </w:r>
       <w:bookmarkEnd w:id="32"/>
     </w:p>
@@ -14347,16 +14088,7 @@
         <w:pStyle w:val="BodyText"/>
       </w:pPr>
       <w:r>
-        <w:t xml:space="preserve">Sve prethodne faze bile su pokušaji da se nađe bolje obilježje, i svaki je bio motivisan onim što je prethodni propustio. Ova faza je prvi put postupila obrnuto: uzeto je šest pravaca koje je plan naveo </w:t>
-      </w:r>
-      <w:r>
-        <w:rPr>
-          <w:b/>
-        </w:rPr>
-        <w:t>unaprijed</w:t>
-      </w:r>
-      <w:r>
-        <w:t>, izmjereni su svi odjednom pod istim podjelama, i rezultat je objavljen kakav god bio. Kandidati su bili u kodu prije nego što je ijedan anomalni isječak otvoren, a lista se nije mijenjala prema rezultatu. Rezultati svih šest dati su u Tabeli 4.7.</w:t>
+        <w:t>U narednoj rundi poređeno je sedam kandidata sa osnovnim obilježjem na istih dvadeset kalibracionih podjela. Lista je fiksirana prije te runde evaluacije. To obezbjeđuje upareno poređenje unutar runde, ali ne uklanja raniji uvid u razvojne rezultate. Sve konfiguracije su date u Tabeli 4.7.</w:t>
       </w:r>
     </w:p>
     <w:p>
@@ -14365,9 +14097,9 @@
         <w:keepNext/>
         <w:spacing w:before="200" w:after="60"/>
       </w:pPr>
-      <w:bookmarkStart w:id="33" w:name="_Toc239182984"/>
-      <w:r>
-        <w:t>Tabela 4.7. Šest unaprijed navedenih alternativa (</w:t>
+      <w:bookmarkStart w:id="33" w:name="_Toc239635625"/>
+      <w:r>
+        <w:t>Tabela 4.7. Sedam alternativa i osnovno obilježje (</w:t>
       </w:r>
       <w:r>
         <w:rPr>
@@ -14395,6 +14127,7 @@
       </w:tblGrid>
       <w:tr>
         <w:trPr>
+          <w:tblHeader/>
           <w:jc w:val="center"/>
         </w:trPr>
         <w:tc>
@@ -14403,6 +14136,7 @@
           </w:tcPr>
           <w:p>
             <w:pPr>
+              <w:keepNext/>
               <w:spacing w:after="40"/>
               <w:jc w:val="center"/>
             </w:pPr>
@@ -14421,6 +14155,7 @@
           </w:tcPr>
           <w:p>
             <w:pPr>
+              <w:keepNext/>
               <w:spacing w:after="40"/>
               <w:jc w:val="center"/>
             </w:pPr>
@@ -14439,6 +14174,7 @@
           </w:tcPr>
           <w:p>
             <w:pPr>
+              <w:keepNext/>
               <w:spacing w:after="40"/>
               <w:jc w:val="center"/>
             </w:pPr>
@@ -14457,6 +14193,7 @@
           </w:tcPr>
           <w:p>
             <w:pPr>
+              <w:keepNext/>
               <w:spacing w:after="40"/>
               <w:jc w:val="center"/>
             </w:pPr>
@@ -14472,6 +14209,7 @@
       </w:tr>
       <w:tr>
         <w:trPr>
+          <w:cantSplit/>
           <w:jc w:val="center"/>
         </w:trPr>
         <w:tc>
@@ -14544,6 +14282,7 @@
       </w:tr>
       <w:tr>
         <w:trPr>
+          <w:cantSplit/>
           <w:jc w:val="center"/>
         </w:trPr>
         <w:tc>
@@ -14616,6 +14355,7 @@
       </w:tr>
       <w:tr>
         <w:trPr>
+          <w:cantSplit/>
           <w:jc w:val="center"/>
         </w:trPr>
         <w:tc>
@@ -14688,6 +14428,7 @@
       </w:tr>
       <w:tr>
         <w:trPr>
+          <w:cantSplit/>
           <w:jc w:val="center"/>
         </w:trPr>
         <w:tc>
@@ -14760,6 +14501,7 @@
       </w:tr>
       <w:tr>
         <w:trPr>
+          <w:cantSplit/>
           <w:jc w:val="center"/>
         </w:trPr>
         <w:tc>
@@ -14832,6 +14574,7 @@
       </w:tr>
       <w:tr>
         <w:trPr>
+          <w:cantSplit/>
           <w:jc w:val="center"/>
         </w:trPr>
         <w:tc>
@@ -14847,7 +14590,6 @@
                 <w:rFonts w:ascii="Courier New" w:hAnsi="Courier New"/>
                 <w:sz w:val="18"/>
               </w:rPr>
-              <w:lastRenderedPageBreak/>
               <w:t>psd_masked</w:t>
             </w:r>
           </w:p>
@@ -14905,6 +14647,7 @@
       </w:tr>
       <w:tr>
         <w:trPr>
+          <w:cantSplit/>
           <w:jc w:val="center"/>
         </w:trPr>
         <w:tc>
@@ -14977,6 +14720,7 @@
       </w:tr>
       <w:tr>
         <w:trPr>
+          <w:cantSplit/>
           <w:jc w:val="center"/>
         </w:trPr>
         <w:tc>
@@ -15059,7 +14803,7 @@
         <w:ind w:firstLine="0"/>
       </w:pPr>
       <w:r>
-        <w:t>Nijedan kandidat ne pobjeđuje. Jedini pozitivan pomak od 0,001 je dvadeset puta manji od sopstvenog rasipanja po podjeli, pa nije poboljšanje nego šum.</w:t>
+        <w:t>Kombinacija sa tranzijentnim obilježjima daje mali pozitivan pomak od oko 0,0012 AUC. Poređenje tog pomaka sa standardnom devijacijom pojedinačnih rezultata nije test statističke značajnosti. Za takav zaključak potreban je interval uparenih razlika i nezavisna provjera; postojeći rezultat nije dovoljan razlog za složeniji model.</w:t>
       </w:r>
     </w:p>
     <w:p>
@@ -15067,10 +14811,7 @@
         <w:pStyle w:val="BodyText"/>
       </w:pPr>
       <w:r>
-        <w:t>Mehanizam pada svakog kandidata je zabilježen, jer je to korisnije od same brojke. Pristupi zasnovani na redu i režimu počivaju na pretpostavci da oznake brzine u skupu znače različitu obrtnu brzinu. Procjena osnovne frekvencije dala je 34,0 Hz za sve tri brzine. Prvi refleks je bio da je procjena pokvarena, pa je urađena kontrola nezavisna od nje — položaj tonalnih vrhova iznad spektralne pozadine. Vrhovi se poklapaju unutar jedne tačke spektra za sve tri brzine. Brzine se, dakle, u ovom skupu ne razlikuju</w:t>
-      </w:r>
-      <w:r>
-        <w:t xml:space="preserve"> po obrtnoj frekvenciji nego po širokopojasnom nivou; procjena je bila ispravna, a preslikavanje ose je samo izgubilo rezoluciju.</w:t>
+        <w:t>Procijenjena osnovna frekvencija ostaje oko 34 Hz za tri oznake brzine, a dominantni vrhovi se poklapaju unutar jedne spektralne tačke. To ograničava korisnost isprobanog preslikavanja u red obrtanja. Bez tahometra ili potvrde autora skupa nije dokazano da je stvarna brzina vratila ista; oznaka i akustički vrh ne moraju predstavljati istu fizičku veličinu.</w:t>
       </w:r>
     </w:p>
     <w:p>
@@ -15086,14 +14827,14 @@
         <w:pStyle w:val="BodyText"/>
       </w:pPr>
       <w:r>
-        <w:t>Ova faza nije dala bolji model, ali je dala dvije druge stvari. Prva je potvrda da su ograničenja u firmveru bila ispravna: firmver je odbijao da tvrdi promjenu brzine, ambijentalnu buku ili mehaničku anomaliju kao kategoriju, jer dokaza nije bilo. Ova faza je dokaze potražila po sve tri linije i nije ih našla. Druga je preusmjeravanje na pravo usko grlo: kada šest alternativa ne pomjeri obilježje, a prag se između dvije kalibracije razlikuje šesnaest puta, dalje ulaganje u obilježje nema smisla.</w:t>
+        <w:t>U ovoj rundi nije utvrđena prednost koja bi opravdala složeniji ugrađeni model. Dalji razvoj zato je usmjeren na kalibraciju i alarmnu politiku. Negativni nalazi ostaju ograničeni na ispitane konfiguracije i ne isključuju druge dvokanalne ili tranzijentne pristupe.</w:t>
       </w:r>
     </w:p>
     <w:p>
       <w:pPr>
         <w:pStyle w:val="Heading2"/>
       </w:pPr>
-      <w:bookmarkStart w:id="34" w:name="_Toc239182933"/>
+      <w:bookmarkStart w:id="34" w:name="_Toc239635574"/>
       <w:r>
         <w:rPr>
           <w:rFonts w:ascii="Arial" w:hAnsi="Arial"/>
@@ -15116,7 +14857,7 @@
         <w:keepNext/>
         <w:spacing w:before="200" w:after="60"/>
       </w:pPr>
-      <w:bookmarkStart w:id="35" w:name="_Toc239182985"/>
+      <w:bookmarkStart w:id="35" w:name="_Toc239635626"/>
       <w:r>
         <w:t>Tabela 4.8. Vremenska pravila odlučivanja (40 podjela, 2000 normalnih prozora)</w:t>
       </w:r>
@@ -15137,6 +14878,7 @@
       </w:tblGrid>
       <w:tr>
         <w:trPr>
+          <w:tblHeader/>
           <w:jc w:val="center"/>
         </w:trPr>
         <w:tc>
@@ -15145,6 +14887,7 @@
           </w:tcPr>
           <w:p>
             <w:pPr>
+              <w:keepNext/>
               <w:spacing w:after="40"/>
               <w:jc w:val="center"/>
             </w:pPr>
@@ -15163,6 +14906,7 @@
           </w:tcPr>
           <w:p>
             <w:pPr>
+              <w:keepNext/>
               <w:spacing w:after="40"/>
               <w:jc w:val="center"/>
             </w:pPr>
@@ -15181,6 +14925,7 @@
           </w:tcPr>
           <w:p>
             <w:pPr>
+              <w:keepNext/>
               <w:spacing w:after="40"/>
               <w:jc w:val="center"/>
             </w:pPr>
@@ -15199,6 +14944,7 @@
           </w:tcPr>
           <w:p>
             <w:pPr>
+              <w:keepNext/>
               <w:spacing w:after="40"/>
               <w:jc w:val="center"/>
             </w:pPr>
@@ -15214,6 +14960,7 @@
       </w:tr>
       <w:tr>
         <w:trPr>
+          <w:cantSplit/>
           <w:jc w:val="center"/>
         </w:trPr>
         <w:tc>
@@ -15286,6 +15033,7 @@
       </w:tr>
       <w:tr>
         <w:trPr>
+          <w:cantSplit/>
           <w:jc w:val="center"/>
         </w:trPr>
         <w:tc>
@@ -15358,6 +15106,7 @@
       </w:tr>
       <w:tr>
         <w:trPr>
+          <w:cantSplit/>
           <w:jc w:val="center"/>
         </w:trPr>
         <w:tc>
@@ -15434,6 +15183,7 @@
       </w:tr>
       <w:tr>
         <w:trPr>
+          <w:cantSplit/>
           <w:jc w:val="center"/>
         </w:trPr>
         <w:tc>
@@ -15506,6 +15256,7 @@
       </w:tr>
       <w:tr>
         <w:trPr>
+          <w:cantSplit/>
           <w:jc w:val="center"/>
         </w:trPr>
         <w:tc>
@@ -15588,11 +15339,7 @@
         <w:ind w:firstLine="0"/>
       </w:pPr>
       <w:r>
-        <w:t xml:space="preserve">Izmjereno je suprotno od očekivanog. Obje standardne tehnike po konstrukciji prenose informaciju kroz vrijeme: kod eksponencijalnog usrednjavanja pobuda od jednog prozora ostaje u statistici nekoliko prozora i sama dopuni niz od tri, a kod kumulativne sume se akumulira. Obje su </w:t>
-      </w:r>
-      <w:r>
-        <w:lastRenderedPageBreak/>
-        <w:t xml:space="preserve">napravljene da uhvate </w:t>
+        <w:t xml:space="preserve">Izmjereno je suprotno od očekivanog. Obje standardne tehnike po konstrukciji prenose informaciju kroz vrijeme: kod eksponencijalnog usrednjavanja pobuda od jednog prozora ostaje u statistici nekoliko prozora i sama dopuni niz od tri, a kod kumulativne sume se akumulira. Obje su napravljene da uhvate </w:t>
       </w:r>
       <w:r>
         <w:rPr>
@@ -15618,18 +15365,19 @@
         <w:pStyle w:val="BodyText"/>
       </w:pPr>
       <w:r>
-        <w:t>Usvojena je histereza sa razdvojenim pragom ulaska i izlaska, koja ne unosi memoriju o veličini pobude, a prepolovljuje broj alarmnih epizoda kada se akustika pomjeri. Ovo je najjasniji primjer pravila da standardna tehnika nije isto što i prikladna tehnika.</w:t>
+        <w:t>U ovoj ranijoj simulaciji histereza smanjuje broj epizoda na drugoj mašini sa 11,16 na 5,40 na sat. Poređenje ne mjeri detekciju fizičkih kvarova. Završni firmware koristi zasebno izvedene apsolutne pragove ulaska i izlaska; raniji faktor izlaska 0,7 nije njegova konačna postavka.</w:t>
       </w:r>
     </w:p>
     <w:p>
       <w:pPr>
         <w:pStyle w:val="Heading2"/>
       </w:pPr>
-      <w:bookmarkStart w:id="36" w:name="_Toc239182934"/>
+      <w:bookmarkStart w:id="36" w:name="_Toc239635575"/>
       <w:r>
         <w:rPr>
           <w:rFonts w:ascii="Arial" w:hAnsi="Arial"/>
         </w:rPr>
+        <w:lastRenderedPageBreak/>
         <w:t>4.9. Sažetak napretka</w:t>
       </w:r>
       <w:bookmarkEnd w:id="36"/>
@@ -15649,7 +15397,7 @@
         <w:keepNext/>
         <w:spacing w:before="200" w:after="60"/>
       </w:pPr>
-      <w:bookmarkStart w:id="37" w:name="_Toc239182986"/>
+      <w:bookmarkStart w:id="37" w:name="_Toc239635627"/>
       <w:r>
         <w:t>Tabela 4.9. Napredak kroz faze razvoja</w:t>
       </w:r>
@@ -15669,6 +15417,7 @@
       </w:tblGrid>
       <w:tr>
         <w:trPr>
+          <w:tblHeader/>
           <w:jc w:val="center"/>
         </w:trPr>
         <w:tc>
@@ -15677,6 +15426,7 @@
           </w:tcPr>
           <w:p>
             <w:pPr>
+              <w:keepNext/>
               <w:spacing w:after="40"/>
               <w:jc w:val="center"/>
             </w:pPr>
@@ -15695,6 +15445,7 @@
           </w:tcPr>
           <w:p>
             <w:pPr>
+              <w:keepNext/>
               <w:spacing w:after="40"/>
               <w:jc w:val="center"/>
             </w:pPr>
@@ -15713,6 +15464,7 @@
           </w:tcPr>
           <w:p>
             <w:pPr>
+              <w:keepNext/>
               <w:spacing w:after="40"/>
               <w:jc w:val="center"/>
             </w:pPr>
@@ -15728,6 +15480,7 @@
       </w:tr>
       <w:tr>
         <w:trPr>
+          <w:cantSplit/>
           <w:jc w:val="center"/>
         </w:trPr>
         <w:tc>
@@ -15782,6 +15535,7 @@
       </w:tr>
       <w:tr>
         <w:trPr>
+          <w:cantSplit/>
           <w:jc w:val="center"/>
         </w:trPr>
         <w:tc>
@@ -15836,6 +15590,7 @@
       </w:tr>
       <w:tr>
         <w:trPr>
+          <w:cantSplit/>
           <w:jc w:val="center"/>
         </w:trPr>
         <w:tc>
@@ -15890,6 +15645,7 @@
       </w:tr>
       <w:tr>
         <w:trPr>
+          <w:cantSplit/>
           <w:jc w:val="center"/>
         </w:trPr>
         <w:tc>
@@ -15953,6 +15709,7 @@
       </w:tr>
       <w:tr>
         <w:trPr>
+          <w:cantSplit/>
           <w:jc w:val="center"/>
         </w:trPr>
         <w:tc>
@@ -15967,7 +15724,7 @@
               <w:rPr>
                 <w:sz w:val="20"/>
               </w:rPr>
-              <w:t>5. Šest alternativa</w:t>
+              <w:t>5. Sedam alternativa</w:t>
             </w:r>
           </w:p>
         </w:tc>
@@ -16007,6 +15764,7 @@
       </w:tr>
       <w:tr>
         <w:trPr>
+          <w:cantSplit/>
           <w:jc w:val="center"/>
         </w:trPr>
         <w:tc>
@@ -16076,7 +15834,7 @@
           <w:noProof/>
         </w:rPr>
         <w:drawing>
-          <wp:inline distT="0" distB="0" distL="0" distR="0" wp14:anchorId="78B01224" wp14:editId="15B4E265">
+          <wp:inline distT="0" distB="0" distL="0" distR="0" wp14:anchorId="4286161D" wp14:editId="2D0B1FBE">
             <wp:extent cx="5040000" cy="2173066"/>
             <wp:effectExtent l="0" t="0" r="0" b="0"/>
             <wp:docPr id="3" name="Picture 3"/>
@@ -16116,9 +15874,9 @@
       <w:pPr>
         <w:pStyle w:val="Potpisslike"/>
       </w:pPr>
-      <w:bookmarkStart w:id="38" w:name="_Toc239182973"/>
-      <w:r>
-        <w:t>Slika 4.2. Napredak najboljeg izmjerenog AUC kroz faze razvoja; jedina promjena obilježja donijela je veći pomak od dvanaest varijanti ocjenjivača zajedno</w:t>
+      <w:bookmarkStart w:id="38" w:name="_Toc239635614"/>
+      <w:r>
+        <w:t>Slika 4.2. Najbolji razvojni AUC po fazama; različiti protokoli ograničavaju direktno poređenje</w:t>
       </w:r>
       <w:bookmarkEnd w:id="38"/>
     </w:p>
@@ -16128,14 +15886,17 @@
         <w:ind w:firstLine="0"/>
       </w:pPr>
       <w:r>
-        <w:t>Napredak od 0,451 do 0,864 postignut je uz potvrđen rad na uređaju. Iz ovog puta izdvajaju se pouke koje vrijede i van ovog rada. Obilježje nosi više od ocjenjivača: dvanaest varijanti ocjenjivača dalo je sedam poena, a jedna promjena obilježja petnaest. Negativan rezultat na bliskim parametrima ne zatvara pravac — u ranijoj tabeli neuspjeha stajalo je da finiji prozor od 4096 uzoraka sa linearnim trakama daje 0,50 do 0,64, i to je zaustavilo istraživanje na duže vrijeme, a pobjednik je bio dva parametra da</w:t>
-      </w:r>
-      <w:r>
-        <w:t>lje. Konačno, „verifikovano“ ne znači „optimalno“: raniji ulaz je bio potvrđen poređenjem računara i uređaja i zato tretiran kao nedodirljiv, ali verifikacija dokazuje da je implementacija tačna, ne da je izbor dobar.</w:t>
-      </w:r>
-    </w:p>
-    <w:p>
-      <w:r>
+        <w:t>Razvoj pokazuje značaj izbora obilježja, regularizacije i zasebne provjere praga. Najbolje vrijednosti pojedinih faza potiču iz različitih podjela i konfiguracija. Zbog toga njihov hronološki rast opisuje istraživački put, a ne kontrolisani efekat jedne promjene.</w:t>
+      </w:r>
+    </w:p>
+    <w:p>
+      <w:pPr>
+        <w:spacing w:after="0" w:line="20" w:lineRule="exact"/>
+      </w:pPr>
+      <w:r>
+        <w:rPr>
+          <w:sz w:val="2"/>
+        </w:rPr>
         <w:br w:type="page"/>
       </w:r>
     </w:p>
@@ -16143,7 +15904,7 @@
       <w:pPr>
         <w:pStyle w:val="Heading1"/>
       </w:pPr>
-      <w:bookmarkStart w:id="39" w:name="_Toc239182935"/>
+      <w:bookmarkStart w:id="39" w:name="_Toc239635576"/>
       <w:r>
         <w:rPr>
           <w:rFonts w:ascii="Arial" w:hAnsi="Arial"/>
@@ -16165,7 +15926,7 @@
       <w:pPr>
         <w:pStyle w:val="Heading2"/>
       </w:pPr>
-      <w:bookmarkStart w:id="40" w:name="_Toc239182936"/>
+      <w:bookmarkStart w:id="40" w:name="_Toc239635577"/>
       <w:r>
         <w:rPr>
           <w:rFonts w:ascii="Arial" w:hAnsi="Arial"/>
@@ -16188,7 +15949,7 @@
         <w:keepNext/>
         <w:spacing w:before="200" w:after="60"/>
       </w:pPr>
-      <w:bookmarkStart w:id="41" w:name="_Toc239182987"/>
+      <w:bookmarkStart w:id="41" w:name="_Toc239635628"/>
       <w:r>
         <w:t>Tabela 5.1. Povezivanje mikrofona INMP441</w:t>
       </w:r>
@@ -16208,6 +15969,7 @@
       </w:tblGrid>
       <w:tr>
         <w:trPr>
+          <w:tblHeader/>
           <w:jc w:val="center"/>
         </w:trPr>
         <w:tc>
@@ -16216,6 +15978,7 @@
           </w:tcPr>
           <w:p>
             <w:pPr>
+              <w:keepNext/>
               <w:spacing w:after="40"/>
               <w:jc w:val="center"/>
             </w:pPr>
@@ -16234,6 +15997,7 @@
           </w:tcPr>
           <w:p>
             <w:pPr>
+              <w:keepNext/>
               <w:spacing w:after="40"/>
               <w:jc w:val="center"/>
             </w:pPr>
@@ -16252,6 +16016,7 @@
           </w:tcPr>
           <w:p>
             <w:pPr>
+              <w:keepNext/>
               <w:spacing w:after="40"/>
               <w:jc w:val="center"/>
             </w:pPr>
@@ -16267,6 +16032,7 @@
       </w:tr>
       <w:tr>
         <w:trPr>
+          <w:cantSplit/>
           <w:jc w:val="center"/>
         </w:trPr>
         <w:tc>
@@ -16320,6 +16086,7 @@
       </w:tr>
       <w:tr>
         <w:trPr>
+          <w:cantSplit/>
           <w:jc w:val="center"/>
         </w:trPr>
         <w:tc>
@@ -16373,6 +16140,7 @@
       </w:tr>
       <w:tr>
         <w:trPr>
+          <w:cantSplit/>
           <w:jc w:val="center"/>
         </w:trPr>
         <w:tc>
@@ -16426,6 +16194,7 @@
       </w:tr>
       <w:tr>
         <w:trPr>
+          <w:cantSplit/>
           <w:jc w:val="center"/>
         </w:trPr>
         <w:tc>
@@ -16479,6 +16248,7 @@
       </w:tr>
       <w:tr>
         <w:trPr>
+          <w:cantSplit/>
           <w:jc w:val="center"/>
         </w:trPr>
         <w:tc>
@@ -16532,6 +16302,7 @@
       </w:tr>
       <w:tr>
         <w:trPr>
+          <w:cantSplit/>
           <w:jc w:val="center"/>
         </w:trPr>
         <w:tc>
@@ -16596,7 +16367,7 @@
         <w:ind w:firstLine="0"/>
       </w:pPr>
       <w:r>
-        <w:t xml:space="preserve">Signalne veze do mikrofona drže se kraćim od 10 cm zbog integriteta digitalnog signala. Taster za pokretanje kalibracije vezan je na GPIO 10 prema masi, uz unutrašnji </w:t>
+        <w:t xml:space="preserve">Preporučene su kratke signalne veze do mikrofona. Predviđen je taster između GPIO 10 i mase, uz unutrašnji </w:t>
       </w:r>
       <w:r>
         <w:rPr>
@@ -16605,7 +16376,7 @@
         <w:t>pull-up</w:t>
       </w:r>
       <w:r>
-        <w:t xml:space="preserve"> otpornik, a dvije svjetleće diode na GPIO 2 i GPIO 11 preko otpornika od 220 do 330 Ω. Pinovi 35, 36 i 37 se ne koriste jer ih zauzima oktalna pseudostatička memorija. Cijela šema povezivanja data je na Slici 5.1.</w:t>
+        <w:t>, zelena dioda na GPIO 2 preko 100 Ω i crvena na GPIO 11 preko 330 Ω. Uređaj ostaje na protobordu MB-102 prema odluci od 2. septembra. Završno povezivanje tastera i dioda nije potvrđeno mjerenjem; u sačuvanim testovima korišćen je virtuelni taster preko iste operaterske logike. Šema je data na Slici 5.1.</w:t>
       </w:r>
     </w:p>
     <w:p>
@@ -16619,7 +16390,7 @@
           <w:noProof/>
         </w:rPr>
         <w:drawing>
-          <wp:inline distT="0" distB="0" distL="0" distR="0" wp14:anchorId="575E0525" wp14:editId="4CF84F15">
+          <wp:inline distT="0" distB="0" distL="0" distR="0" wp14:anchorId="1ECD8142" wp14:editId="4CE49485">
             <wp:extent cx="5040000" cy="2168293"/>
             <wp:effectExtent l="0" t="0" r="0" b="0"/>
             <wp:docPr id="4" name="Picture 4"/>
@@ -16659,7 +16430,7 @@
       <w:pPr>
         <w:pStyle w:val="Potpisslike"/>
       </w:pPr>
-      <w:bookmarkStart w:id="42" w:name="_Toc239182974"/>
+      <w:bookmarkStart w:id="42" w:name="_Toc239635615"/>
       <w:r>
         <w:t>Slika 5.1. Šema povezivanja mikrofona, tastera i signalnih dioda na modul ESP32-S3</w:t>
       </w:r>
@@ -16669,7 +16440,7 @@
       <w:pPr>
         <w:pStyle w:val="Heading2"/>
       </w:pPr>
-      <w:bookmarkStart w:id="43" w:name="_Toc239182937"/>
+      <w:bookmarkStart w:id="43" w:name="_Toc239635578"/>
       <w:r>
         <w:rPr>
           <w:rFonts w:ascii="Arial" w:hAnsi="Arial"/>
@@ -16692,14 +16463,14 @@
       </w:pPr>
       <w:r>
         <w:lastRenderedPageBreak/>
-        <w:t>Ta razlika je važnija nego što izgleda. Kumulativni brojač izgubljenih uzoraka pokazuje veliku vrijednost jer uređaj u praznom hodu, dok čeka pritisak tastera, ne prazni kružni bafer. To nisu izgubljeni mjerni uzorci. Mjerodavna je razlika po prozoru tokom mjerenja, i ona je u svim prijavljenim rezultatima jednaka nuli.</w:t>
+        <w:t>U starijim mjerenjima kumulativni brojač uključivao je uzorke odbačene dok uređaj čeka operatera. Aktuelni firmver prazni bafer i resetuje brojač na početku sesije. Za prozore mjerenja provjerava se i razlika brojača, koja je u dva završna zapisa nula. To je dokaz odsustva prijavljenih gubitaka, a ne nezavisna provjera svakog I2S uzorka.</w:t>
       </w:r>
     </w:p>
     <w:p>
       <w:pPr>
         <w:pStyle w:val="Heading2"/>
       </w:pPr>
-      <w:bookmarkStart w:id="44" w:name="_Toc239182938"/>
+      <w:bookmarkStart w:id="44" w:name="_Toc239635579"/>
       <w:r>
         <w:rPr>
           <w:rFonts w:ascii="Arial" w:hAnsi="Arial"/>
@@ -16713,7 +16484,7 @@
         <w:pStyle w:val="BodyText"/>
       </w:pPr>
       <w:r>
-        <w:t>Obilježje se računa u sljedećim koracima. Prozor od 10 s pokriva se sa 39 preklapajućih segmenata dužine 8192 uzorka sa korakom od 4096. Nad svakim segmentom primjenjuje se prozorska funkcija i brza Furijeova transformacija, a kvadrati modula se usrednjavaju. Dobijeni spektar se sažima u 96 logaritamski raspoređenih traka između 10 i 4000 Hz, logaritmuje i normalizuje oduzimanjem skalarne srednje vrijednosti.</w:t>
+        <w:t>Prozor od 10 s pokriva se sa 38 potpunih preklapajućih segmenata dužine 8192 uzorka, sa korakom 4096. Preostalih 256 uzoraka ne ulazi u novi potpuni segment. Primjenjuje se periodični Hanov prozor, a usrednjeni spektar snage sažima se u 96 logaritamskih traka od 10 do 4000 Hz. Koristi se logaritam osnove deset i oduzima srednja vrijednost vektora.</w:t>
       </w:r>
     </w:p>
     <w:p>
@@ -16730,7 +16501,7 @@
         <w:keepNext/>
         <w:spacing w:before="200" w:after="60"/>
       </w:pPr>
-      <w:bookmarkStart w:id="45" w:name="_Toc239182988"/>
+      <w:bookmarkStart w:id="45" w:name="_Toc239635629"/>
       <w:r>
         <w:t>Tabela 5.2. Mjerenja izračunavanja obilježja na uređaju</w:t>
       </w:r>
@@ -16749,6 +16520,7 @@
       </w:tblGrid>
       <w:tr>
         <w:trPr>
+          <w:tblHeader/>
           <w:jc w:val="center"/>
         </w:trPr>
         <w:tc>
@@ -16757,6 +16529,7 @@
           </w:tcPr>
           <w:p>
             <w:pPr>
+              <w:keepNext/>
               <w:spacing w:after="40"/>
               <w:jc w:val="center"/>
             </w:pPr>
@@ -16775,6 +16548,7 @@
           </w:tcPr>
           <w:p>
             <w:pPr>
+              <w:keepNext/>
               <w:spacing w:after="40"/>
               <w:jc w:val="center"/>
             </w:pPr>
@@ -16790,6 +16564,7 @@
       </w:tr>
       <w:tr>
         <w:trPr>
+          <w:cantSplit/>
           <w:jc w:val="center"/>
         </w:trPr>
         <w:tc>
@@ -16828,6 +16603,7 @@
       </w:tr>
       <w:tr>
         <w:trPr>
+          <w:cantSplit/>
           <w:jc w:val="center"/>
         </w:trPr>
         <w:tc>
@@ -16866,6 +16642,7 @@
       </w:tr>
       <w:tr>
         <w:trPr>
+          <w:cantSplit/>
           <w:jc w:val="center"/>
         </w:trPr>
         <w:tc>
@@ -16904,6 +16681,7 @@
       </w:tr>
       <w:tr>
         <w:trPr>
+          <w:cantSplit/>
           <w:jc w:val="center"/>
         </w:trPr>
         <w:tc>
@@ -16942,6 +16720,7 @@
       </w:tr>
       <w:tr>
         <w:trPr>
+          <w:cantSplit/>
           <w:jc w:val="center"/>
         </w:trPr>
         <w:tc>
@@ -16990,14 +16769,22 @@
         <w:ind w:firstLine="0"/>
       </w:pPr>
       <w:r>
-        <w:t>Rezerva od oko četrnaest puta znači da uređaj obradi prozor od 10 s za 0,72 s, pa ostaje dovoljno vremena za sve ostale poslove i za znatno složeniji nastavak obrade ako bi bio potreban. Poklapanje sa referentnom implementacijom na računaru na šest značajnih cifara potvrđuje da je prenos obilježja na uređaj tačan.</w:t>
+        <w:t>Izmjerenih 716 ms odnosi se na računanje obilježja i ocjene, a ne na ukupno vrijeme akvizicije, istraživačke telemetrije i donošenja alarma. Oko 14 puta kraća obrada od trajanja prozora potvrđuje izvodljivost tog računa, ali nije mjerenje najgoreg vremena izvršavanja cijelog sistema. Navedena poklapanja sa referencom odnose se na konkretne ispitane ulaze.</w:t>
+      </w:r>
+    </w:p>
+    <w:p>
+      <w:pPr>
+        <w:pStyle w:val="BodyText"/>
+      </w:pPr>
+      <w:r>
+        <w:t>Osam traka ne sadrži nijednu FFT tačku i prije centriranja dobija fiksnu vrijednost −20. Zbog toga oduzimanje sredine ne uklanja potpuno uticaj pojačanja. Na sintetičkom širokopojasnom signalu, udvostručavanje amplitude u neizmijenjenom C kodu pomjera popunjene trake za približno 0,05, a prazne za −0,55 jedinica obilježja. Ova računarska provjera ne mjeri uticaj na fizičku detekciju.</w:t>
       </w:r>
     </w:p>
     <w:p>
       <w:pPr>
         <w:pStyle w:val="Heading2"/>
       </w:pPr>
-      <w:bookmarkStart w:id="46" w:name="_Toc239182939"/>
+      <w:bookmarkStart w:id="46" w:name="_Toc239635580"/>
       <w:r>
         <w:rPr>
           <w:rFonts w:ascii="Arial" w:hAnsi="Arial"/>
@@ -17026,7 +16813,7 @@
       <w:pPr>
         <w:pStyle w:val="Heading2"/>
       </w:pPr>
-      <w:bookmarkStart w:id="47" w:name="_Toc239182940"/>
+      <w:bookmarkStart w:id="47" w:name="_Toc239635581"/>
       <w:r>
         <w:rPr>
           <w:rFonts w:ascii="Arial" w:hAnsi="Arial"/>
@@ -17040,7 +16827,11 @@
         <w:pStyle w:val="BodyText"/>
       </w:pPr>
       <w:r>
-        <w:t>Firmver je organizovan tako da je svaki dio politike odlučivanja zaseban modul sa jasnim ulazom i izlazom, što je omogućilo da se isti moduli provjeravaju na računaru bez pločice. Konačni tok obuhvata module za prihvat zvuka, provjeru kvaliteta signala, izračunavanje obilježja, kalibraciju, izvođenje praga, kapiju pouzdanosti, vremensku odluku i operaterski interfejs. Uloga svakog modula data je u Tabeli 5.3.</w:t>
+        <w:t xml:space="preserve">Firmver je organizovan tako da je svaki dio politike odlučivanja zaseban modul sa jasnim ulazom i izlazom, što je omogućilo da se isti moduli provjeravaju na računaru bez pločice. Konačni </w:t>
+      </w:r>
+      <w:r>
+        <w:lastRenderedPageBreak/>
+        <w:t>tok obuhvata module za prihvat zvuka, provjeru kvaliteta signala, izračunavanje obilježja, kalibraciju, izvođenje praga, kapiju pouzdanosti, vremensku odluku i operaterski interfejs. Uloga svakog modula data je u Tabeli 5.3.</w:t>
       </w:r>
     </w:p>
     <w:p>
@@ -17049,9 +16840,8 @@
         <w:keepNext/>
         <w:spacing w:before="200" w:after="60"/>
       </w:pPr>
-      <w:bookmarkStart w:id="48" w:name="_Toc239182989"/>
-      <w:r>
-        <w:lastRenderedPageBreak/>
+      <w:bookmarkStart w:id="48" w:name="_Toc239635630"/>
+      <w:r>
         <w:t>Tabela 5.3. Moduli konačnog toka</w:t>
       </w:r>
       <w:bookmarkEnd w:id="48"/>
@@ -17069,6 +16859,7 @@
       </w:tblGrid>
       <w:tr>
         <w:trPr>
+          <w:tblHeader/>
           <w:jc w:val="center"/>
         </w:trPr>
         <w:tc>
@@ -17077,6 +16868,7 @@
           </w:tcPr>
           <w:p>
             <w:pPr>
+              <w:keepNext/>
               <w:spacing w:after="40"/>
               <w:jc w:val="center"/>
             </w:pPr>
@@ -17095,6 +16887,7 @@
           </w:tcPr>
           <w:p>
             <w:pPr>
+              <w:keepNext/>
               <w:spacing w:after="40"/>
               <w:jc w:val="center"/>
             </w:pPr>
@@ -17110,6 +16903,7 @@
       </w:tr>
       <w:tr>
         <w:trPr>
+          <w:cantSplit/>
           <w:jc w:val="center"/>
         </w:trPr>
         <w:tc>
@@ -17148,6 +16942,7 @@
       </w:tr>
       <w:tr>
         <w:trPr>
+          <w:cantSplit/>
           <w:jc w:val="center"/>
         </w:trPr>
         <w:tc>
@@ -17186,6 +16981,7 @@
       </w:tr>
       <w:tr>
         <w:trPr>
+          <w:cantSplit/>
           <w:jc w:val="center"/>
         </w:trPr>
         <w:tc>
@@ -17224,6 +17020,7 @@
       </w:tr>
       <w:tr>
         <w:trPr>
+          <w:cantSplit/>
           <w:jc w:val="center"/>
         </w:trPr>
         <w:tc>
@@ -17262,6 +17059,7 @@
       </w:tr>
       <w:tr>
         <w:trPr>
+          <w:cantSplit/>
           <w:jc w:val="center"/>
         </w:trPr>
         <w:tc>
@@ -17300,6 +17098,7 @@
       </w:tr>
       <w:tr>
         <w:trPr>
+          <w:cantSplit/>
           <w:jc w:val="center"/>
         </w:trPr>
         <w:tc>
@@ -17338,6 +17137,7 @@
       </w:tr>
       <w:tr>
         <w:trPr>
+          <w:cantSplit/>
           <w:jc w:val="center"/>
         </w:trPr>
         <w:tc>
@@ -17376,6 +17176,7 @@
       </w:tr>
       <w:tr>
         <w:trPr>
+          <w:cantSplit/>
           <w:jc w:val="center"/>
         </w:trPr>
         <w:tc>
@@ -17414,6 +17215,7 @@
       </w:tr>
       <w:tr>
         <w:trPr>
+          <w:cantSplit/>
           <w:jc w:val="center"/>
         </w:trPr>
         <w:tc>
@@ -17452,6 +17254,7 @@
       </w:tr>
       <w:tr>
         <w:trPr>
+          <w:cantSplit/>
           <w:jc w:val="center"/>
         </w:trPr>
         <w:tc>
@@ -17507,7 +17310,7 @@
       <w:pPr>
         <w:pStyle w:val="Heading2"/>
       </w:pPr>
-      <w:bookmarkStart w:id="49" w:name="_Toc239182941"/>
+      <w:bookmarkStart w:id="49" w:name="_Toc239635582"/>
       <w:r>
         <w:rPr>
           <w:rFonts w:ascii="Arial" w:hAnsi="Arial"/>
@@ -17529,7 +17332,7 @@
         <w:pStyle w:val="BodyText"/>
       </w:pPr>
       <w:r>
-        <w:t>Provjera je namjerno stroga. Nepoznat zapis, nedostajuće polje, vrijednost koja nije konačan broj ili redoslijed koji krši protokol obaraju cio zapis mjerenja kao nevalidan. Tokom razvoja je to više puta oborilo mjerenja koja su na prvi pogled izgledala uredno, i svaki takav slučaj je zabilježen.</w:t>
+        <w:t>Nedostajuće obavezno polje, neispravna vrijednost ili redoslijed parsiranih protokolarnih zapisa obaraju validnost mjerenja. Dijagnostički tekst izvan tog ugovora može ostati neparsiran, kao zapis CALTRIM. Zato prazan spisak grešaka ne dokazuje provjeru svake linije serijskog izlaza.</w:t>
       </w:r>
     </w:p>
     <w:p>
@@ -17537,11 +17340,17 @@
         <w:pStyle w:val="BodyText"/>
       </w:pPr>
       <w:r>
-        <w:t>U razvojnoj konfiguraciji uređaj dodatno emituje i sam vektor od 96 obilježja, kao i pet potvektora po prozoru. Ti podaci se čuvaju uz svaki zapis mjerenja i omogućavaju da se svaka odluka naknadno rekonstruiše na računaru, bez ponavljanja fizičkog eksperimenta.</w:t>
-      </w:r>
-    </w:p>
-    <w:p>
-      <w:r>
+        <w:t>Ti podaci omogućavaju naknadnu analizu obilježja bez novog snimanja, uz provjeru potpunosti manifesta. Ne zamjenjuju sirovi zvuk pri izmjeni frontenda, niti predstavljaju novo fizičko mjerenje.</w:t>
+      </w:r>
+    </w:p>
+    <w:p>
+      <w:pPr>
+        <w:spacing w:after="0" w:line="20" w:lineRule="exact"/>
+      </w:pPr>
+      <w:r>
+        <w:rPr>
+          <w:sz w:val="2"/>
+        </w:rPr>
         <w:br w:type="page"/>
       </w:r>
     </w:p>
@@ -17549,7 +17358,7 @@
       <w:pPr>
         <w:pStyle w:val="Heading1"/>
       </w:pPr>
-      <w:bookmarkStart w:id="50" w:name="_Toc239182942"/>
+      <w:bookmarkStart w:id="50" w:name="_Toc239635583"/>
       <w:r>
         <w:rPr>
           <w:rFonts w:ascii="Arial" w:hAnsi="Arial"/>
@@ -17571,7 +17380,7 @@
       <w:pPr>
         <w:pStyle w:val="Heading2"/>
       </w:pPr>
-      <w:bookmarkStart w:id="51" w:name="_Toc239182943"/>
+      <w:bookmarkStart w:id="51" w:name="_Toc239635584"/>
       <w:r>
         <w:rPr>
           <w:rFonts w:ascii="Arial" w:hAnsi="Arial"/>
@@ -17593,7 +17402,7 @@
         <w:pStyle w:val="BodyText"/>
       </w:pPr>
       <w:r>
-        <w:t>Uzrok je fizički. Kalibracija je gledala 100 s, a ventilator izluta izvan tog opsega kroz deset minuta rada. Nivo signala pritom ostaje praktično nepromijenjen — ne mijenja se jačina nego položaj harmonijskih linija, što uho ne primjećuje, a Mahalanobisova udaljenost preko 96 traka vidi kao veliku promjenu. Pored toga, prag izveden iz dvije uzastopne kalibracije razlikovao se šesnaest puta.</w:t>
+        <w:t>Kalibracija je obuhvatila 100 s zvuka, a kasniji normalni prozori prelaze tako izveden prag. Analize bilježe osjetljivost uskih spektralnih traka i razliku pragova do šesnaest puta između ponavljanja. Promjenljiv zvuk, položaj postavke i kovarijansa mogu doprinositi toj osjetljivosti; eksperimenti ne izdvajaju jedinstven fizički uzrok.</w:t>
       </w:r>
     </w:p>
     <w:p>
@@ -17617,7 +17426,7 @@
       <w:pPr>
         <w:pStyle w:val="Heading2"/>
       </w:pPr>
-      <w:bookmarkStart w:id="52" w:name="_Toc239182944"/>
+      <w:bookmarkStart w:id="52" w:name="_Toc239635585"/>
       <w:r>
         <w:rPr>
           <w:rFonts w:ascii="Arial" w:hAnsi="Arial"/>
@@ -17639,7 +17448,7 @@
         <w:pStyle w:val="BodyText"/>
       </w:pPr>
       <w:r>
-        <w:t>Ovo pravilo je u praksi oborilo veliki broj kalibracija, i uzrok je detaljno izmjeren. Devet od deset isječaka je uvijek uredno, a strada tačno jedan, i uvijek u istom uskom pojasu od 66 do 75 Hz, što odgovara frekvenciji obrtanja ventilatora. Rasipanje te jedne trake kroz deset isječaka iznosi 0,08 dB u snimku koji prolazi, a 0,23 do 0,33 dB u odbijenima. Dovoljan je, dakle, jedan skok od oko 0,7 dB u jednoj od 96 traka da kalibracija padne.</w:t>
+        <w:t>U analiziranim odbijenim kalibracijama najveći doprinos dolazi iz jednog isječka i uske trake oko 66–75 Hz. Rasipanje te trake iznosi oko 0,08 jedinica obilježja u prihvaćenom, a 0,23–0,33 u odbijenim zapisima. Odstupanje od približno 0,7 prati veliki porast ocjene. Bez tahometra taj pojas ne treba izjednačiti sa potvrđenom frekvencijom obrtanja, niti opaženo odstupanje tumačiti kao opšti prag osjetljivosti.</w:t>
       </w:r>
     </w:p>
     <w:p>
@@ -17671,7 +17480,7 @@
       <w:pPr>
         <w:pStyle w:val="Heading2"/>
       </w:pPr>
-      <w:bookmarkStart w:id="53" w:name="_Toc239182945"/>
+      <w:bookmarkStart w:id="53" w:name="_Toc239635586"/>
       <w:r>
         <w:rPr>
           <w:rFonts w:ascii="Arial" w:hAnsi="Arial"/>
@@ -17685,19 +17494,16 @@
         <w:pStyle w:val="BodyText"/>
       </w:pPr>
       <w:r>
-        <w:t xml:space="preserve">Poslije prihvaćene kalibracije uređaj prikuplja 44 prozora u kojima su prisutna samo normalna stanja. Iz raspodjele ocjena tih prozora izvode se dva praga: prag ulaska u alarm kao empirijski 99. percentil, i prag izlaska kao 95. percentil, ograničen odozdo medijanom a odozgo na </w:t>
-      </w:r>
+        <w:t>Poslije prihvaćene kalibracije uređaj prikuplja 44 prozora u kojima su prisutna samo normalna stanja. Iz raspodjele ocjena tih prozora izvode se dva praga: prag ulaska u alarm kao empirijski 99. percentil, i prag izlaska kao 95. percentil, ograničen odozdo medijanom a odozgo na polovinu praga ulaska. Centar ostaje onaj koji je kapija kvaliteta prihvatila; ne mijenja se u ovoj fazi.</w:t>
+      </w:r>
+    </w:p>
+    <w:p>
+      <w:pPr>
+        <w:pStyle w:val="BodyText"/>
+      </w:pPr>
       <w:r>
         <w:lastRenderedPageBreak/>
-        <w:t>polovinu praga ulaska. Centar ostaje onaj koji je kapija kvaliteta prihvatila; ne mijenja se u ovoj fazi.</w:t>
-      </w:r>
-    </w:p>
-    <w:p>
-      <w:pPr>
-        <w:pStyle w:val="BodyText"/>
-      </w:pPr>
-      <w:r>
-        <w:t>Razdvojeni pragovi ulaska i izlaska daju histerezu iz šeste faze razvoja modela. Ograničenje odozgo na polovinu praga ulaska uvedeno je poslije mjerenja u kojem je prag izlaska bio postavljen previsoko, pa se alarm iz prve izazvane promjene nikada nije ugasio i sljedeća dva bloka mjerenja nisu imala u šta da uđu.</w:t>
+        <w:t>Ograničenje izlaznog praga utiče na zadržavanje alarma: niži izlazni prag otežava izlazak i može produžiti epizodu. Ako medijana DERIVE ocjena premaši polovinu ulaznog praga, firmver odbija nekompatibilne granice. U završnom testu tonom oporavak nije izmjeren, pa ovo pravilo nije potvrda oporavka poslije svake promjene.</w:t>
       </w:r>
     </w:p>
     <w:p>
@@ -17740,7 +17546,7 @@
       <w:pPr>
         <w:pStyle w:val="Heading2"/>
       </w:pPr>
-      <w:bookmarkStart w:id="54" w:name="_Toc239182946"/>
+      <w:bookmarkStart w:id="54" w:name="_Toc239635587"/>
       <w:r>
         <w:rPr>
           <w:rFonts w:ascii="Arial" w:hAnsi="Arial"/>
@@ -17754,16 +17560,7 @@
         <w:pStyle w:val="BodyText"/>
       </w:pPr>
       <w:r>
-        <w:t xml:space="preserve">Prozor od 10 s dijeli se na pet potprozora, i za svaki se računa obilježje. Ako se ta obilježja međusobno previše razlikuju, prozor je interno nestabilan i njegova ocjena nije pouzdana mjera stanja mašine. Takav prozor prelazi u posebno stanje i </w:t>
-      </w:r>
-      <w:r>
-        <w:rPr>
-          <w:b/>
-        </w:rPr>
-        <w:t>ne ulazi u građenje alarma</w:t>
-      </w:r>
-      <w:r>
-        <w:t>.</w:t>
+        <w:t>Prozor od 10 s dijeli se na pet potprozora sa sopstvenim obilježjima. Kada ukupna ocjena premaši ulazni prag i potprozori se previše razlikuju, kapija označava prozor kao nepouzdan. HOLD prekida niz uzastopnih prekoračenja. Za ocjene ispod ili na ulaznom pragu ova kapija ne uvodi HOLD, pa nije opšti filter svih nestabilnih prozora.</w:t>
       </w:r>
     </w:p>
     <w:p>
@@ -17804,7 +17601,7 @@
       <w:pPr>
         <w:pStyle w:val="Heading2"/>
       </w:pPr>
-      <w:bookmarkStart w:id="55" w:name="_Toc239182947"/>
+      <w:bookmarkStart w:id="55" w:name="_Toc239635588"/>
       <w:r>
         <w:rPr>
           <w:rFonts w:ascii="Arial" w:hAnsi="Arial"/>
@@ -17818,7 +17615,7 @@
         <w:pStyle w:val="BodyText"/>
       </w:pPr>
       <w:r>
-        <w:t>Alarm se podiže tek poslije tri uzastopna pouzdana prozora iznad praga ulaska, a gasi se kada ocjena padne ispod praga izlaska. Poslije dvanaest alarmnih prozora, dakle oko dva minuta neprekidnog odstupanja, izdaje se dodatna oznaka trajnog odstupanja. Stanje pritom ostaje anomalija.</w:t>
+        <w:t>Alarm se podiže poslije tri uzastopne pouzdane ocjene strogo veće od ulaznog praga, a gasi se kada ocjena bude manja ili jednaka izlaznom pragu. Trajno odstupanje prijavljuje se na dvanaestom mjerenom alarmnom prozoru, uključujući prozor ulaska. HOLD pauzira brojač, pa dvanaest prozora nije nužno dva minuta neprekidnog zidnog vremena.</w:t>
       </w:r>
     </w:p>
     <w:p>
@@ -17834,7 +17631,6 @@
         <w:pStyle w:val="BodyText"/>
       </w:pPr>
       <w:r>
-        <w:lastRenderedPageBreak/>
         <w:t>Razlog za tu podjelu je principijelan. Jedan mikrofon može potvrditi da se promjena održava, ali ne može dokazati da je uzrok mehanički kvar. Uređaj koji bi lampicu „kvar“ palio na osnovu zvuka tvrdio bi više nego što je izmjerio.</w:t>
       </w:r>
     </w:p>
@@ -17842,11 +17638,12 @@
       <w:pPr>
         <w:pStyle w:val="Heading2"/>
       </w:pPr>
-      <w:bookmarkStart w:id="56" w:name="_Toc239182948"/>
+      <w:bookmarkStart w:id="56" w:name="_Toc239635589"/>
       <w:r>
         <w:rPr>
           <w:rFonts w:ascii="Arial" w:hAnsi="Arial"/>
         </w:rPr>
+        <w:lastRenderedPageBreak/>
         <w:t>6.6. Protokol fizičkog mjerenja</w:t>
       </w:r>
       <w:bookmarkEnd w:id="56"/>
@@ -17864,7 +17661,7 @@
         <w:pStyle w:val="BodyText"/>
       </w:pPr>
       <w:r>
-        <w:t>Prvi i posljednji prozor svakog bloka označavaju se kao prelazni i izbacuju se iz metrika. Razlog je što se oznaka uslova upisuje na granici, pa prozor od 10 s koji je zahvata sadrži oba stanja. Bez tog pravila bi granični prozori sistematski kvarili obje strane poređenja.</w:t>
+        <w:t>Host označava naredni DET zapis poslije svake promjene uslova kao prelazni. Takvi prozori, nepotvrđeni uslovi i nevalidni protokolarni zapisi izostavljaju se iz metrika. Ne odbacuju se automatski i prvi i posljednji prozor svakog bloka. Oznake se vezuju za vrijeme prijema telemetrije, pa ostaje nesigurnost sinhronizacije sa stvarnom pobudom.</w:t>
       </w:r>
     </w:p>
     <w:p>
@@ -17876,7 +17673,13 @@
       </w:r>
     </w:p>
     <w:p>
-      <w:r>
+      <w:pPr>
+        <w:spacing w:after="0" w:line="20" w:lineRule="exact"/>
+      </w:pPr>
+      <w:r>
+        <w:rPr>
+          <w:sz w:val="2"/>
+        </w:rPr>
         <w:br w:type="page"/>
       </w:r>
     </w:p>
@@ -17884,7 +17687,7 @@
       <w:pPr>
         <w:pStyle w:val="Heading1"/>
       </w:pPr>
-      <w:bookmarkStart w:id="57" w:name="_Toc239182949"/>
+      <w:bookmarkStart w:id="57" w:name="_Toc239635590"/>
       <w:r>
         <w:rPr>
           <w:rFonts w:ascii="Arial" w:hAnsi="Arial"/>
@@ -17906,7 +17709,7 @@
       <w:pPr>
         <w:pStyle w:val="Heading2"/>
       </w:pPr>
-      <w:bookmarkStart w:id="58" w:name="_Toc239182950"/>
+      <w:bookmarkStart w:id="58" w:name="_Toc239635591"/>
       <w:r>
         <w:rPr>
           <w:rFonts w:ascii="Arial" w:hAnsi="Arial"/>
@@ -17932,7 +17735,7 @@
         <w:keepNext/>
         <w:spacing w:before="200" w:after="60"/>
       </w:pPr>
-      <w:bookmarkStart w:id="59" w:name="_Toc239182990"/>
+      <w:bookmarkStart w:id="59" w:name="_Toc239635631"/>
       <w:r>
         <w:t>Tabela 7.1. Kanonska evaluacija: AUC po mašini i obilježju (</w:t>
       </w:r>
@@ -17962,6 +17765,7 @@
       </w:tblGrid>
       <w:tr>
         <w:trPr>
+          <w:tblHeader/>
           <w:jc w:val="center"/>
         </w:trPr>
         <w:tc>
@@ -17970,6 +17774,7 @@
           </w:tcPr>
           <w:p>
             <w:pPr>
+              <w:keepNext/>
               <w:spacing w:after="40"/>
               <w:jc w:val="center"/>
             </w:pPr>
@@ -17988,6 +17793,7 @@
           </w:tcPr>
           <w:p>
             <w:pPr>
+              <w:keepNext/>
               <w:spacing w:after="40"/>
               <w:jc w:val="center"/>
             </w:pPr>
@@ -18006,6 +17812,7 @@
           </w:tcPr>
           <w:p>
             <w:pPr>
+              <w:keepNext/>
               <w:spacing w:after="40"/>
               <w:jc w:val="center"/>
             </w:pPr>
@@ -18024,6 +17831,7 @@
           </w:tcPr>
           <w:p>
             <w:pPr>
+              <w:keepNext/>
               <w:spacing w:after="40"/>
               <w:jc w:val="center"/>
             </w:pPr>
@@ -18039,6 +17847,7 @@
       </w:tr>
       <w:tr>
         <w:trPr>
+          <w:cantSplit/>
           <w:jc w:val="center"/>
         </w:trPr>
         <w:tc>
@@ -18113,6 +17922,7 @@
       </w:tr>
       <w:tr>
         <w:trPr>
+          <w:cantSplit/>
           <w:jc w:val="center"/>
         </w:trPr>
         <w:tc>
@@ -18185,6 +17995,7 @@
       </w:tr>
       <w:tr>
         <w:trPr>
+          <w:cantSplit/>
           <w:jc w:val="center"/>
         </w:trPr>
         <w:tc>
@@ -18257,6 +18068,7 @@
       </w:tr>
       <w:tr>
         <w:trPr>
+          <w:cantSplit/>
           <w:jc w:val="center"/>
         </w:trPr>
         <w:tc>
@@ -18329,6 +18141,7 @@
       </w:tr>
       <w:tr>
         <w:trPr>
+          <w:cantSplit/>
           <w:jc w:val="center"/>
         </w:trPr>
         <w:tc>
@@ -18401,6 +18214,7 @@
       </w:tr>
       <w:tr>
         <w:trPr>
+          <w:cantSplit/>
           <w:jc w:val="center"/>
         </w:trPr>
         <w:tc>
@@ -18473,6 +18287,7 @@
       </w:tr>
       <w:tr>
         <w:trPr>
+          <w:cantSplit/>
           <w:jc w:val="center"/>
         </w:trPr>
         <w:tc>
@@ -18555,14 +18370,14 @@
         <w:ind w:firstLine="0"/>
       </w:pPr>
       <w:r>
-        <w:t>Za ventilator, koji je predmet ovog rada, postignut je AUC 0,867 uz standardizovani pAUC pri stopi lažnih uzbuna do 0,1 od 0,667. Postavljeni cilj od 0,80 je time premašen. Konfiguracija ugrađena u firmver koristi deset kalibracionih isječaka i za nju je izmjeren AUC 0,856 ± 0,024 na 20 podjela; ta razlika je cijena kraće kalibracije i navodi se odvojeno da se ne bi predstavljala jača konfiguracija od one koja stvarno radi na uređaju.</w:t>
+        <w:t>U ovoj razvojnoj evaluaciji fan postiže AUC 0,867 i standardizovani pAUC 0,667, iznad postavljenog cilja AUC 0,80. Konfiguracija sa deset prozora daje 0,856 ± 0,024 na drugom skupu od 20 podjela. Razlika se ne može pripisati isključivo broju kalibracionih prozora jer protokoli nisu identični. Rasipanje preko podjela mjeri osjetljivost na izbor kalibracije; podjele ponovo koriste iste snimke i nisu nezavisni fizički eksperimenti.</w:t>
       </w:r>
     </w:p>
     <w:p>
       <w:pPr>
         <w:pStyle w:val="Heading2"/>
       </w:pPr>
-      <w:bookmarkStart w:id="60" w:name="_Toc239182951"/>
+      <w:bookmarkStart w:id="60" w:name="_Toc239635592"/>
       <w:r>
         <w:rPr>
           <w:rFonts w:ascii="Arial" w:hAnsi="Arial"/>
@@ -18576,7 +18391,7 @@
         <w:pStyle w:val="BodyText"/>
       </w:pPr>
       <w:r>
-        <w:t>Prije nego što je nabavljen ventilator, uređaj je provjeravan reprodukcijom snimaka iz skupa podataka preko zvučnika. To mjerenje je dalo AUC 0,716 umjesto 0,864, i uzrok je izmjeren, a ne pretpostavljen. Rasipanje ocjena kroz akustički kanal daje Tabela 7.2.</w:t>
+        <w:t>Prije mjerenja fizičkog ventilatora izvedene su probe reprodukcijom DCASE snimaka preko zvučnika. Dobijen je AUC oko 0,716, dok je razvojna digitalna evaluacija davala oko 0,864. Postavke nisu identične, pa razlika nije izolovana procjena greške mikrofona ili firmvera. Tabela 7.2 prikazuje zabilježene ocjene u dva puta signala.</w:t>
       </w:r>
     </w:p>
     <w:p>
@@ -18585,7 +18400,7 @@
         <w:keepNext/>
         <w:spacing w:before="200" w:after="60"/>
       </w:pPr>
-      <w:bookmarkStart w:id="61" w:name="_Toc239182991"/>
+      <w:bookmarkStart w:id="61" w:name="_Toc239635632"/>
       <w:r>
         <w:t>Tabela 7.2. Rasipanje ocjena kroz akustički kanal</w:t>
       </w:r>
@@ -18605,6 +18420,7 @@
       </w:tblGrid>
       <w:tr>
         <w:trPr>
+          <w:tblHeader/>
           <w:jc w:val="center"/>
         </w:trPr>
         <w:tc>
@@ -18613,6 +18429,7 @@
           </w:tcPr>
           <w:p>
             <w:pPr>
+              <w:keepNext/>
               <w:spacing w:after="40"/>
               <w:jc w:val="center"/>
             </w:pPr>
@@ -18631,6 +18448,7 @@
           </w:tcPr>
           <w:p>
             <w:pPr>
+              <w:keepNext/>
               <w:spacing w:after="40"/>
               <w:jc w:val="center"/>
             </w:pPr>
@@ -18649,6 +18467,7 @@
           </w:tcPr>
           <w:p>
             <w:pPr>
+              <w:keepNext/>
               <w:spacing w:after="40"/>
               <w:jc w:val="center"/>
             </w:pPr>
@@ -18664,6 +18483,7 @@
       </w:tr>
       <w:tr>
         <w:trPr>
+          <w:cantSplit/>
           <w:jc w:val="center"/>
         </w:trPr>
         <w:tc>
@@ -18719,6 +18539,7 @@
       </w:tr>
       <w:tr>
         <w:trPr>
+          <w:cantSplit/>
           <w:jc w:val="center"/>
         </w:trPr>
         <w:tc>
@@ -18793,7 +18614,7 @@
       </w:pPr>
       <w:r>
         <w:lastRenderedPageBreak/>
-        <w:t>Kontrolisanim sintetičkim kvarom rastuće jačine izmjeren je i prag osjetljivosti cijelog lanca. Anomalija iz skupa podataka odgovara kvaru jačine oko −30 dB, a preko zvučnika je potrebno oko −15 dB da bi se alarm podigao. Razlika od oko 15 dB objašnjava sve prolaze bez detekcije i mjerljivo razdvaja tvrdnju „model ne valja“ od tvrdnje „ovaj kvar je pretih za ovaj put zvuka“.</w:t>
+        <w:t>Dodatna proba koristila je sintetičku akustičku pobudu različite jačine. U toj postavci izraženiji alarmni odziv dobijen je približno na −15 dB, naspram ranijeg poređenja oko −30 dB. To su odnosi jačina u generisanoj pobudi, a ne fizička jačina kvara ili apsolutna osjetljivost u dB SPL. Bez kalibrisanog akustičkog izvora ne prenose se na druge mašine.</w:t>
       </w:r>
     </w:p>
     <w:p>
@@ -18808,7 +18629,7 @@
       <w:pPr>
         <w:pStyle w:val="Heading2"/>
       </w:pPr>
-      <w:bookmarkStart w:id="62" w:name="_Toc239182952"/>
+      <w:bookmarkStart w:id="62" w:name="_Toc239635593"/>
       <w:r>
         <w:rPr>
           <w:rFonts w:ascii="Arial" w:hAnsi="Arial"/>
@@ -18831,7 +18652,7 @@
         <w:keepNext/>
         <w:spacing w:before="200" w:after="60"/>
       </w:pPr>
-      <w:bookmarkStart w:id="63" w:name="_Toc239182992"/>
+      <w:bookmarkStart w:id="63" w:name="_Toc239635633"/>
       <w:r>
         <w:t>Tabela 7.3. Prvi fizički test: ocjene po blokovima</w:t>
       </w:r>
@@ -18853,6 +18674,7 @@
       </w:tblGrid>
       <w:tr>
         <w:trPr>
+          <w:tblHeader/>
           <w:jc w:val="center"/>
         </w:trPr>
         <w:tc>
@@ -18861,6 +18683,7 @@
           </w:tcPr>
           <w:p>
             <w:pPr>
+              <w:keepNext/>
               <w:spacing w:after="40"/>
               <w:jc w:val="center"/>
             </w:pPr>
@@ -18879,6 +18702,7 @@
           </w:tcPr>
           <w:p>
             <w:pPr>
+              <w:keepNext/>
               <w:spacing w:after="40"/>
               <w:jc w:val="center"/>
             </w:pPr>
@@ -18897,6 +18721,7 @@
           </w:tcPr>
           <w:p>
             <w:pPr>
+              <w:keepNext/>
               <w:spacing w:after="40"/>
               <w:jc w:val="center"/>
             </w:pPr>
@@ -18915,6 +18740,7 @@
           </w:tcPr>
           <w:p>
             <w:pPr>
+              <w:keepNext/>
               <w:spacing w:after="40"/>
               <w:jc w:val="center"/>
             </w:pPr>
@@ -18933,6 +18759,7 @@
           </w:tcPr>
           <w:p>
             <w:pPr>
+              <w:keepNext/>
               <w:spacing w:after="40"/>
               <w:jc w:val="center"/>
             </w:pPr>
@@ -18948,6 +18775,7 @@
       </w:tr>
       <w:tr>
         <w:trPr>
+          <w:cantSplit/>
           <w:jc w:val="center"/>
         </w:trPr>
         <w:tc>
@@ -19037,6 +18865,7 @@
       </w:tr>
       <w:tr>
         <w:trPr>
+          <w:cantSplit/>
           <w:jc w:val="center"/>
         </w:trPr>
         <w:tc>
@@ -19126,6 +18955,7 @@
       </w:tr>
       <w:tr>
         <w:trPr>
+          <w:cantSplit/>
           <w:jc w:val="center"/>
         </w:trPr>
         <w:tc>
@@ -19215,6 +19045,7 @@
       </w:tr>
       <w:tr>
         <w:trPr>
+          <w:cantSplit/>
           <w:jc w:val="center"/>
         </w:trPr>
         <w:tc>
@@ -19304,6 +19135,7 @@
       </w:tr>
       <w:tr>
         <w:trPr>
+          <w:cantSplit/>
           <w:jc w:val="center"/>
         </w:trPr>
         <w:tc>
@@ -19393,6 +19225,7 @@
       </w:tr>
       <w:tr>
         <w:trPr>
+          <w:cantSplit/>
           <w:jc w:val="center"/>
         </w:trPr>
         <w:tc>
@@ -19482,6 +19315,7 @@
       </w:tr>
       <w:tr>
         <w:trPr>
+          <w:cantSplit/>
           <w:jc w:val="center"/>
         </w:trPr>
         <w:tc>
@@ -19571,6 +19405,7 @@
       </w:tr>
       <w:tr>
         <w:trPr>
+          <w:cantSplit/>
           <w:jc w:val="center"/>
         </w:trPr>
         <w:tc>
@@ -19660,6 +19495,7 @@
       </w:tr>
       <w:tr>
         <w:trPr>
+          <w:cantSplit/>
           <w:jc w:val="center"/>
         </w:trPr>
         <w:tc>
@@ -19774,7 +19610,7 @@
       <w:pPr>
         <w:pStyle w:val="Heading2"/>
       </w:pPr>
-      <w:bookmarkStart w:id="64" w:name="_Toc239182953"/>
+      <w:bookmarkStart w:id="64" w:name="_Toc239635594"/>
       <w:r>
         <w:rPr>
           <w:rFonts w:ascii="Arial" w:hAnsi="Arial"/>
@@ -19804,7 +19640,7 @@
       <w:pPr>
         <w:pStyle w:val="Heading3"/>
       </w:pPr>
-      <w:bookmarkStart w:id="65" w:name="_Toc239182954"/>
+      <w:bookmarkStart w:id="65" w:name="_Toc239635595"/>
       <w:r>
         <w:rPr>
           <w:rFonts w:ascii="Arial" w:hAnsi="Arial"/>
@@ -19831,7 +19667,7 @@
         <w:keepNext/>
         <w:spacing w:before="200" w:after="60"/>
       </w:pPr>
-      <w:bookmarkStart w:id="66" w:name="_Toc239182993"/>
+      <w:bookmarkStart w:id="66" w:name="_Toc239635634"/>
       <w:r>
         <w:t>Tabela 7.4. Ocjene po označenim uslovima, mjerenje sa izazvanom promjenom (prag ulaska 8084)</w:t>
       </w:r>
@@ -19853,6 +19689,7 @@
       </w:tblGrid>
       <w:tr>
         <w:trPr>
+          <w:tblHeader/>
           <w:jc w:val="center"/>
         </w:trPr>
         <w:tc>
@@ -19861,6 +19698,7 @@
           </w:tcPr>
           <w:p>
             <w:pPr>
+              <w:keepNext/>
               <w:spacing w:after="40"/>
               <w:jc w:val="center"/>
             </w:pPr>
@@ -19879,6 +19717,7 @@
           </w:tcPr>
           <w:p>
             <w:pPr>
+              <w:keepNext/>
               <w:spacing w:after="40"/>
               <w:jc w:val="center"/>
             </w:pPr>
@@ -19897,6 +19736,7 @@
           </w:tcPr>
           <w:p>
             <w:pPr>
+              <w:keepNext/>
               <w:spacing w:after="40"/>
               <w:jc w:val="center"/>
             </w:pPr>
@@ -19915,6 +19755,7 @@
           </w:tcPr>
           <w:p>
             <w:pPr>
+              <w:keepNext/>
               <w:spacing w:after="40"/>
               <w:jc w:val="center"/>
             </w:pPr>
@@ -19933,6 +19774,7 @@
           </w:tcPr>
           <w:p>
             <w:pPr>
+              <w:keepNext/>
               <w:spacing w:after="40"/>
               <w:jc w:val="center"/>
             </w:pPr>
@@ -19948,6 +19790,7 @@
       </w:tr>
       <w:tr>
         <w:trPr>
+          <w:cantSplit/>
           <w:jc w:val="center"/>
         </w:trPr>
         <w:tc>
@@ -19979,7 +19822,7 @@
               <w:rPr>
                 <w:sz w:val="20"/>
               </w:rPr>
-              <w:t>5</w:t>
+              <w:t>4</w:t>
             </w:r>
           </w:p>
         </w:tc>
@@ -20030,13 +19873,14 @@
               <w:rPr>
                 <w:sz w:val="20"/>
               </w:rPr>
-              <w:t>1 190</w:t>
+              <w:t>1 146</w:t>
             </w:r>
           </w:p>
         </w:tc>
       </w:tr>
       <w:tr>
         <w:trPr>
+          <w:cantSplit/>
           <w:jc w:val="center"/>
         </w:trPr>
         <w:tc>
@@ -20068,7 +19912,7 @@
               <w:rPr>
                 <w:sz w:val="20"/>
               </w:rPr>
-              <w:t>5</w:t>
+              <w:t>4</w:t>
             </w:r>
           </w:p>
         </w:tc>
@@ -20085,7 +19929,7 @@
               <w:rPr>
                 <w:sz w:val="20"/>
               </w:rPr>
-              <w:t>4</w:t>
+              <w:t>3</w:t>
             </w:r>
           </w:p>
         </w:tc>
@@ -20119,13 +19963,14 @@
               <w:rPr>
                 <w:sz w:val="20"/>
               </w:rPr>
-              <w:t>26 399</w:t>
+              <w:t>30 255</w:t>
             </w:r>
           </w:p>
         </w:tc>
       </w:tr>
       <w:tr>
         <w:trPr>
+          <w:cantSplit/>
           <w:jc w:val="center"/>
         </w:trPr>
         <w:tc>
@@ -20157,7 +20002,7 @@
               <w:rPr>
                 <w:sz w:val="20"/>
               </w:rPr>
-              <w:t>5</w:t>
+              <w:t>4</w:t>
             </w:r>
           </w:p>
         </w:tc>
@@ -20208,13 +20053,14 @@
               <w:rPr>
                 <w:sz w:val="20"/>
               </w:rPr>
-              <w:t>2 837</w:t>
+              <w:t>2 757</w:t>
             </w:r>
           </w:p>
         </w:tc>
       </w:tr>
       <w:tr>
         <w:trPr>
+          <w:cantSplit/>
           <w:jc w:val="center"/>
         </w:trPr>
         <w:tc>
@@ -20246,7 +20092,7 @@
               <w:rPr>
                 <w:sz w:val="20"/>
               </w:rPr>
-              <w:t>5</w:t>
+              <w:t>4</w:t>
             </w:r>
           </w:p>
         </w:tc>
@@ -20297,13 +20143,14 @@
               <w:rPr>
                 <w:sz w:val="20"/>
               </w:rPr>
-              <w:t>60 050</w:t>
+              <w:t>62 344</w:t>
             </w:r>
           </w:p>
         </w:tc>
       </w:tr>
       <w:tr>
         <w:trPr>
+          <w:cantSplit/>
           <w:jc w:val="center"/>
         </w:trPr>
         <w:tc>
@@ -20335,7 +20182,7 @@
               <w:rPr>
                 <w:sz w:val="20"/>
               </w:rPr>
-              <w:t>5</w:t>
+              <w:t>4</w:t>
             </w:r>
           </w:p>
         </w:tc>
@@ -20352,7 +20199,7 @@
               <w:rPr>
                 <w:sz w:val="20"/>
               </w:rPr>
-              <w:t>1</w:t>
+              <w:t>0</w:t>
             </w:r>
           </w:p>
         </w:tc>
@@ -20386,13 +20233,14 @@
               <w:rPr>
                 <w:sz w:val="20"/>
               </w:rPr>
-              <w:t>2 663</w:t>
+              <w:t>2 555</w:t>
             </w:r>
           </w:p>
         </w:tc>
       </w:tr>
       <w:tr>
         <w:trPr>
+          <w:cantSplit/>
           <w:jc w:val="center"/>
         </w:trPr>
         <w:tc>
@@ -20424,7 +20272,7 @@
               <w:rPr>
                 <w:sz w:val="20"/>
               </w:rPr>
-              <w:t>5</w:t>
+              <w:t>4</w:t>
             </w:r>
           </w:p>
         </w:tc>
@@ -20441,6 +20289,23 @@
               <w:rPr>
                 <w:sz w:val="20"/>
               </w:rPr>
+              <w:t>1</w:t>
+            </w:r>
+          </w:p>
+        </w:tc>
+        <w:tc>
+          <w:tcPr>
+            <w:tcW w:w="1758" w:type="dxa"/>
+          </w:tcPr>
+          <w:p>
+            <w:pPr>
+              <w:spacing w:after="40"/>
+              <w:jc w:val="right"/>
+            </w:pPr>
+            <w:r>
+              <w:rPr>
+                <w:sz w:val="20"/>
+              </w:rPr>
               <w:t>2</w:t>
             </w:r>
           </w:p>
@@ -20456,33 +20321,16 @@
             </w:pPr>
             <w:r>
               <w:rPr>
-                <w:b/>
-                <w:sz w:val="20"/>
-              </w:rPr>
-              <w:t>2</w:t>
-            </w:r>
-          </w:p>
-        </w:tc>
-        <w:tc>
-          <w:tcPr>
-            <w:tcW w:w="1758" w:type="dxa"/>
-          </w:tcPr>
-          <w:p>
-            <w:pPr>
-              <w:spacing w:after="40"/>
-              <w:jc w:val="right"/>
-            </w:pPr>
-            <w:r>
-              <w:rPr>
-                <w:sz w:val="20"/>
-              </w:rPr>
-              <w:t>14 389</w:t>
+                <w:sz w:val="20"/>
+              </w:rPr>
+              <w:t>19 844</w:t>
             </w:r>
           </w:p>
         </w:tc>
       </w:tr>
       <w:tr>
         <w:trPr>
+          <w:cantSplit/>
           <w:jc w:val="center"/>
         </w:trPr>
         <w:tc>
@@ -20514,7 +20362,7 @@
               <w:rPr>
                 <w:sz w:val="20"/>
               </w:rPr>
-              <w:t>5</w:t>
+              <w:t>4</w:t>
             </w:r>
           </w:p>
         </w:tc>
@@ -20548,7 +20396,7 @@
               <w:rPr>
                 <w:sz w:val="20"/>
               </w:rPr>
-              <w:t>2</w:t>
+              <w:t>1</w:t>
             </w:r>
           </w:p>
         </w:tc>
@@ -20565,13 +20413,14 @@
               <w:rPr>
                 <w:sz w:val="20"/>
               </w:rPr>
-              <w:t>3 636</w:t>
+              <w:t>3 086</w:t>
             </w:r>
           </w:p>
         </w:tc>
       </w:tr>
       <w:tr>
         <w:trPr>
+          <w:cantSplit/>
           <w:jc w:val="center"/>
         </w:trPr>
         <w:tc>
@@ -20603,7 +20452,7 @@
               <w:rPr>
                 <w:sz w:val="20"/>
               </w:rPr>
-              <w:t>5</w:t>
+              <w:t>4</w:t>
             </w:r>
           </w:p>
         </w:tc>
@@ -20654,13 +20503,14 @@
               <w:rPr>
                 <w:sz w:val="20"/>
               </w:rPr>
-              <w:t>36 838</w:t>
+              <w:t>38 307</w:t>
             </w:r>
           </w:p>
         </w:tc>
       </w:tr>
       <w:tr>
         <w:trPr>
+          <w:cantSplit/>
           <w:jc w:val="center"/>
         </w:trPr>
         <w:tc>
@@ -20692,7 +20542,7 @@
               <w:rPr>
                 <w:sz w:val="20"/>
               </w:rPr>
-              <w:t>5</w:t>
+              <w:t>4</w:t>
             </w:r>
           </w:p>
         </w:tc>
@@ -20709,7 +20559,7 @@
               <w:rPr>
                 <w:sz w:val="20"/>
               </w:rPr>
-              <w:t>1</w:t>
+              <w:t>0</w:t>
             </w:r>
           </w:p>
         </w:tc>
@@ -20743,13 +20593,14 @@
               <w:rPr>
                 <w:sz w:val="20"/>
               </w:rPr>
-              <w:t>3 039</w:t>
+              <w:t>2 819</w:t>
             </w:r>
           </w:p>
         </w:tc>
       </w:tr>
       <w:tr>
         <w:trPr>
+          <w:cantSplit/>
           <w:jc w:val="center"/>
         </w:trPr>
         <w:tc>
@@ -20781,7 +20632,7 @@
               <w:rPr>
                 <w:sz w:val="20"/>
               </w:rPr>
-              <w:t>3</w:t>
+              <w:t>2</w:t>
             </w:r>
           </w:p>
         </w:tc>
@@ -20832,13 +20683,14 @@
               <w:rPr>
                 <w:sz w:val="20"/>
               </w:rPr>
-              <w:t>4 366</w:t>
+              <w:t>49 549</w:t>
             </w:r>
           </w:p>
         </w:tc>
       </w:tr>
       <w:tr>
         <w:trPr>
+          <w:cantSplit/>
           <w:jc w:val="center"/>
         </w:trPr>
         <w:tc>
@@ -20870,7 +20722,7 @@
               <w:rPr>
                 <w:sz w:val="20"/>
               </w:rPr>
-              <w:t>6</w:t>
+              <w:t>5</w:t>
             </w:r>
           </w:p>
         </w:tc>
@@ -20887,7 +20739,7 @@
               <w:rPr>
                 <w:sz w:val="20"/>
               </w:rPr>
-              <w:t>1</w:t>
+              <w:t>0</w:t>
             </w:r>
           </w:p>
         </w:tc>
@@ -20921,7 +20773,7 @@
               <w:rPr>
                 <w:sz w:val="20"/>
               </w:rPr>
-              <w:t>2 864</w:t>
+              <w:t>2 825</w:t>
             </w:r>
           </w:p>
         </w:tc>
@@ -20938,7 +20790,7 @@
         <w:ind w:firstLine="0"/>
       </w:pPr>
       <w:r>
-        <w:t>Model je promjenu vidio u sva tri bloka: medijane 26 399, 60 050 i 14 389 naspram normalne 1190. Alarm ipak nije podignut u prva dva bloka, jer je kapija pouzdanosti odbila četiri odnosno tri od pet prozora kao nestabilne, pa brojač uzastopnih prekoračenja nikada nije stigao do tri. Treći blok je bio najmirniji i alarm je podignut poslije tri uzastopna pouzdana prozora.</w:t>
+        <w:t>Medijane ocjena u tri bloka iznose 30 255, 62 344 i 19 844, naspram 1146 u normalnoj osnovi, nakon izostavljanja prelaznih prozora. U prva dva bloka tri od četiri prihvatljiva prozora imaju oznaku HOLD. Alarm je registrovan u trećem bloku, dok unaprijed zadati kriterij detekcije u sva tri bloka nije zadovoljen.</w:t>
       </w:r>
     </w:p>
     <w:p>
@@ -20946,7 +20798,7 @@
         <w:pStyle w:val="BodyText"/>
       </w:pPr>
       <w:r>
-        <w:t>Ovo nije promašaj detekcije nego projektovano ponašanje. Papirić se drži rukom, pa izazvana promjena po konstrukciji nije konstantna, a sistem odbija da nestabilan prozor proglasi anomalijom. Alarm se zatim prenio dva prozora u fazu oporavka i ugasio se kada je ocjena pala ispod praga izlaska, uz medijanu vremena oporavka od 10,1 s.</w:t>
+        <w:t>GUIDED25 izvještaj ima ishod FAIL: detekcija je ostvarena u jednom od tri bloka, a alarm je prenesen u oporavak. Odbacivanje nestabilnih prozora odgovara implementiranoj logici, ali time nije ispunjen cilj eksperimenta. Držanje papirića rukom je moguće objašnjenje nestabilnosti; bez nezavisnog mjerenja pobude nije potvrđen jedini uzrok. U skupu prihvatljivih prozora oporavak sadrži jedan alarmni prozor, uz prijavljenu medijanu oporavka 10,08 s.</w:t>
       </w:r>
     </w:p>
     <w:p>
@@ -20954,7 +20806,7 @@
         <w:pStyle w:val="BodyText"/>
       </w:pPr>
       <w:r>
-        <w:t>Razgovor i otvaranje vrata nisu podigli alarm iako su im ocjene bile visoke, 36 838 odnosno 4366. Četiri od pet prozora razgovora proglašena su nepouzdanim. To je tražena osobina: smetnja se odbija kao nepouzdana, umjesto da bude protumačena kao stanje mašine. Cijela trasa mjerenja prikazana je na Slici 7.1.</w:t>
+        <w:t>U označenim blokovima razgovora i vrata nema alarma. Medijane prihvatljivih prozora iznose 38 307 i 49 549. Sva četiri prozora razgovora i jedan od dva prozora vrata imaju HOLD oznaku. Ovi kratki blokovi pokazuju ponašanje u datoj postavci, ali ne procjenjuju opštu otpornost na buku. Slika 7.1 prikazuje sve DET prozore radi kontinuiteta, dok Tabela 7.4 izostavlja prelazne i nepotvrđene prozore.</w:t>
       </w:r>
     </w:p>
     <w:p>
@@ -20969,7 +20821,7 @@
         </w:rPr>
         <w:lastRenderedPageBreak/>
         <w:drawing>
-          <wp:inline distT="0" distB="0" distL="0" distR="0" wp14:anchorId="6CFEAF05" wp14:editId="018D3D38">
+          <wp:inline distT="0" distB="0" distL="0" distR="0" wp14:anchorId="7822A075" wp14:editId="6372A927">
             <wp:extent cx="5040000" cy="2754236"/>
             <wp:effectExtent l="0" t="0" r="0" b="0"/>
             <wp:docPr id="5" name="Picture 5"/>
@@ -21009,7 +20861,7 @@
       <w:pPr>
         <w:pStyle w:val="Potpisslike"/>
       </w:pPr>
-      <w:bookmarkStart w:id="67" w:name="_Toc239182975"/>
+      <w:bookmarkStart w:id="67" w:name="_Toc239635616"/>
       <w:r>
         <w:t>Slika 7.1. Trasa ocjene tokom mjerenja sa izazvanom promjenom protoka; označeni su prag ulaska, prag izlaska, nepouzdani prozori i alarmna epizoda</w:t>
       </w:r>
@@ -21019,7 +20871,7 @@
       <w:pPr>
         <w:pStyle w:val="Heading3"/>
       </w:pPr>
-      <w:bookmarkStart w:id="68" w:name="_Toc239182955"/>
+      <w:bookmarkStart w:id="68" w:name="_Toc239635596"/>
       <w:r>
         <w:rPr>
           <w:rFonts w:ascii="Arial" w:hAnsi="Arial"/>
@@ -21033,7 +20885,7 @@
         <w:pStyle w:val="BodyText"/>
       </w:pPr>
       <w:r>
-        <w:t>Da bi se provjerilo ponašanje pri promjeni koja jeste konstantna, izvedeno je drugo mjerenje u kojem je izvor promjene bio konstantan ton od 1 kHz sa zvučnika, na fiksnoj jačini i položaju. Kalibracija je u ovom mjerenju prošla bez izbacivanja isječaka, sa koeficijentom varijacije 0,43. Izvedeni prag ulaska iznosi 21 810, a prag izlaska 10 905. Ocjene po označenim uslovima daje Tabela 7.5.</w:t>
+        <w:t>Drugo mjerenje koristi reprodukovani ton od 1 kHz. Kalibracija je prihvaćena bez izbacivanja isječaka, sa koeficijentom varijacije 0,43; pragovi iznose 21 810 i 10 905. U zapisima je uslov označen kao konstantan ton, ali postoje bilješke o promjeni jačine tokom probe. Tabela 7.5 zato opisuje označeni blok, a ne pobudu nezavisno izmjerene i stalne amplitude.</w:t>
       </w:r>
     </w:p>
     <w:p>
@@ -21042,7 +20894,7 @@
         <w:keepNext/>
         <w:spacing w:before="200" w:after="60"/>
       </w:pPr>
-      <w:bookmarkStart w:id="69" w:name="_Toc239182994"/>
+      <w:bookmarkStart w:id="69" w:name="_Toc239635635"/>
       <w:r>
         <w:t>Tabela 7.5. Ocjene po označenim uslovima, mjerenje sa konstantnim tonom (prag ulaska 21 810)</w:t>
       </w:r>
@@ -21065,6 +20917,7 @@
       </w:tblGrid>
       <w:tr>
         <w:trPr>
+          <w:tblHeader/>
           <w:jc w:val="center"/>
         </w:trPr>
         <w:tc>
@@ -21073,6 +20926,7 @@
           </w:tcPr>
           <w:p>
             <w:pPr>
+              <w:keepNext/>
               <w:spacing w:after="40"/>
               <w:jc w:val="center"/>
             </w:pPr>
@@ -21091,6 +20945,7 @@
           </w:tcPr>
           <w:p>
             <w:pPr>
+              <w:keepNext/>
               <w:spacing w:after="40"/>
               <w:jc w:val="center"/>
             </w:pPr>
@@ -21109,6 +20964,7 @@
           </w:tcPr>
           <w:p>
             <w:pPr>
+              <w:keepNext/>
               <w:spacing w:after="40"/>
               <w:jc w:val="center"/>
             </w:pPr>
@@ -21127,6 +20983,7 @@
           </w:tcPr>
           <w:p>
             <w:pPr>
+              <w:keepNext/>
               <w:spacing w:after="40"/>
               <w:jc w:val="center"/>
             </w:pPr>
@@ -21145,6 +21002,7 @@
           </w:tcPr>
           <w:p>
             <w:pPr>
+              <w:keepNext/>
               <w:spacing w:after="40"/>
               <w:jc w:val="center"/>
             </w:pPr>
@@ -21163,6 +21021,7 @@
           </w:tcPr>
           <w:p>
             <w:pPr>
+              <w:keepNext/>
               <w:spacing w:after="40"/>
               <w:jc w:val="center"/>
             </w:pPr>
@@ -21178,6 +21037,7 @@
       </w:tr>
       <w:tr>
         <w:trPr>
+          <w:cantSplit/>
           <w:jc w:val="center"/>
         </w:trPr>
         <w:tc>
@@ -21209,7 +21069,7 @@
               <w:rPr>
                 <w:sz w:val="20"/>
               </w:rPr>
-              <w:t>6</w:t>
+              <w:t>5</w:t>
             </w:r>
           </w:p>
         </w:tc>
@@ -21260,7 +21120,7 @@
               <w:rPr>
                 <w:sz w:val="20"/>
               </w:rPr>
-              <w:t>7 164</w:t>
+              <w:t>7 085</w:t>
             </w:r>
           </w:p>
         </w:tc>
@@ -21283,6 +21143,7 @@
       </w:tr>
       <w:tr>
         <w:trPr>
+          <w:cantSplit/>
           <w:jc w:val="center"/>
         </w:trPr>
         <w:tc>
@@ -21314,7 +21175,7 @@
               <w:rPr>
                 <w:sz w:val="20"/>
               </w:rPr>
-              <w:t>45</w:t>
+              <w:t>44</w:t>
             </w:r>
           </w:p>
         </w:tc>
@@ -21365,7 +21226,7 @@
               <w:rPr>
                 <w:sz w:val="20"/>
               </w:rPr>
-              <w:t>22 629</w:t>
+              <w:t>23 574</w:t>
             </w:r>
           </w:p>
         </w:tc>
@@ -21381,13 +21242,14 @@
               <w:rPr>
                 <w:sz w:val="20"/>
               </w:rPr>
-              <w:t>6 890 – 87 152</w:t>
+              <w:t>7 327 – 87 152</w:t>
             </w:r>
           </w:p>
         </w:tc>
       </w:tr>
       <w:tr>
         <w:trPr>
+          <w:cantSplit/>
           <w:jc w:val="center"/>
         </w:trPr>
         <w:tc>
@@ -21402,7 +21264,7 @@
               <w:rPr>
                 <w:sz w:val="20"/>
               </w:rPr>
-              <w:t>Poslije tona</w:t>
+              <w:t>Oznaka oporavka poslije tona</w:t>
             </w:r>
           </w:p>
         </w:tc>
@@ -21419,7 +21281,7 @@
               <w:rPr>
                 <w:sz w:val="20"/>
               </w:rPr>
-              <w:t>51</w:t>
+              <w:t>50</w:t>
             </w:r>
           </w:p>
         </w:tc>
@@ -21453,7 +21315,7 @@
               <w:rPr>
                 <w:sz w:val="20"/>
               </w:rPr>
-              <w:t>51</w:t>
+              <w:t>50</w:t>
             </w:r>
           </w:p>
         </w:tc>
@@ -21470,7 +21332,7 @@
               <w:rPr>
                 <w:sz w:val="20"/>
               </w:rPr>
-              <w:t>32 884</w:t>
+              <w:t>33 170</w:t>
             </w:r>
           </w:p>
         </w:tc>
@@ -21503,7 +21365,7 @@
         <w:ind w:firstLine="0"/>
       </w:pPr>
       <w:r>
-        <w:t>Alarm je podignut poslije tri uzastopna pouzdana prozora iznad praga, dakle poslije oko 30 s od trenutka kada je ton postao dovoljno jak. Poslije dvanaest alarmnih prozora, odnosno oko dva minuta, emitovana je oznaka trajnog odstupanja. Kroz cijelo mjerenje nije izgubljen nijedan uzorak, a istraživačka telemetrija je kompletna za svih 125 prozora.</w:t>
+        <w:t>Alarm se podiže kada se ostvare tri uzastopna pouzdana prekoračenja. To odgovara približno 30 s trajanja tri prozora, ali nije izmjerena latencija od prvog uključivanja tona. Događaj trajnog odstupanja nastaje na dvanaestom mjerenom alarmnom prozoru, uključujući prozor ulaska; HOLD pauzira taj brojač. Nema prijavljenih gubitaka uzoraka. Manifest sadrži 125 istraživačkih prozora, odnosno 10 CAL i 115 DET prozora; ne sadrži obilježja cijelih DERIVE i VERIFY faza.</w:t>
       </w:r>
     </w:p>
     <w:p>
@@ -21511,7 +21373,7 @@
         <w:pStyle w:val="BodyText"/>
       </w:pPr>
       <w:r>
-        <w:t>Prvih devet prozora tona dalo je ocjene između 6890 i 15 582, dakle unutar normalnog opsega, jer je zvučnik bio na premaloj jačini. Poslije pojačanja ocjena skače na stabilnih 30 000 do 33 000. To je koristan negativan podatak: promjena mora biti dovoljno jaka u odnosu na sopstveni šum ventilatora, a prag nije apsolutna osjetljivost. Trasa cijelog mjerenja je na Slici 7.2.</w:t>
+        <w:t>Prvih devet prozora označenih tonom ostaje ispod ulaznog praga. Neki premašuju raniji opseg normalne osnove, pa se ne mogu opisati kao da su svi u tom opsegu. Kasnije ocjene rastu. Bez zapisa tačnog trenutka promjene jačine i kalibrisanog izvora ne može se izdvojiti odnos doze i odziva. Slika 7.2 prikazuje cijelu trasu, uključujući prelazne prozore.</w:t>
       </w:r>
     </w:p>
     <w:p>
@@ -21526,7 +21388,7 @@
         </w:rPr>
         <w:lastRenderedPageBreak/>
         <w:drawing>
-          <wp:inline distT="0" distB="0" distL="0" distR="0" wp14:anchorId="22723E20" wp14:editId="13C60E9F">
+          <wp:inline distT="0" distB="0" distL="0" distR="0" wp14:anchorId="40D038BA" wp14:editId="0F1CFF34">
             <wp:extent cx="5040000" cy="2754236"/>
             <wp:effectExtent l="0" t="0" r="0" b="0"/>
             <wp:docPr id="6" name="Picture 6"/>
@@ -21566,9 +21428,9 @@
       <w:pPr>
         <w:pStyle w:val="Potpisslike"/>
       </w:pPr>
-      <w:bookmarkStart w:id="70" w:name="_Toc239182976"/>
-      <w:r>
-        <w:t>Slika 7.2. Trasa ocjene tokom mjerenja sa konstantnim tonom; alarm se podiže poslije tri uzastopna pouzdana prozora, a oznaka trajnog odstupanja poslije dvanaest</w:t>
+      <w:bookmarkStart w:id="70" w:name="_Toc239635617"/>
+      <w:r>
+        <w:t>Slika 7.2. Trasa probe tonom: tri pouzdana prekoračenja za ulaz, dvanaesti mjereni alarmni prozor za trajno odstupanje</w:t>
       </w:r>
       <w:bookmarkEnd w:id="70"/>
     </w:p>
@@ -21577,14 +21439,14 @@
         <w:pStyle w:val="BodyText"/>
       </w:pPr>
       <w:r>
-        <w:t>Poslije gašenja tona ocjena je pala sa oko 40 000 na 12 266 do 19 561, dakle ispod praga ulaska ali iznad praga izlaska, pa je alarm ostao zaključan do kraja mjerenja. Histereza je radila kako je projektovana, ali je mjerenje završeno prije nego što je ocjena pala ispod praga izlaska, pa vrijeme oporavka za ovaj izvor promjene nije izmjereno.</w:t>
+        <w:t>Pred kraj zapisa ocjena pada sa približno 40 000 na 12 266–19 561, ispod ulaznog, ali iznad izlaznog praga. Alarm ostaje aktivan. Iz ovog pada se ne može odrediti tačno vrijeme gašenja izvora, a vrijeme završnog oporavka nije izmjereno.</w:t>
       </w:r>
     </w:p>
     <w:p>
       <w:pPr>
         <w:pStyle w:val="Heading2"/>
       </w:pPr>
-      <w:bookmarkStart w:id="71" w:name="_Toc239182956"/>
+      <w:bookmarkStart w:id="71" w:name="_Toc239635597"/>
       <w:r>
         <w:rPr>
           <w:rFonts w:ascii="Arial" w:hAnsi="Arial"/>
@@ -21608,7 +21470,7 @@
         <w:keepNext/>
         <w:spacing w:before="200" w:after="60"/>
       </w:pPr>
-      <w:bookmarkStart w:id="72" w:name="_Toc239182995"/>
+      <w:bookmarkStart w:id="72" w:name="_Toc239635636"/>
       <w:r>
         <w:t>Tabela 7.6. Sažetak dva validna mjerenja na ventilatoru</w:t>
       </w:r>
@@ -21628,6 +21490,7 @@
       </w:tblGrid>
       <w:tr>
         <w:trPr>
+          <w:tblHeader/>
           <w:jc w:val="center"/>
         </w:trPr>
         <w:tc>
@@ -21636,6 +21499,7 @@
           </w:tcPr>
           <w:p>
             <w:pPr>
+              <w:keepNext/>
               <w:spacing w:after="40"/>
               <w:jc w:val="center"/>
             </w:pPr>
@@ -21654,6 +21518,7 @@
           </w:tcPr>
           <w:p>
             <w:pPr>
+              <w:keepNext/>
               <w:spacing w:after="40"/>
               <w:jc w:val="center"/>
             </w:pPr>
@@ -21672,6 +21537,7 @@
           </w:tcPr>
           <w:p>
             <w:pPr>
+              <w:keepNext/>
               <w:spacing w:after="40"/>
               <w:jc w:val="center"/>
             </w:pPr>
@@ -21680,13 +21546,14 @@
                 <w:b/>
                 <w:sz w:val="20"/>
               </w:rPr>
-              <w:t>Konstantan ton</w:t>
+              <w:t>Ton od 1 kHz</w:t>
             </w:r>
           </w:p>
         </w:tc>
       </w:tr>
       <w:tr>
         <w:trPr>
+          <w:cantSplit/>
           <w:jc w:val="center"/>
         </w:trPr>
         <w:tc>
@@ -21740,6 +21607,7 @@
       </w:tr>
       <w:tr>
         <w:trPr>
+          <w:cantSplit/>
           <w:jc w:val="center"/>
         </w:trPr>
         <w:tc>
@@ -21793,6 +21661,7 @@
       </w:tr>
       <w:tr>
         <w:trPr>
+          <w:cantSplit/>
           <w:jc w:val="center"/>
         </w:trPr>
         <w:tc>
@@ -21846,6 +21715,7 @@
       </w:tr>
       <w:tr>
         <w:trPr>
+          <w:cantSplit/>
           <w:jc w:val="center"/>
         </w:trPr>
         <w:tc>
@@ -21860,7 +21730,7 @@
               <w:rPr>
                 <w:sz w:val="20"/>
               </w:rPr>
-              <w:t>Prozora nadzora</w:t>
+              <w:t>DET prozora ukupno / u metrici</w:t>
             </w:r>
           </w:p>
         </w:tc>
@@ -21876,7 +21746,7 @@
               <w:rPr>
                 <w:sz w:val="20"/>
               </w:rPr>
-              <w:t>65</w:t>
+              <w:t>65 / 43</w:t>
             </w:r>
           </w:p>
         </w:tc>
@@ -21892,13 +21762,14 @@
               <w:rPr>
                 <w:sz w:val="20"/>
               </w:rPr>
-              <w:t>115</w:t>
+              <w:t>115 / 99</w:t>
             </w:r>
           </w:p>
         </w:tc>
       </w:tr>
       <w:tr>
         <w:trPr>
+          <w:cantSplit/>
           <w:jc w:val="center"/>
         </w:trPr>
         <w:tc>
@@ -21952,6 +21823,7 @@
       </w:tr>
       <w:tr>
         <w:trPr>
+          <w:cantSplit/>
           <w:jc w:val="center"/>
         </w:trPr>
         <w:tc>
@@ -22005,6 +21877,7 @@
       </w:tr>
       <w:tr>
         <w:trPr>
+          <w:cantSplit/>
           <w:jc w:val="center"/>
         </w:trPr>
         <w:tc>
@@ -22058,6 +21931,7 @@
       </w:tr>
       <w:tr>
         <w:trPr>
+          <w:cantSplit/>
           <w:jc w:val="center"/>
         </w:trPr>
         <w:tc>
@@ -22121,14 +21995,14 @@
         <w:ind w:firstLine="0"/>
       </w:pPr>
       <w:r>
-        <w:t>Oba mjerenja su označena kao validan fizički rezultat, što znači da su prošla sve provjere protokola: potpun rukohvat sa firmverom, prihvaćenu kalibraciju, potpunu i saglasnu telemetriju i odsustvo izgubljenih uzoraka.</w:t>
+        <w:t>Oznaka validnog fizičkog rezultata potvrđuje prihvatljivost zapisa za analizu. Ona nije isto što i prolaz kriterija eksperimenta: GUIDED25 proba sa papirićem ima ishod FAIL. Sažetak koristi 43 od 65 DET prozora prvog mjerenja i 99 od 115 drugog. HOLD prozori ostaju u tabeli kao odbijene odluke, a nisu naknadno uklonjeni radi boljih rezultata.</w:t>
       </w:r>
     </w:p>
     <w:p>
       <w:pPr>
         <w:pStyle w:val="Heading2"/>
       </w:pPr>
-      <w:bookmarkStart w:id="73" w:name="_Toc239182957"/>
+      <w:bookmarkStart w:id="73" w:name="_Toc239635598"/>
       <w:r>
         <w:rPr>
           <w:rFonts w:ascii="Arial" w:hAnsi="Arial"/>
@@ -22142,23 +22016,17 @@
         <w:pStyle w:val="BodyText"/>
       </w:pPr>
       <w:r>
-        <w:t xml:space="preserve">Uz fizička mjerenja, sistem se provjerava i automatski. Skup testova na računaru sadrži 478 provjera i pokriva poređenje implementacija u Pythonu i u jeziku C preko dijeljene biblioteke, ugovore protokola, politike odlučivanja i oba fizička mjerenja kao zamrznutu regresiju. Poseban </w:t>
-      </w:r>
-      <w:r>
-        <w:lastRenderedPageBreak/>
-        <w:t>alat provjerava da su brojevi u firmveru, u zamrznutim politikama i u alatima za obradu međusobno saglasni.</w:t>
-      </w:r>
-    </w:p>
-    <w:p>
-      <w:pPr>
-        <w:pStyle w:val="BodyText"/>
-      </w:pPr>
-      <w:r>
-        <w:t>Ove provjere ne dokazuju ništa fizičko i to je izričito zapisano i u samoj konfiguraciji neprekidne integracije. Uspješna izgradnja i zeleni testovi ne dokazuju ni upis firmvera, ni rad na pločici, ni ponašanje pored stvarne mašine.</w:t>
-      </w:r>
-    </w:p>
-    <w:p>
-      <w:r>
+        <w:t>Prošlo je 478 testova protokola, politika i poređenja sa C kodom, kao i provjera šeme konfiguracije. Ove provjere ne zamjenjuju fizičku validaciju uređaja.</w:t>
+      </w:r>
+    </w:p>
+    <w:p>
+      <w:pPr>
+        <w:spacing w:after="0" w:line="20" w:lineRule="exact"/>
+      </w:pPr>
+      <w:r>
+        <w:rPr>
+          <w:sz w:val="2"/>
+        </w:rPr>
         <w:br w:type="page"/>
       </w:r>
     </w:p>
@@ -22166,7 +22034,7 @@
       <w:pPr>
         <w:pStyle w:val="Heading1"/>
       </w:pPr>
-      <w:bookmarkStart w:id="74" w:name="_Toc239182958"/>
+      <w:bookmarkStart w:id="74" w:name="_Toc239635599"/>
       <w:r>
         <w:rPr>
           <w:rFonts w:ascii="Arial" w:hAnsi="Arial"/>
@@ -22188,7 +22056,7 @@
       <w:pPr>
         <w:pStyle w:val="Heading2"/>
       </w:pPr>
-      <w:bookmarkStart w:id="75" w:name="_Toc239182959"/>
+      <w:bookmarkStart w:id="75" w:name="_Toc239635600"/>
       <w:r>
         <w:rPr>
           <w:rFonts w:ascii="Arial" w:hAnsi="Arial"/>
@@ -22202,7 +22070,7 @@
         <w:pStyle w:val="BodyText"/>
       </w:pPr>
       <w:r>
-        <w:t>Osnovna tvrdnja koju mjerenja podržavaju je da je moguće napraviti samostalan akustički nadzor rotacione mašine na mikrokontroleru vrijednosti nekoliko desetina evra, bez mreže i bez računara u putanji odluke. Uređaj sam uči normalno stanje mašine koju nikada nije čuo, sam izvodi prag iz perioda u kojem su prisutna samo normalna stanja, i pouzdano prijavljuje konstantnu akustičku promjenu.</w:t>
+        <w:t>Mjerenja pokazuju da se statistički detektor sa učenjem lokalnog centra i praga može izvršavati na ESP32-S3. Postojeći zapisi potvrđuju odluke uređaja u dvije završne probe. Proba papirićem ipak ne zadovoljava sve kriterije, a poslije tona oporavak ostaje neizmjeren. Zato rezultat predstavlja funkcionalni prototip sa dokumentovanim ograničenjima.</w:t>
       </w:r>
     </w:p>
     <w:p>
@@ -22210,10 +22078,7 @@
         <w:pStyle w:val="BodyText"/>
       </w:pPr>
       <w:r>
-        <w:t>Druga tvrdnja tiče se odnosa modela i politike oko njega. Kroz cio rad je model bio bolji nego što je sistem bio upotrebljiv. Razdvajanje izazvane promjene od normalnog rada bilo je gotovo savršeno već u prvom fizičkom testu, dok je istovremeno 90 % normalnih prozora bilo iznad praga. Poboljšanja koja su sistem učinila upotrebljivim nisu bila poboljšanja modela nego politike: odvojen period za izvođenje praga, nezavisna provjera tog praga, histereza, kapija pouzdanosti i pravilo o odbacivanju najviše dva ka</w:t>
-      </w:r>
-      <w:r>
-        <w:t>libraciona isječka.</w:t>
+        <w:t>Prvi fizički test dobro razdvaja ocjene izazvane promjene i normalnog rada, ali 54 od 60 normalnih prozora prelazi tadašnji prag. Taj primjer razdvaja rangiranje od odluke pri fiksnom pragu. Kasnije promjene uvode odvojeno izvođenje i provjeru praga, histerezu, kapiju pouzdanosti i ograničeno odbacivanje kalibracionih isječaka. Dvije prihvaćene kalibracije ne potvrđuju da je problem pragova uopšteno riješen.</w:t>
       </w:r>
     </w:p>
     <w:p>
@@ -22221,14 +22086,14 @@
         <w:pStyle w:val="BodyText"/>
       </w:pPr>
       <w:r>
-        <w:t>Treća tvrdnja tiče se vrijednosti provjera koje se aktiviraju rijetko. Provjera praga na odvojenom periodu djelovala je kao formalnost sve dok nije oborila robusno pravilo koje je na papiru izgledalo bolje od usvojenog. To je najjasnija potvrda da kapija koja se ne aktivira godinama i dalje ima svrhu.</w:t>
+        <w:t>Odbijanje robusnog praga tokom VERIFY faze pokazuje praktičnu ulogu odvojene provjere. Pravilo koje daje prihvatljiv fit na ranijem normalnom periodu može podbaciti na kasnijem. Taj rezultat podržava zadržavanje provjere, ali ne dokazuje da prolaz kratkog VERIFY perioda garantuje dugoročnu pouzdanost.</w:t>
       </w:r>
     </w:p>
     <w:p>
       <w:pPr>
         <w:pStyle w:val="Heading2"/>
       </w:pPr>
-      <w:bookmarkStart w:id="76" w:name="_Toc239182960"/>
+      <w:bookmarkStart w:id="76" w:name="_Toc239635601"/>
       <w:r>
         <w:rPr>
           <w:rFonts w:ascii="Arial" w:hAnsi="Arial"/>
@@ -22242,7 +22107,7 @@
         <w:pStyle w:val="BodyText"/>
       </w:pPr>
       <w:r>
-        <w:t>U odnosu na objavljena rješenja zadatka DCASE, ovaj rad ne konkuriše po tačnosti. Vodeći sistemi koriste ansamble dubokih modela sa samonadziranim predtreniranjem i postižu znatno više vrijednosti harmonijske sredine preko svih mašina. Doprinos ovog rada je u drugoj ravni: pokazuje šta se pokvari kada se jedan takav pristup, sveden na najjednostavniji oblik, stvarno pusti da radi bez nadzora na mikrokontroleru.</w:t>
+        <w:t>Referentni radovi [1]–[3] daju postavku zadatka, podatke i poređenja algoritama. Ovaj rad dodaje opis lokalnog učenja i provjere praga na mikrokontroleru. Brojke nisu direktno uporedive sa službenim rang-listama zbog drugačijih kalibracionih podjela, izabranog tipa mašine i korišćenja razvojnog skupa.</w:t>
       </w:r>
     </w:p>
     <w:p>
@@ -22250,14 +22115,14 @@
         <w:pStyle w:val="BodyText"/>
       </w:pPr>
       <w:r>
-        <w:t>U odnosu na postojeće radove iz oblasti minijaturnog mašinskog učenja, razlika je u tome što se ovdje ne prijavljuje samo da model staje u memoriju i radi u realnom vremenu. Prijavljuje se i kako se prag izvodi bez ijedne anomalije, kako se prepoznaje da mjerenje nije pouzdano, i šta uređaj radi kada dokaza nema.</w:t>
+        <w:t>Praktični doprinos je u povezivanju izračunavanja obilježja sa kontrolom kvaliteta, kalibracijom i zapisom odluka. Pregled literature u ovom radu nije sistematski pregled svih ugrađenih ASD sistema i ne uspostavlja prvenstvo takve arhitekture.</w:t>
       </w:r>
     </w:p>
     <w:p>
       <w:pPr>
         <w:pStyle w:val="Heading2"/>
       </w:pPr>
-      <w:bookmarkStart w:id="77" w:name="_Toc239182961"/>
+      <w:bookmarkStart w:id="77" w:name="_Toc239635602"/>
       <w:r>
         <w:rPr>
           <w:rFonts w:ascii="Arial" w:hAnsi="Arial"/>
@@ -22271,7 +22136,7 @@
         <w:pStyle w:val="BodyText"/>
       </w:pPr>
       <w:r>
-        <w:t>Ograničenja su navedena bez ublažavanja, jer bi njihovo izostavljanje učinilo rezultate neupotrebljivim za bilo koga ko bi htio da ih ponovi.</w:t>
+        <w:t>Obim izvedenih mjerenja ograničava sljedeće zaključke:</w:t>
       </w:r>
     </w:p>
     <w:p>
@@ -22328,11 +22193,10 @@
         <w:rPr>
           <w:b/>
         </w:rPr>
-        <w:lastRenderedPageBreak/>
         <w:t>Mali uzorci.</w:t>
       </w:r>
       <w:r>
-        <w:t xml:space="preserve"> Pojedini blokovi mjerenja imaju po pet prozora. Vrijednosti izvedene iz njih imaju širok interval povjerenja i predstavljaju funkcionalnu provjeru, ne procjenu stope.</w:t>
+        <w:t xml:space="preserve"> Pojedini blokovi imaju samo dva do pet prihvatljivih prozora. Njihove deskriptivne statistike predstavljaju kratku funkcionalnu provjeru. Intervali povjerenja za dugoročnu detekciju nisu procijenjeni.</w:t>
       </w:r>
     </w:p>
     <w:p>
@@ -22344,6 +22208,7 @@
         <w:rPr>
           <w:b/>
         </w:rPr>
+        <w:lastRenderedPageBreak/>
         <w:t>Stopa lažnih uzbuna nije procijenjena dugoročno.</w:t>
       </w:r>
       <w:r>
@@ -22374,10 +22239,10 @@
         <w:rPr>
           <w:b/>
         </w:rPr>
-        <w:t>Osjetljivost kapije kvaliteta kalibracije.</w:t>
-      </w:r>
-      <w:r>
-        <w:t xml:space="preserve"> Jedan isječak od deset, sa odstupanjem od oko 0,7 dB u jednoj od 96 traka, dovoljan je da obori kalibraciju. Pravilo o odbacivanju dva isječka liječi posljedicu, ne uzrok.</w:t>
+        <w:t>Osjetljivost provjere kalibracije.</w:t>
+      </w:r>
+      <w:r>
+        <w:t xml:space="preserve"> U analiziranim zapisima odstupanje uske trake za približno 0,7 jedinica logaritamskog obilježja prati veliki porast ocjene. To nije izmjeren opšti prag osjetljivosti. Odbacivanje najviše dva isječka ublažava problem u jednoj sesiji, bez dokaza da uklanja njegov uzrok.</w:t>
       </w:r>
     </w:p>
     <w:p>
@@ -22389,17 +22254,17 @@
         <w:rPr>
           <w:b/>
         </w:rPr>
-        <w:t>Numeričke politike nisu zamrznute za proizvodnju.</w:t>
-      </w:r>
-      <w:r>
-        <w:t xml:space="preserve"> Pravilo izvođenja praga je potvrđeno na dva mjerenja, ali zamrzavanje za proizvodnu upotrebu traži novu verziju politike i novo, unaprijed prijavljeno mjerenje.</w:t>
+        <w:t>Razvojni izbor politike.</w:t>
+      </w:r>
+      <w:r>
+        <w:t xml:space="preserve"> Pragovi i centri fitovani su iz normalnih podataka. Ipak, tokom razvoja su pregledani ishodi ranijih anomalnih i fizičkih proba, pa zabrana anomalija u fitu nije dokaz da je cijeli izbor politike bio nezavisan od tih ishoda. Politika ostaje DEVELOPMENT i nema potvrđenu dugoročnu stopu lažnih alarma.</w:t>
       </w:r>
     </w:p>
     <w:p>
       <w:pPr>
         <w:pStyle w:val="Heading2"/>
       </w:pPr>
-      <w:bookmarkStart w:id="78" w:name="_Toc239182962"/>
+      <w:bookmarkStart w:id="78" w:name="_Toc239635603"/>
       <w:r>
         <w:rPr>
           <w:rFonts w:ascii="Arial" w:hAnsi="Arial"/>
@@ -22413,11 +22278,17 @@
         <w:pStyle w:val="BodyText"/>
       </w:pPr>
       <w:r>
-        <w:t>Sljedeće stavke su realizovane u kodu i provjerene na računaru, ali nisu potvrđene na potpuno sastavljenom hardveru, pa se tako i prijavljuju: potpuno samostalan rad sa zalemljenim tasterom i signalnim diodama, ponašanje pri prekidu veze sa mikrofonom, ponašanje pri nestanku napajanja i pri ponovnom pokretanju, i mjerenje potrošnje cijelog lanca. Nijedan uspješan test na računaru ne zamjenjuje te provjere.</w:t>
-      </w:r>
-    </w:p>
-    <w:p>
-      <w:r>
+        <w:t>Na hardveru nisu potvrđeni potpuno samostalan interfejs sa tasterom i diodama, kontrolisani prekid I2S veze, ponašanje pri gubitku napajanja i potrošnja cijelog lanca. NVS modul postoji, ali razvojna politika ne dozvoljava čuvanje i vraćanje profila: poslije restarta potrebno je novo učenje. Ove stavke ostaju ograničenja rada, bez pretpostavke da će dodatna mjerenja biti izvedena.</w:t>
+      </w:r>
+    </w:p>
+    <w:p>
+      <w:pPr>
+        <w:spacing w:after="0" w:line="20" w:lineRule="exact"/>
+      </w:pPr>
+      <w:r>
+        <w:rPr>
+          <w:sz w:val="2"/>
+        </w:rPr>
         <w:br w:type="page"/>
       </w:r>
     </w:p>
@@ -22425,7 +22296,7 @@
       <w:pPr>
         <w:pStyle w:val="Heading1"/>
       </w:pPr>
-      <w:bookmarkStart w:id="79" w:name="_Toc239182963"/>
+      <w:bookmarkStart w:id="79" w:name="_Toc239635604"/>
       <w:r>
         <w:rPr>
           <w:rFonts w:ascii="Arial" w:hAnsi="Arial"/>
@@ -22440,7 +22311,7 @@
         <w:pStyle w:val="BodyText"/>
       </w:pPr>
       <w:r>
-        <w:t>U radu je realizovan samostalan uređaj za nenadgledanu detekciju anomalija zvuka rotacionih mašina na mikrokontroleru ESP32-S3 sa jednim MEMS mikrofonom. Opšti oblik varijacije normalnog rada uči se unaprijed na računaru iz 990 snimaka ispravnog rada, a sve što je specifično za konkretnu mašinu — centar, prag i granica pouzdanosti — uređaj mjeri sam, u prvim minutima rada pored te mašine.</w:t>
+        <w:t>Realizovan je prototip detektora akustičkih odstupanja ventilatora na ESP32-S3 sa jednim MEMS mikrofonom. Globalni statistički model izveden je iz 990 normalnih snimaka, dok uređaj uči lokalni centar i pragove. Završni vođeni postupak od komande za početak do nadzora traje oko 13,57 min u obje zabilježene sesije.</w:t>
       </w:r>
     </w:p>
     <w:p>
@@ -22448,7 +22319,7 @@
         <w:pStyle w:val="BodyText"/>
       </w:pPr>
       <w:r>
-        <w:t>Postavljeni istraživački cilj od AUC 0,80 je premašen: na referentnom skupu za ventilator postignut je AUC 0,867 uz standardizovani pAUC od 0,667. Na stvarnom ventilatoru potvrđeno je da uređaj samostalno nauči normalno stanje, izvede prag iz perioda u kojem su prisutna samo normalna stanja, odbije nepouzdan prozor umjesto da ga tumači, i pouzdano prijavi konstantnu akustičku promjenu, uz obradu od 716 ms po prozoru od 10 s i bez ijednog izgubljenog uzorka.</w:t>
+        <w:t>Razvojni cilj AUC 0,80 premašen je konfiguracijom sa deset kalibracionih prozora (0,856), dok odvojena referenca sa dvadeset prozora daje 0,867. Fizička proba tonom potvrđuje alarm i trajno odstupanje. Proba papirićem detektuje jedan od tri bloka i ima ishod FAIL. Obrada obilježja i ocjene traje oko 716 ms po prozoru; u završnim zapisima nema prijavljenih gubitaka uzoraka. Ovi nalazi ne potvrđuju dijagnozu kvara, ponovljivost kalibracije ili dugoročnu stopu lažnih alarma.</w:t>
       </w:r>
     </w:p>
     <w:p>
@@ -22456,7 +22327,7 @@
         <w:pStyle w:val="BodyText"/>
       </w:pPr>
       <w:r>
-        <w:t>Rad pokazuje i nešto što se rjeđe prijavljuje. Kroz cijeli razvoj usko grlo nije bio model nego politika odlučivanja oko njega. Dvanaest varijanti ocjenjivača donijelo je sedam poena, jedna promjena obilježja petnaest, a upotrebljivost sistema donijela su pravila koja uopšte ne mijenjaju model: odvojen period za izvođenje praga, nezavisna provjera tog praga na kasnijim podacima, histereza, kapija pouzdanosti i ograničeno odbacivanje kalibracionih isječaka.</w:t>
+        <w:t>Razvoj je obuhvatio promjene modela i pravila odlučivanja. Bolje rangiranje ocjena nije bilo dovoljno za upotrebljiv prag na uređaju. Zasebno izvođenje i provjera praga omogućili su prihvatanje dvije završne sesije, ali ograničenja kapije pouzdanosti i oporavka i dalje ostaju.</w:t>
       </w:r>
     </w:p>
     <w:p>
@@ -22464,14 +22335,14 @@
         <w:pStyle w:val="BodyText"/>
       </w:pPr>
       <w:r>
-        <w:t>Zabilježeni su i negativni rezultati, sa mehanizmom a ne samo sa brojkom: šest unaprijed navedenih alternativnih obilježja od kojih nijedno ne pobjeđuje, dvije standardne tehnike vremenskog filtriranja koje pogoršavaju sistem jer su napravljene za obrnut zadatak, i jedno robusno pravilo praga koje je oborila sopstvena provjera na pločici. Taj posljednji slučaj je ujedno i najjača potvrda da provjere koje se rijetko aktiviraju imaju smisla.</w:t>
+        <w:t>Prikazani su i negativni ili nedovoljno uvjerljivi rezultati alternativnih obilježja i vremenskih pravila. Posebno je značajno odbijanje robusnog praga tokom zasebnog normalnog VERIFY perioda. Ti nalazi objašnjavaju izbor konačne konfiguracije, ali ne dokazuju da su odbačeni postupci neupotrebljivi u drugim postavkama.</w:t>
       </w:r>
     </w:p>
     <w:p>
       <w:pPr>
         <w:pStyle w:val="Heading2"/>
       </w:pPr>
-      <w:bookmarkStart w:id="80" w:name="_Toc239182964"/>
+      <w:bookmarkStart w:id="80" w:name="_Toc239635605"/>
       <w:r>
         <w:rPr>
           <w:rFonts w:ascii="Arial" w:hAnsi="Arial"/>
@@ -22498,10 +22369,10 @@
         <w:rPr>
           <w:b/>
         </w:rPr>
-        <w:t>Drugi primjerak i druga prostorija.</w:t>
-      </w:r>
-      <w:r>
-        <w:t xml:space="preserve"> To je jedini put do bilo kakve tvrdnje o generalizaciji, i najvažniji sljedeći korak.</w:t>
+        <w:t>Nezavisne postavke.</w:t>
+      </w:r>
+      <w:r>
+        <w:t xml:space="preserve"> Drugi primjerci ventilatora i druga akustička okruženja potrebni su za procjenu generalizacije izvan postojeće postavke.</w:t>
       </w:r>
     </w:p>
     <w:p>
@@ -22543,10 +22414,10 @@
         <w:rPr>
           <w:b/>
         </w:rPr>
-        <w:t>Uzrok osjetljivosti kapije kvaliteta.</w:t>
-      </w:r>
-      <w:r>
-        <w:t xml:space="preserve"> Ispad u uskom pojasu oko frekvencije obrtanja je izmjeren i objašnjen kao svojstvo Mahalanobisove udaljenosti sa stranom kovarijansom, ali nije uklonjen.</w:t>
+        <w:t>Spektralne trake i kovarijansa.</w:t>
+      </w:r>
+      <w:r>
+        <w:t xml:space="preserve"> Osam najnižih traka ne sadrži FFT tačku, pa fiksna logaritamska donja granica narušava potpunu nezavisnost od pojačanja. Vrijedi odvojeno ispitati spajanje praznih traka i ograničavanje uticaja slabo varijabilnih komponenti. Svaka takva izmjena traži novi model i novu provjeru.</w:t>
       </w:r>
     </w:p>
     <w:p>
@@ -22580,7 +22451,13 @@
       </w:r>
     </w:p>
     <w:p>
-      <w:r>
+      <w:pPr>
+        <w:spacing w:after="0" w:line="20" w:lineRule="exact"/>
+      </w:pPr>
+      <w:r>
+        <w:rPr>
+          <w:sz w:val="2"/>
+        </w:rPr>
         <w:br w:type="page"/>
       </w:r>
     </w:p>
@@ -22588,7 +22465,7 @@
       <w:pPr>
         <w:pStyle w:val="Heading1"/>
       </w:pPr>
-      <w:bookmarkStart w:id="81" w:name="_Toc239182965"/>
+      <w:bookmarkStart w:id="81" w:name="_Toc239635606"/>
       <w:r>
         <w:rPr>
           <w:rFonts w:ascii="Arial" w:hAnsi="Arial"/>
@@ -22598,7 +22475,11 @@
       </w:r>
       <w:bookmarkEnd w:id="81"/>
     </w:p>
-    <w:p/>
+    <w:p>
+      <w:pPr>
+        <w:spacing w:after="0" w:line="240" w:lineRule="exact"/>
+      </w:pPr>
+    </w:p>
     <w:p>
       <w:pPr>
         <w:spacing w:after="120"/>
@@ -22736,10 +22617,10 @@
         <w:rPr>
           <w:i/>
         </w:rPr>
-        <w:t>ESP32-S3 Series Datasheet</w:t>
-      </w:r>
-      <w:r>
-        <w:t>, dostupno na: https://www.espressif.com/ (pristupljeno u avgustu 2026).</w:t>
+        <w:t>ESP32-S3-WROOM-1 &amp; ESP32-S3-WROOM-1U Datasheet</w:t>
+      </w:r>
+      <w:r>
+        <w:t>, v1.8. Dostupno: https://www.espressif.com/sites/default/files/documentation/esp32-s3-wroom-1_wroom-1u_datasheet_en.pdf (pristupljeno 6. septembra 2026).</w:t>
       </w:r>
     </w:p>
     <w:p>
@@ -22755,10 +22636,10 @@
         <w:rPr>
           <w:i/>
         </w:rPr>
-        <w:t>ESP-IDF Programming Guide v5.5</w:t>
-      </w:r>
-      <w:r>
-        <w:t>, dostupno na: https://docs.espressif.com/projects/esp-idf/ (pristupljeno u avgustu 2026).</w:t>
+        <w:t>ESP-IDF Programming Guide v5.5, ESP32-S3</w:t>
+      </w:r>
+      <w:r>
+        <w:t>. Dostupno: https://docs.espressif.com/projects/esp-idf/en/v5.5/esp32s3/ (pristupljeno 6. septembra 2026).</w:t>
       </w:r>
     </w:p>
     <w:p>
@@ -22819,7 +22700,13 @@
       </w:r>
     </w:p>
     <w:p>
-      <w:r>
+      <w:pPr>
+        <w:spacing w:after="0" w:line="20" w:lineRule="exact"/>
+      </w:pPr>
+      <w:r>
+        <w:rPr>
+          <w:sz w:val="2"/>
+        </w:rPr>
         <w:br w:type="page"/>
       </w:r>
     </w:p>
@@ -22827,7 +22714,7 @@
       <w:pPr>
         <w:pStyle w:val="Heading1"/>
       </w:pPr>
-      <w:bookmarkStart w:id="82" w:name="_Toc239182966"/>
+      <w:bookmarkStart w:id="82" w:name="_Toc239635607"/>
       <w:r>
         <w:rPr>
           <w:rFonts w:ascii="Arial" w:hAnsi="Arial"/>
@@ -22837,7 +22724,11 @@
       </w:r>
       <w:bookmarkEnd w:id="82"/>
     </w:p>
-    <w:p/>
+    <w:p>
+      <w:pPr>
+        <w:spacing w:after="0" w:line="240" w:lineRule="exact"/>
+      </w:pPr>
+    </w:p>
     <w:p>
       <w:pPr>
         <w:pStyle w:val="BodyText"/>
@@ -22864,7 +22755,13 @@
       </w:r>
     </w:p>
     <w:p>
-      <w:r>
+      <w:pPr>
+        <w:spacing w:after="0" w:line="20" w:lineRule="exact"/>
+      </w:pPr>
+      <w:r>
+        <w:rPr>
+          <w:sz w:val="2"/>
+        </w:rPr>
         <w:br w:type="page"/>
       </w:r>
     </w:p>
@@ -22872,7 +22769,7 @@
       <w:pPr>
         <w:pStyle w:val="Heading1"/>
       </w:pPr>
-      <w:bookmarkStart w:id="83" w:name="_Toc239182967"/>
+      <w:bookmarkStart w:id="83" w:name="_Toc239635608"/>
       <w:r>
         <w:rPr>
           <w:rFonts w:ascii="Arial" w:hAnsi="Arial"/>
@@ -22882,12 +22779,16 @@
       </w:r>
       <w:bookmarkEnd w:id="83"/>
     </w:p>
-    <w:p/>
+    <w:p>
+      <w:pPr>
+        <w:spacing w:after="0" w:line="240" w:lineRule="exact"/>
+      </w:pPr>
+    </w:p>
     <w:p>
       <w:pPr>
         <w:pStyle w:val="Heading2"/>
       </w:pPr>
-      <w:bookmarkStart w:id="84" w:name="_Toc239182968"/>
+      <w:bookmarkStart w:id="84" w:name="_Toc239635609"/>
       <w:r>
         <w:rPr>
           <w:rFonts w:ascii="Arial" w:hAnsi="Arial"/>
@@ -23045,7 +22946,7 @@
       <w:pPr>
         <w:pStyle w:val="Heading2"/>
       </w:pPr>
-      <w:bookmarkStart w:id="85" w:name="_Toc239182969"/>
+      <w:bookmarkStart w:id="85" w:name="_Toc239635610"/>
       <w:r>
         <w:rPr>
           <w:rFonts w:ascii="Arial" w:hAnsi="Arial"/>
@@ -23069,7 +22970,7 @@
         <w:keepNext/>
         <w:spacing w:before="200" w:after="60"/>
       </w:pPr>
-      <w:bookmarkStart w:id="86" w:name="_Toc239182996"/>
+      <w:bookmarkStart w:id="86" w:name="_Toc239635637"/>
       <w:r>
         <w:t>Tabela B.1. Zaključane politike i njihove verzije</w:t>
       </w:r>
@@ -23089,6 +22990,7 @@
       </w:tblGrid>
       <w:tr>
         <w:trPr>
+          <w:tblHeader/>
           <w:jc w:val="center"/>
         </w:trPr>
         <w:tc>
@@ -23097,6 +22999,7 @@
           </w:tcPr>
           <w:p>
             <w:pPr>
+              <w:keepNext/>
               <w:spacing w:after="40"/>
               <w:jc w:val="center"/>
             </w:pPr>
@@ -23115,6 +23018,7 @@
           </w:tcPr>
           <w:p>
             <w:pPr>
+              <w:keepNext/>
               <w:spacing w:after="40"/>
               <w:jc w:val="center"/>
             </w:pPr>
@@ -23133,6 +23037,7 @@
           </w:tcPr>
           <w:p>
             <w:pPr>
+              <w:keepNext/>
               <w:spacing w:after="40"/>
               <w:jc w:val="center"/>
             </w:pPr>
@@ -23148,6 +23053,7 @@
       </w:tr>
       <w:tr>
         <w:trPr>
+          <w:cantSplit/>
           <w:jc w:val="center"/>
         </w:trPr>
         <w:tc>
@@ -23202,6 +23108,7 @@
       </w:tr>
       <w:tr>
         <w:trPr>
+          <w:cantSplit/>
           <w:jc w:val="center"/>
         </w:trPr>
         <w:tc>
@@ -23256,6 +23163,7 @@
       </w:tr>
       <w:tr>
         <w:trPr>
+          <w:cantSplit/>
           <w:jc w:val="center"/>
         </w:trPr>
         <w:tc>
@@ -23310,6 +23218,7 @@
       </w:tr>
       <w:tr>
         <w:trPr>
+          <w:cantSplit/>
           <w:jc w:val="center"/>
         </w:trPr>
         <w:tc>
@@ -23364,6 +23273,7 @@
       </w:tr>
       <w:tr>
         <w:trPr>
+          <w:cantSplit/>
           <w:jc w:val="center"/>
         </w:trPr>
         <w:tc>
@@ -23418,6 +23328,7 @@
       </w:tr>
       <w:tr>
         <w:trPr>
+          <w:cantSplit/>
           <w:jc w:val="center"/>
         </w:trPr>
         <w:tc>
@@ -23472,6 +23383,7 @@
       </w:tr>
       <w:tr>
         <w:trPr>
+          <w:cantSplit/>
           <w:jc w:val="center"/>
         </w:trPr>
         <w:tc>
@@ -23543,11 +23455,12 @@
       <w:pPr>
         <w:pStyle w:val="Heading2"/>
       </w:pPr>
-      <w:bookmarkStart w:id="87" w:name="_Toc239182970"/>
+      <w:bookmarkStart w:id="87" w:name="_Toc239635611"/>
       <w:r>
         <w:rPr>
           <w:rFonts w:ascii="Arial" w:hAnsi="Arial"/>
         </w:rPr>
+        <w:lastRenderedPageBreak/>
         <w:t>Prilog C — primjer zapisa telemetrije</w:t>
       </w:r>
       <w:bookmarkEnd w:id="87"/>
@@ -23555,6 +23468,7 @@
     <w:p>
       <w:pPr>
         <w:pStyle w:val="BodyText"/>
+        <w:keepNext/>
         <w:ind w:firstLine="0"/>
       </w:pPr>
       <w:r>
@@ -23563,6 +23477,7 @@
     </w:p>
     <w:p>
       <w:pPr>
+        <w:keepNext/>
         <w:spacing w:after="0"/>
         <w:ind w:left="283"/>
       </w:pPr>
@@ -23576,6 +23491,7 @@
     </w:p>
     <w:p>
       <w:pPr>
+        <w:keepNext/>
         <w:spacing w:after="0"/>
         <w:ind w:left="283"/>
       </w:pPr>
@@ -23589,6 +23505,7 @@
     </w:p>
     <w:p>
       <w:pPr>
+        <w:keepNext/>
         <w:spacing w:after="0"/>
         <w:ind w:left="283"/>
       </w:pPr>
@@ -23602,6 +23519,7 @@
     </w:p>
     <w:p>
       <w:pPr>
+        <w:keepNext/>
         <w:spacing w:after="0"/>
         <w:ind w:left="283"/>
       </w:pPr>
@@ -23610,12 +23528,12 @@
           <w:rFonts w:ascii="Courier New" w:hAnsi="Courier New"/>
           <w:sz w:val="20"/>
         </w:rPr>
-        <w:lastRenderedPageBreak/>
         <w:t xml:space="preserve">         loo_mean=290.661407 loo_sd=123.838638 loo_cv=0.426058</w:t>
       </w:r>
     </w:p>
     <w:p>
       <w:pPr>
+        <w:keepNext/>
         <w:spacing w:after="0"/>
         <w:ind w:left="283"/>
       </w:pPr>
@@ -23629,6 +23547,7 @@
     </w:p>
     <w:p>
       <w:pPr>
+        <w:keepNext/>
         <w:spacing w:after="0"/>
         <w:ind w:left="283"/>
       </w:pPr>
@@ -23642,6 +23561,7 @@
     </w:p>
     <w:p>
       <w:pPr>
+        <w:keepNext/>
         <w:spacing w:after="0"/>
         <w:ind w:left="283"/>
       </w:pPr>
@@ -23655,6 +23575,7 @@
     </w:p>
     <w:p>
       <w:pPr>
+        <w:keepNext/>
         <w:spacing w:after="0"/>
         <w:ind w:left="283"/>
       </w:pPr>
@@ -23668,6 +23589,7 @@
     </w:p>
     <w:p>
       <w:pPr>
+        <w:keepNext/>
         <w:spacing w:after="0"/>
         <w:ind w:left="283"/>
       </w:pPr>
@@ -23981,31 +23903,31 @@
       </w:rPr>
     </w:lvl>
   </w:abstractNum>
-  <w:num w:numId="1" w16cid:durableId="1493521380">
+  <w:num w:numId="1" w16cid:durableId="1045299982">
     <w:abstractNumId w:val="8"/>
   </w:num>
-  <w:num w:numId="2" w16cid:durableId="637028654">
+  <w:num w:numId="2" w16cid:durableId="1196118779">
     <w:abstractNumId w:val="6"/>
   </w:num>
-  <w:num w:numId="3" w16cid:durableId="443154770">
+  <w:num w:numId="3" w16cid:durableId="838080165">
     <w:abstractNumId w:val="5"/>
   </w:num>
-  <w:num w:numId="4" w16cid:durableId="1096025609">
+  <w:num w:numId="4" w16cid:durableId="412631849">
     <w:abstractNumId w:val="4"/>
   </w:num>
-  <w:num w:numId="5" w16cid:durableId="45422767">
+  <w:num w:numId="5" w16cid:durableId="1774281447">
     <w:abstractNumId w:val="7"/>
   </w:num>
-  <w:num w:numId="6" w16cid:durableId="1970238116">
+  <w:num w:numId="6" w16cid:durableId="153768754">
     <w:abstractNumId w:val="3"/>
   </w:num>
-  <w:num w:numId="7" w16cid:durableId="1920089611">
+  <w:num w:numId="7" w16cid:durableId="1048382454">
     <w:abstractNumId w:val="2"/>
   </w:num>
-  <w:num w:numId="8" w16cid:durableId="1783381839">
+  <w:num w:numId="8" w16cid:durableId="1177236004">
     <w:abstractNumId w:val="1"/>
   </w:num>
-  <w:num w:numId="9" w16cid:durableId="1192916186">
+  <w:num w:numId="9" w16cid:durableId="719286511">
     <w:abstractNumId w:val="0"/>
   </w:num>
 </w:numbering>
@@ -35421,7 +35343,7 @@
     <w:autoRedefine/>
     <w:uiPriority w:val="39"/>
     <w:unhideWhenUsed/>
-    <w:rsid w:val="002214AD"/>
+    <w:rsid w:val="00AD1C9B"/>
     <w:pPr>
       <w:spacing w:after="100"/>
     </w:pPr>
@@ -35433,7 +35355,7 @@
     <w:autoRedefine/>
     <w:uiPriority w:val="39"/>
     <w:unhideWhenUsed/>
-    <w:rsid w:val="002214AD"/>
+    <w:rsid w:val="00AD1C9B"/>
     <w:pPr>
       <w:spacing w:after="100"/>
       <w:ind w:left="220"/>
@@ -35446,7 +35368,7 @@
     <w:autoRedefine/>
     <w:uiPriority w:val="39"/>
     <w:unhideWhenUsed/>
-    <w:rsid w:val="002214AD"/>
+    <w:rsid w:val="00AD1C9B"/>
     <w:pPr>
       <w:spacing w:after="100"/>
       <w:ind w:left="440"/>
@@ -35457,7 +35379,7 @@
     <w:basedOn w:val="DefaultParagraphFont"/>
     <w:uiPriority w:val="99"/>
     <w:unhideWhenUsed/>
-    <w:rsid w:val="002214AD"/>
+    <w:rsid w:val="00AD1C9B"/>
     <w:rPr>
       <w:color w:val="0000FF" w:themeColor="hyperlink"/>
       <w:u w:val="single"/>
